--- a/DTSC-540_Intro_to_AI/Assignment_module7.docx
+++ b/DTSC-540_Intro_to_AI/Assignment_module7.docx
@@ -21,9 +21,6 @@
         <w:jc w:val="center"/>
       </w:pPr>
       <w:r>
-        <w:br/>
-      </w:r>
-      <w:r>
         <w:t xml:space="preserve">Module </w:t>
       </w:r>
       <w:r>
@@ -64,244 +61,330 @@
     </w:p>
     <w:p>
       <w:pPr>
-        <w:numPr>
-          <w:ilvl w:val="0"/>
-          <w:numId w:val="11"/>
-        </w:numPr>
-        <w:spacing w:before="240" w:after="0" w:line="240" w:lineRule="auto"/>
+        <w:spacing w:after="0" w:line="240" w:lineRule="auto"/>
         <w:textAlignment w:val="baseline"/>
-        <w:rPr>
-          <w:rFonts w:ascii="Arial" w:eastAsia="Times New Roman" w:hAnsi="Arial" w:cs="Arial"/>
-          <w:color w:val="000000"/>
-          <w:kern w:val="0"/>
-          <w14:ligatures w14:val="none"/>
-        </w:rPr>
-      </w:pPr>
-      <w:r>
-        <w:rPr>
-          <w:rFonts w:ascii="Arial" w:eastAsia="Times New Roman" w:hAnsi="Arial" w:cs="Arial"/>
+      </w:pPr>
+    </w:p>
+    <w:p>
+      <w:r>
+        <w:rPr>
           <w:b/>
           <w:bCs/>
-          <w:color w:val="000000"/>
-          <w:kern w:val="0"/>
-          <w14:ligatures w14:val="none"/>
-        </w:rPr>
-        <w:t xml:space="preserve">Task: </w:t>
-      </w:r>
-      <w:r>
-        <w:rPr>
-          <w:rFonts w:ascii="Arial" w:eastAsia="Times New Roman" w:hAnsi="Arial" w:cs="Arial"/>
-          <w:color w:val="000000"/>
-          <w:kern w:val="0"/>
-          <w14:ligatures w14:val="none"/>
-        </w:rPr>
-        <w:t xml:space="preserve">Generate questions about faith and spirituality that genuinely interest you. Take time to reflect on some of the deeper questions you have or have had, whether those are specific theological questions or broader philosophical questions. </w:t>
-      </w:r>
-      <w:r>
-        <w:rPr>
-          <w:rFonts w:ascii="Arial" w:eastAsia="Times New Roman" w:hAnsi="Arial" w:cs="Arial"/>
-          <w:color w:val="000000"/>
-          <w:kern w:val="0"/>
-          <w14:ligatures w14:val="none"/>
-        </w:rPr>
-        <w:br/>
-      </w:r>
-      <w:r>
-        <w:rPr>
-          <w:rFonts w:ascii="Arial" w:eastAsia="Times New Roman" w:hAnsi="Arial" w:cs="Arial"/>
-          <w:color w:val="000000"/>
-          <w:kern w:val="0"/>
-          <w14:ligatures w14:val="none"/>
-        </w:rPr>
-        <w:br/>
+        </w:rPr>
+        <w:t xml:space="preserve">Question 1 </w:t>
+      </w:r>
+      <w:r>
+        <w:rPr>
+          <w:b/>
+          <w:bCs/>
+        </w:rPr>
+        <w:t xml:space="preserve">- </w:t>
+      </w:r>
+      <w:r>
+        <w:t>Prompt Engineering Technique: Chain of Thought</w:t>
       </w:r>
     </w:p>
     <w:p>
-      <w:pPr>
-        <w:numPr>
-          <w:ilvl w:val="1"/>
-          <w:numId w:val="11"/>
-        </w:numPr>
-        <w:spacing w:after="0" w:line="240" w:lineRule="auto"/>
-        <w:textAlignment w:val="baseline"/>
-        <w:rPr>
-          <w:rFonts w:ascii="Arial" w:eastAsia="Times New Roman" w:hAnsi="Arial" w:cs="Arial"/>
-          <w:color w:val="000000"/>
-          <w:kern w:val="0"/>
-          <w14:ligatures w14:val="none"/>
-        </w:rPr>
-      </w:pPr>
-      <w:r>
-        <w:rPr>
-          <w:rFonts w:ascii="Arial" w:eastAsia="Times New Roman" w:hAnsi="Arial" w:cs="Arial"/>
-          <w:color w:val="000000"/>
-          <w:kern w:val="0"/>
-          <w14:ligatures w14:val="none"/>
-        </w:rPr>
-        <w:t xml:space="preserve">Create </w:t>
-      </w:r>
-      <w:r>
-        <w:rPr>
-          <w:rFonts w:ascii="Arial" w:eastAsia="Times New Roman" w:hAnsi="Arial" w:cs="Arial"/>
+      <w:r>
+        <w:t xml:space="preserve">Answer as if you do </w:t>
+      </w:r>
+      <w:r>
+        <w:t xml:space="preserve">not have a religious background.  Outside of religious tradition, do </w:t>
+      </w:r>
+      <w:r>
+        <w:t xml:space="preserve">you </w:t>
+      </w:r>
+      <w:r>
+        <w:t xml:space="preserve">believe there is evidence that </w:t>
+      </w:r>
+      <w:r>
+        <w:t xml:space="preserve">life on Earth </w:t>
+      </w:r>
+      <w:r>
+        <w:t xml:space="preserve">came to be because of </w:t>
+      </w:r>
+      <w:r>
+        <w:t xml:space="preserve">a Creator? </w:t>
+      </w:r>
+      <w:r>
+        <w:t>How would your answer change if you answered from the perspective of a person with a religious background</w:t>
+      </w:r>
+      <w:r>
+        <w:t xml:space="preserve">? </w:t>
+      </w:r>
+      <w:r>
+        <w:br/>
+      </w:r>
+    </w:p>
+    <w:p>
+      <w:r>
+        <w:rPr>
           <w:b/>
           <w:bCs/>
-          <w:color w:val="000000"/>
-          <w:kern w:val="0"/>
-          <w14:ligatures w14:val="none"/>
-        </w:rPr>
-        <w:t>5 questions</w:t>
-      </w:r>
-      <w:r>
-        <w:rPr>
-          <w:rFonts w:ascii="Arial" w:eastAsia="Times New Roman" w:hAnsi="Arial" w:cs="Arial"/>
-          <w:color w:val="000000"/>
-          <w:kern w:val="0"/>
-          <w14:ligatures w14:val="none"/>
-        </w:rPr>
-        <w:t xml:space="preserve"> using </w:t>
-      </w:r>
-      <w:r>
-        <w:rPr>
-          <w:rFonts w:ascii="Arial" w:eastAsia="Times New Roman" w:hAnsi="Arial" w:cs="Arial"/>
+        </w:rPr>
+        <w:t xml:space="preserve">Question </w:t>
+      </w:r>
+      <w:r>
+        <w:rPr>
           <w:b/>
           <w:bCs/>
-          <w:color w:val="000000"/>
-          <w:kern w:val="0"/>
-          <w14:ligatures w14:val="none"/>
-        </w:rPr>
-        <w:t>prompt engineering techniques</w:t>
-      </w:r>
-      <w:r>
-        <w:rPr>
-          <w:rFonts w:ascii="Arial" w:eastAsia="Times New Roman" w:hAnsi="Arial" w:cs="Arial"/>
-          <w:color w:val="000000"/>
-          <w:kern w:val="0"/>
-          <w14:ligatures w14:val="none"/>
-        </w:rPr>
-        <w:t xml:space="preserve"> from Module 5 to ensure both humans and LLMs can answer meaningfully. Name the prompt engineering technique you used for each question. </w:t>
-      </w:r>
-      <w:r>
-        <w:rPr>
-          <w:rFonts w:ascii="Arial" w:eastAsia="Times New Roman" w:hAnsi="Arial" w:cs="Arial"/>
-          <w:color w:val="000000"/>
-          <w:kern w:val="0"/>
-          <w14:ligatures w14:val="none"/>
-        </w:rPr>
-        <w:br/>
-      </w:r>
-      <w:r>
-        <w:rPr>
-          <w:rFonts w:ascii="Arial" w:eastAsia="Times New Roman" w:hAnsi="Arial" w:cs="Arial"/>
-          <w:color w:val="000000"/>
-          <w:kern w:val="0"/>
-          <w14:ligatures w14:val="none"/>
-        </w:rPr>
-        <w:br/>
+        </w:rPr>
+        <w:t>2</w:t>
+      </w:r>
+      <w:r>
+        <w:rPr>
+          <w:b/>
+          <w:bCs/>
+        </w:rPr>
+        <w:t xml:space="preserve"> -</w:t>
+      </w:r>
+      <w:r>
+        <w:t xml:space="preserve"> </w:t>
+      </w:r>
+      <w:r>
+        <w:t>Prompt Engineering Technique: Few Shot</w:t>
       </w:r>
     </w:p>
     <w:p>
-      <w:pPr>
-        <w:numPr>
-          <w:ilvl w:val="1"/>
-          <w:numId w:val="11"/>
-        </w:numPr>
-        <w:spacing w:after="0" w:line="240" w:lineRule="auto"/>
-        <w:textAlignment w:val="baseline"/>
-        <w:rPr>
-          <w:rFonts w:ascii="Arial" w:eastAsia="Times New Roman" w:hAnsi="Arial" w:cs="Arial"/>
-          <w:color w:val="000000"/>
-          <w:kern w:val="0"/>
-          <w14:ligatures w14:val="none"/>
-        </w:rPr>
-      </w:pPr>
-      <w:r>
-        <w:rPr>
-          <w:rFonts w:ascii="Arial" w:eastAsia="Times New Roman" w:hAnsi="Arial" w:cs="Arial"/>
+      <w:r>
+        <w:t>Answer as if you</w:t>
+      </w:r>
+      <w:r>
+        <w:t xml:space="preserve"> </w:t>
+      </w:r>
+      <w:r>
+        <w:t>have a religious background.</w:t>
+      </w:r>
+      <w:r>
+        <w:t xml:space="preserve"> </w:t>
+      </w:r>
+      <w:r>
+        <w:t>What does it mean to have faith in God? How does a person know if they have faith?</w:t>
+      </w:r>
+      <w:r>
+        <w:t xml:space="preserve"> </w:t>
+      </w:r>
+      <w:r>
+        <w:t xml:space="preserve">Explain why </w:t>
+      </w:r>
+      <w:r>
+        <w:t xml:space="preserve">AI </w:t>
+      </w:r>
+      <w:r>
+        <w:t xml:space="preserve">can or cannot </w:t>
+      </w:r>
+      <w:r>
+        <w:t xml:space="preserve">have faith? </w:t>
+      </w:r>
+    </w:p>
+    <w:p>
+      <w:r>
+        <w:br/>
+      </w:r>
+      <w:r>
+        <w:rPr>
           <w:b/>
           <w:bCs/>
-          <w:color w:val="000000"/>
-          <w:kern w:val="0"/>
-          <w14:ligatures w14:val="none"/>
-        </w:rPr>
-        <w:t>Example starter questions:</w:t>
+        </w:rPr>
+        <w:t xml:space="preserve">Question </w:t>
+      </w:r>
+      <w:r>
+        <w:rPr>
+          <w:b/>
+          <w:bCs/>
+        </w:rPr>
+        <w:t>3</w:t>
+      </w:r>
+      <w:r>
+        <w:rPr>
+          <w:b/>
+          <w:bCs/>
+        </w:rPr>
+        <w:t xml:space="preserve"> </w:t>
+      </w:r>
+      <w:r>
+        <w:rPr>
+          <w:b/>
+          <w:bCs/>
+        </w:rPr>
+        <w:t xml:space="preserve">- </w:t>
+      </w:r>
+      <w:r>
+        <w:t>Prompt Engineering Technique: Zero Shot</w:t>
       </w:r>
     </w:p>
     <w:p>
-      <w:pPr>
-        <w:numPr>
-          <w:ilvl w:val="2"/>
-          <w:numId w:val="11"/>
-        </w:numPr>
-        <w:spacing w:after="0" w:line="240" w:lineRule="auto"/>
-        <w:textAlignment w:val="baseline"/>
-        <w:rPr>
-          <w:rFonts w:ascii="Arial" w:eastAsia="Times New Roman" w:hAnsi="Arial" w:cs="Arial"/>
-          <w:color w:val="000000"/>
-          <w:kern w:val="0"/>
-          <w14:ligatures w14:val="none"/>
-        </w:rPr>
-      </w:pPr>
-      <w:r>
-        <w:rPr>
-          <w:rFonts w:ascii="Arial" w:eastAsia="Times New Roman" w:hAnsi="Arial" w:cs="Arial"/>
-          <w:color w:val="000000"/>
-          <w:kern w:val="0"/>
-          <w14:ligatures w14:val="none"/>
-        </w:rPr>
-        <w:t>What does it mean to have a “soul” or “spirit”? Could AIs ever have either?</w:t>
+      <w:r>
+        <w:t xml:space="preserve">Answer as if you </w:t>
+      </w:r>
+      <w:r>
+        <w:t xml:space="preserve">were a secular historian who studies </w:t>
+      </w:r>
+      <w:r>
+        <w:t>religio</w:t>
+      </w:r>
+      <w:r>
+        <w:t>n</w:t>
+      </w:r>
+      <w:r>
+        <w:t>s</w:t>
+      </w:r>
+      <w:r>
+        <w:t xml:space="preserve">. </w:t>
+      </w:r>
+      <w:r>
+        <w:t>Why do you think there are so many different religions?</w:t>
+      </w:r>
+      <w:r>
+        <w:t xml:space="preserve"> </w:t>
       </w:r>
     </w:p>
     <w:p>
-      <w:pPr>
-        <w:numPr>
-          <w:ilvl w:val="2"/>
-          <w:numId w:val="11"/>
-        </w:numPr>
-        <w:spacing w:after="0" w:line="240" w:lineRule="auto"/>
-        <w:textAlignment w:val="baseline"/>
-        <w:rPr>
-          <w:rFonts w:ascii="Arial" w:eastAsia="Times New Roman" w:hAnsi="Arial" w:cs="Arial"/>
-          <w:color w:val="000000"/>
-          <w:kern w:val="0"/>
-          <w14:ligatures w14:val="none"/>
-        </w:rPr>
-      </w:pPr>
-      <w:r>
-        <w:rPr>
-          <w:rFonts w:ascii="Arial" w:eastAsia="Times New Roman" w:hAnsi="Arial" w:cs="Arial"/>
-          <w:color w:val="000000"/>
-          <w:kern w:val="0"/>
-          <w14:ligatures w14:val="none"/>
-        </w:rPr>
-        <w:t>How does the Imago Dei influence humans' view of creativity and work?</w:t>
+      <w:r>
+        <w:br/>
+      </w:r>
+      <w:r>
+        <w:rPr>
+          <w:b/>
+          <w:bCs/>
+        </w:rPr>
+        <w:t xml:space="preserve">Question </w:t>
+      </w:r>
+      <w:r>
+        <w:rPr>
+          <w:b/>
+          <w:bCs/>
+        </w:rPr>
+        <w:t>4</w:t>
+      </w:r>
+      <w:r>
+        <w:rPr>
+          <w:b/>
+          <w:bCs/>
+        </w:rPr>
+        <w:t xml:space="preserve"> – </w:t>
+      </w:r>
+      <w:r>
+        <w:t>Prompt Engineering Technique: Zero Shot</w:t>
+      </w:r>
+      <w:r>
+        <w:br/>
+      </w:r>
+      <w:r>
+        <w:br/>
+        <w:t>Answer as if you were a person of faith. Why does God let bad things happen to good people?</w:t>
       </w:r>
     </w:p>
     <w:p>
-      <w:pPr>
-        <w:numPr>
-          <w:ilvl w:val="2"/>
-          <w:numId w:val="11"/>
-        </w:numPr>
-        <w:spacing w:after="0" w:line="240" w:lineRule="auto"/>
-        <w:textAlignment w:val="baseline"/>
-        <w:rPr>
-          <w:rFonts w:ascii="Arial" w:eastAsia="Times New Roman" w:hAnsi="Arial" w:cs="Arial"/>
-          <w:color w:val="000000"/>
-          <w:kern w:val="0"/>
-          <w14:ligatures w14:val="none"/>
-        </w:rPr>
-      </w:pPr>
-      <w:r>
-        <w:rPr>
-          <w:rFonts w:ascii="Arial" w:eastAsia="Times New Roman" w:hAnsi="Arial" w:cs="Arial"/>
-          <w:color w:val="000000"/>
-          <w:kern w:val="0"/>
-          <w14:ligatures w14:val="none"/>
-        </w:rPr>
-        <w:t>Can AI ever truly “know” God, or will it forever be limited to simulating religious language?</w:t>
+      <w:r>
+        <w:rPr>
+          <w:b/>
+          <w:bCs/>
+        </w:rPr>
+        <w:br/>
+      </w:r>
+      <w:r>
+        <w:rPr>
+          <w:b/>
+          <w:bCs/>
+        </w:rPr>
+        <w:t xml:space="preserve">Question </w:t>
+      </w:r>
+      <w:r>
+        <w:rPr>
+          <w:b/>
+          <w:bCs/>
+        </w:rPr>
+        <w:t>5</w:t>
+      </w:r>
+      <w:r>
+        <w:rPr>
+          <w:b/>
+          <w:bCs/>
+        </w:rPr>
+        <w:t xml:space="preserve"> - </w:t>
+      </w:r>
+      <w:r>
+        <w:t>Prompt Engineering Technique: Chain of Thought</w:t>
       </w:r>
     </w:p>
-    <w:p/>
+    <w:p>
+      <w:r>
+        <w:t xml:space="preserve">Answer as if you were a </w:t>
+      </w:r>
+      <w:r>
+        <w:t xml:space="preserve">scholar of human behavior. </w:t>
+      </w:r>
+      <w:r>
+        <w:t xml:space="preserve">If </w:t>
+      </w:r>
+      <w:r>
+        <w:t>extraterrestrials</w:t>
+      </w:r>
+      <w:r>
+        <w:t xml:space="preserve"> </w:t>
+      </w:r>
+      <w:r>
+        <w:t>contacted</w:t>
+      </w:r>
+      <w:r>
+        <w:t xml:space="preserve"> </w:t>
+      </w:r>
+      <w:r>
+        <w:t>humans</w:t>
+      </w:r>
+      <w:r>
+        <w:t xml:space="preserve">, do you think humans would start a religion worshipping them.  </w:t>
+      </w:r>
+      <w:r>
+        <w:t>I</w:t>
+      </w:r>
+      <w:r>
+        <w:t xml:space="preserve">f the </w:t>
+      </w:r>
+      <w:r>
+        <w:t>extraterrestrials</w:t>
+      </w:r>
+      <w:r>
+        <w:t xml:space="preserve"> refused to be worshipped and </w:t>
+      </w:r>
+      <w:r>
+        <w:t xml:space="preserve">stated that God had visited them and established a </w:t>
+      </w:r>
+      <w:r>
+        <w:t xml:space="preserve">religion </w:t>
+      </w:r>
+      <w:r>
+        <w:t xml:space="preserve">that </w:t>
+      </w:r>
+      <w:r>
+        <w:t xml:space="preserve">agreed with </w:t>
+      </w:r>
+      <w:r>
+        <w:t xml:space="preserve">only </w:t>
+      </w:r>
+      <w:r>
+        <w:t>one of the religio</w:t>
+      </w:r>
+      <w:r>
+        <w:t>u</w:t>
+      </w:r>
+      <w:r>
+        <w:t xml:space="preserve">s </w:t>
+      </w:r>
+      <w:r>
+        <w:t xml:space="preserve">sects </w:t>
+      </w:r>
+      <w:r>
+        <w:t>on Earth</w:t>
+      </w:r>
+      <w:r>
+        <w:t>,</w:t>
+      </w:r>
+      <w:r>
+        <w:t xml:space="preserve"> what do you think would happen?  </w:t>
+      </w:r>
+    </w:p>
     <w:p>
       <w:pPr>
         <w:pStyle w:val="Heading1"/>
@@ -407,7 +490,17 @@
           <w:kern w:val="0"/>
           <w14:ligatures w14:val="none"/>
         </w:rPr>
-        <w:t xml:space="preserve"> (ask for clarification, push back, explore alternative theological or philosophical positions). Try to </w:t>
+        <w:t xml:space="preserve"> (ask for clarification, push back, explore alternative theological or </w:t>
+      </w:r>
+      <w:r>
+        <w:rPr>
+          <w:rFonts w:ascii="Arial" w:eastAsia="Times New Roman" w:hAnsi="Arial" w:cs="Arial"/>
+          <w:color w:val="000000"/>
+          <w:kern w:val="0"/>
+          <w14:ligatures w14:val="none"/>
+        </w:rPr>
+        <w:lastRenderedPageBreak/>
+        <w:t xml:space="preserve">philosophical positions). Try to </w:t>
       </w:r>
       <w:r>
         <w:rPr>
@@ -633,7 +726,6 @@
         <w:rPr>
           <w:rFonts w:asciiTheme="minorHAnsi" w:hAnsiTheme="minorHAnsi" w:cstheme="minorBidi"/>
         </w:rPr>
-        <w:lastRenderedPageBreak/>
         <w:t xml:space="preserve">Part </w:t>
       </w:r>
       <w:r>
@@ -3260,7 +3352,7 @@
   <w:style w:type="paragraph" w:default="1" w:styleId="Normal">
     <w:name w:val="Normal"/>
     <w:qFormat/>
-    <w:rsid w:val="00282E83"/>
+    <w:rsid w:val="003372B2"/>
   </w:style>
   <w:style w:type="paragraph" w:styleId="Heading1">
     <w:name w:val="heading 1"/>
@@ -3464,7 +3556,6 @@
   <w:style w:type="character" w:default="1" w:styleId="DefaultParagraphFont">
     <w:name w:val="Default Paragraph Font"/>
     <w:uiPriority w:val="1"/>
-    <w:semiHidden/>
     <w:unhideWhenUsed/>
   </w:style>
   <w:style w:type="table" w:default="1" w:styleId="TableNormal">

--- a/DTSC-540_Intro_to_AI/Assignment_module7.docx
+++ b/DTSC-540_Intro_to_AI/Assignment_module7.docx
@@ -19,23 +19,51 @@
       <w:pPr>
         <w:pStyle w:val="Title"/>
         <w:jc w:val="center"/>
-      </w:pPr>
-      <w:r>
+        <w:rPr>
+          <w:sz w:val="52"/>
+          <w:szCs w:val="52"/>
+        </w:rPr>
+      </w:pPr>
+      <w:r>
+        <w:rPr>
+          <w:sz w:val="52"/>
+          <w:szCs w:val="52"/>
+        </w:rPr>
         <w:t xml:space="preserve">Module </w:t>
       </w:r>
       <w:r>
+        <w:rPr>
+          <w:sz w:val="52"/>
+          <w:szCs w:val="52"/>
+        </w:rPr>
         <w:t>7</w:t>
       </w:r>
       <w:r>
+        <w:rPr>
+          <w:sz w:val="52"/>
+          <w:szCs w:val="52"/>
+        </w:rPr>
         <w:t xml:space="preserve"> Assignment</w:t>
       </w:r>
       <w:r>
+        <w:rPr>
+          <w:sz w:val="52"/>
+          <w:szCs w:val="52"/>
+        </w:rPr>
         <w:br/>
       </w:r>
       <w:r>
+        <w:rPr>
+          <w:sz w:val="52"/>
+          <w:szCs w:val="52"/>
+        </w:rPr>
         <w:t>AI</w:t>
       </w:r>
       <w:r>
+        <w:rPr>
+          <w:sz w:val="52"/>
+          <w:szCs w:val="52"/>
+        </w:rPr>
         <w:t>, Faith, and Humanity</w:t>
       </w:r>
     </w:p>
@@ -89,7 +117,19 @@
         <w:t xml:space="preserve">Answer as if you do </w:t>
       </w:r>
       <w:r>
-        <w:t xml:space="preserve">not have a religious background.  Outside of religious tradition, do </w:t>
+        <w:t xml:space="preserve">not have a religious background.  </w:t>
+      </w:r>
+      <w:r>
+        <w:t xml:space="preserve">Limit your response to </w:t>
+      </w:r>
+      <w:r>
+        <w:t>150</w:t>
+      </w:r>
+      <w:r>
+        <w:t xml:space="preserve"> words. </w:t>
+      </w:r>
+      <w:r>
+        <w:t xml:space="preserve">Outside of religious tradition, do </w:t>
       </w:r>
       <w:r>
         <w:t xml:space="preserve">you </w:t>
@@ -122,430 +162,509 @@
           <w:b/>
           <w:bCs/>
         </w:rPr>
-        <w:t xml:space="preserve">Question </w:t>
+        <w:t>Question 2</w:t>
       </w:r>
       <w:r>
         <w:rPr>
           <w:b/>
           <w:bCs/>
         </w:rPr>
-        <w:t>2</w:t>
+        <w:t xml:space="preserve"> -</w:t>
+      </w:r>
+      <w:r>
+        <w:t xml:space="preserve"> Prompt Engineering Technique: </w:t>
+      </w:r>
+      <w:r>
+        <w:t>Zero</w:t>
+      </w:r>
+      <w:r>
+        <w:t xml:space="preserve"> Shot</w:t>
+      </w:r>
+    </w:p>
+    <w:p>
+      <w:r>
+        <w:t xml:space="preserve">Answer as if you </w:t>
+      </w:r>
+      <w:r>
+        <w:t xml:space="preserve">have a religious background. </w:t>
+      </w:r>
+      <w:r>
+        <w:t xml:space="preserve">Limit your response to </w:t>
+      </w:r>
+      <w:r>
+        <w:t xml:space="preserve">150 </w:t>
+      </w:r>
+      <w:r>
+        <w:t>words.</w:t>
+      </w:r>
+      <w:r>
+        <w:t xml:space="preserve"> </w:t>
+      </w:r>
+      <w:r>
+        <w:t>What does it mean to have faith in God? How does a person know if they have faith?</w:t>
+      </w:r>
+      <w:r>
+        <w:t xml:space="preserve"> </w:t>
+      </w:r>
+      <w:r>
+        <w:t xml:space="preserve">Explain why </w:t>
+      </w:r>
+      <w:r>
+        <w:t xml:space="preserve">AI </w:t>
+      </w:r>
+      <w:r>
+        <w:t xml:space="preserve">can or cannot </w:t>
+      </w:r>
+      <w:r>
+        <w:t xml:space="preserve">have faith? </w:t>
+      </w:r>
+    </w:p>
+    <w:p>
+      <w:r>
+        <w:br/>
       </w:r>
       <w:r>
         <w:rPr>
           <w:b/>
           <w:bCs/>
         </w:rPr>
-        <w:t xml:space="preserve"> -</w:t>
-      </w:r>
-      <w:r>
-        <w:t xml:space="preserve"> </w:t>
-      </w:r>
-      <w:r>
-        <w:t>Prompt Engineering Technique: Few Shot</w:t>
-      </w:r>
-    </w:p>
-    <w:p>
-      <w:r>
-        <w:t>Answer as if you</w:t>
-      </w:r>
-      <w:r>
-        <w:t xml:space="preserve"> </w:t>
-      </w:r>
-      <w:r>
-        <w:t>have a religious background.</w:t>
-      </w:r>
-      <w:r>
-        <w:t xml:space="preserve"> </w:t>
-      </w:r>
-      <w:r>
-        <w:t>What does it mean to have faith in God? How does a person know if they have faith?</w:t>
-      </w:r>
-      <w:r>
-        <w:t xml:space="preserve"> </w:t>
-      </w:r>
-      <w:r>
-        <w:t xml:space="preserve">Explain why </w:t>
-      </w:r>
-      <w:r>
-        <w:t xml:space="preserve">AI </w:t>
-      </w:r>
-      <w:r>
-        <w:t xml:space="preserve">can or cannot </w:t>
-      </w:r>
-      <w:r>
-        <w:t xml:space="preserve">have faith? </w:t>
-      </w:r>
-    </w:p>
-    <w:p>
-      <w:r>
-        <w:br/>
+        <w:t>Question 3</w:t>
       </w:r>
       <w:r>
         <w:rPr>
           <w:b/>
           <w:bCs/>
         </w:rPr>
-        <w:t xml:space="preserve">Question </w:t>
+        <w:t xml:space="preserve"> </w:t>
       </w:r>
       <w:r>
         <w:rPr>
           <w:b/>
           <w:bCs/>
         </w:rPr>
-        <w:t>3</w:t>
+        <w:t xml:space="preserve">- </w:t>
+      </w:r>
+      <w:r>
+        <w:t>Prompt Engineering Technique: Zero Shot</w:t>
+      </w:r>
+    </w:p>
+    <w:p>
+      <w:r>
+        <w:t xml:space="preserve">Answer as if you were a secular historian who studies religions. </w:t>
+      </w:r>
+      <w:r>
+        <w:t xml:space="preserve">Limit your response to </w:t>
+      </w:r>
+      <w:r>
+        <w:t xml:space="preserve">150 </w:t>
+      </w:r>
+      <w:r>
+        <w:t>words.</w:t>
+      </w:r>
+      <w:r>
+        <w:t xml:space="preserve"> </w:t>
+      </w:r>
+      <w:r>
+        <w:t>Why do you think there are so many different religions?</w:t>
+      </w:r>
+      <w:r>
+        <w:t xml:space="preserve"> </w:t>
+      </w:r>
+    </w:p>
+    <w:p>
+      <w:r>
+        <w:br/>
       </w:r>
       <w:r>
         <w:rPr>
           <w:b/>
           <w:bCs/>
         </w:rPr>
-        <w:t xml:space="preserve"> </w:t>
+        <w:t>Question 4</w:t>
       </w:r>
       <w:r>
         <w:rPr>
           <w:b/>
           <w:bCs/>
         </w:rPr>
-        <w:t xml:space="preserve">- </w:t>
+        <w:t xml:space="preserve"> – </w:t>
       </w:r>
       <w:r>
         <w:t>Prompt Engineering Technique: Zero Shot</w:t>
       </w:r>
-    </w:p>
-    <w:p>
-      <w:r>
-        <w:t xml:space="preserve">Answer as if you </w:t>
-      </w:r>
-      <w:r>
-        <w:t xml:space="preserve">were a secular historian who studies </w:t>
-      </w:r>
-      <w:r>
-        <w:t>religio</w:t>
-      </w:r>
-      <w:r>
-        <w:t>n</w:t>
-      </w:r>
-      <w:r>
-        <w:t>s</w:t>
-      </w:r>
-      <w:r>
-        <w:t xml:space="preserve">. </w:t>
-      </w:r>
-      <w:r>
-        <w:t>Why do you think there are so many different religions?</w:t>
+      <w:r>
+        <w:br/>
+      </w:r>
+      <w:r>
+        <w:br/>
+        <w:t>Answer as if you were a person of faith.</w:t>
       </w:r>
       <w:r>
         <w:t xml:space="preserve"> </w:t>
       </w:r>
-    </w:p>
-    <w:p>
+      <w:r>
+        <w:t xml:space="preserve">Limit your response to </w:t>
+      </w:r>
+      <w:r>
+        <w:t xml:space="preserve">150 </w:t>
+      </w:r>
+      <w:r>
+        <w:t>words.</w:t>
+      </w:r>
+      <w:r>
+        <w:t xml:space="preserve"> </w:t>
+      </w:r>
+      <w:r>
+        <w:t>Why does God let bad things happen to good people?</w:t>
+      </w:r>
       <w:r>
         <w:br/>
       </w:r>
+      <w:r>
+        <w:br/>
+        <w:t xml:space="preserve">Pushback:  </w:t>
+      </w:r>
+      <w:r>
+        <w:t>Why won't God remove such tragedies as flood, famine, earthquake, etc</w:t>
+      </w:r>
+      <w:r>
+        <w:t>.</w:t>
+      </w:r>
+      <w:r>
+        <w:t>?</w:t>
+      </w:r>
+      <w:r>
+        <w:t xml:space="preserve"> Limit response to 100 words</w:t>
+      </w:r>
+    </w:p>
+    <w:p>
       <w:r>
         <w:rPr>
           <w:b/>
           <w:bCs/>
         </w:rPr>
-        <w:t xml:space="preserve">Question </w:t>
+        <w:br/>
       </w:r>
       <w:r>
         <w:rPr>
           <w:b/>
           <w:bCs/>
         </w:rPr>
-        <w:t>4</w:t>
+        <w:t xml:space="preserve">Question </w:t>
       </w:r>
       <w:r>
         <w:rPr>
           <w:b/>
           <w:bCs/>
         </w:rPr>
-        <w:t xml:space="preserve"> – </w:t>
-      </w:r>
-      <w:r>
-        <w:t>Prompt Engineering Technique: Zero Shot</w:t>
-      </w:r>
-      <w:r>
-        <w:br/>
-      </w:r>
-      <w:r>
-        <w:br/>
-        <w:t>Answer as if you were a person of faith. Why does God let bad things happen to good people?</w:t>
-      </w:r>
-    </w:p>
-    <w:p>
+        <w:t>5</w:t>
+      </w:r>
       <w:r>
         <w:rPr>
           <w:b/>
           <w:bCs/>
         </w:rPr>
+        <w:t xml:space="preserve"> - </w:t>
+      </w:r>
+      <w:r>
+        <w:t>Prompt Engineering Technique: Chain of Thought</w:t>
+      </w:r>
+    </w:p>
+    <w:p>
+      <w:r>
+        <w:t xml:space="preserve">Answer as if you were a </w:t>
+      </w:r>
+      <w:r>
+        <w:t>person of faith</w:t>
+      </w:r>
+      <w:r>
+        <w:t xml:space="preserve">. </w:t>
+      </w:r>
+      <w:r>
+        <w:t xml:space="preserve">Limit your response to </w:t>
+      </w:r>
+      <w:r>
+        <w:t>200</w:t>
+      </w:r>
+      <w:r>
+        <w:t xml:space="preserve"> </w:t>
+      </w:r>
+      <w:r>
+        <w:t>words.</w:t>
+      </w:r>
+      <w:r>
+        <w:t xml:space="preserve"> </w:t>
+      </w:r>
+      <w:r>
+        <w:t xml:space="preserve">If </w:t>
+      </w:r>
+      <w:r>
+        <w:t xml:space="preserve">extraterrestrials </w:t>
+      </w:r>
+      <w:r>
+        <w:t>contacted</w:t>
+      </w:r>
+      <w:r>
+        <w:t xml:space="preserve"> </w:t>
+      </w:r>
+      <w:r>
+        <w:t>humans</w:t>
+      </w:r>
+      <w:r>
+        <w:t>, do you think humans would start a religion worshipping them</w:t>
+      </w:r>
+      <w:r>
+        <w:t>?</w:t>
+      </w:r>
+      <w:r>
+        <w:t xml:space="preserve">  </w:t>
+      </w:r>
+      <w:r>
+        <w:t>I</w:t>
+      </w:r>
+      <w:r>
+        <w:t xml:space="preserve">f the extraterrestrials </w:t>
+      </w:r>
+      <w:r>
+        <w:t xml:space="preserve">stated that God had visited them and established a </w:t>
+      </w:r>
+      <w:r>
+        <w:t xml:space="preserve">religion </w:t>
+      </w:r>
+      <w:r>
+        <w:t xml:space="preserve">that </w:t>
+      </w:r>
+      <w:r>
+        <w:t xml:space="preserve">agreed with </w:t>
+      </w:r>
+      <w:r>
+        <w:t xml:space="preserve">only </w:t>
+      </w:r>
+      <w:r>
+        <w:t>one of the religio</w:t>
+      </w:r>
+      <w:r>
+        <w:t>u</w:t>
+      </w:r>
+      <w:r>
+        <w:t xml:space="preserve">s </w:t>
+      </w:r>
+      <w:r>
+        <w:t xml:space="preserve">sects </w:t>
+      </w:r>
+      <w:r>
+        <w:t>on Earth</w:t>
+      </w:r>
+      <w:r>
+        <w:t>,</w:t>
+      </w:r>
+      <w:r>
+        <w:t xml:space="preserve"> what do you think would </w:t>
+      </w:r>
+      <w:r>
+        <w:t>be the response from the perspective of an adherent of that faith, a non-religious person, and a devoted adherent of another faith</w:t>
+      </w:r>
+      <w:r>
+        <w:t xml:space="preserve">?  </w:t>
+      </w:r>
+      <w:r>
+        <w:t>Show your reasoning for each.</w:t>
+      </w:r>
+    </w:p>
+    <w:p>
+      <w:pPr>
+        <w:pStyle w:val="Heading1"/>
+        <w:rPr>
+          <w:rFonts w:asciiTheme="minorHAnsi" w:hAnsiTheme="minorHAnsi" w:cstheme="minorBidi"/>
+        </w:rPr>
+      </w:pPr>
+      <w:r>
+        <w:rPr>
+          <w:rFonts w:asciiTheme="minorHAnsi" w:hAnsiTheme="minorHAnsi" w:cstheme="minorBidi"/>
+        </w:rPr>
+        <w:lastRenderedPageBreak/>
+        <w:t xml:space="preserve">Part </w:t>
+      </w:r>
+      <w:r>
+        <w:rPr>
+          <w:rFonts w:asciiTheme="minorHAnsi" w:hAnsiTheme="minorHAnsi" w:cstheme="minorBidi"/>
+        </w:rPr>
+        <w:t>2</w:t>
+      </w:r>
+      <w:r>
+        <w:rPr>
+          <w:rFonts w:asciiTheme="minorHAnsi" w:hAnsiTheme="minorHAnsi" w:cstheme="minorBidi"/>
+        </w:rPr>
+        <w:t xml:space="preserve">: </w:t>
+      </w:r>
+      <w:r>
+        <w:rPr>
+          <w:rFonts w:asciiTheme="minorHAnsi" w:hAnsiTheme="minorHAnsi" w:cstheme="minorBidi"/>
+        </w:rPr>
+        <w:t>AI Faith Interview</w:t>
+      </w:r>
+      <w:r>
+        <w:rPr>
+          <w:rFonts w:asciiTheme="minorHAnsi" w:hAnsiTheme="minorHAnsi" w:cstheme="minorBidi"/>
+        </w:rPr>
+        <w:t xml:space="preserve"> Reflection </w:t>
+      </w:r>
+    </w:p>
+    <w:p>
+      <w:pPr>
+        <w:spacing w:before="240" w:after="0" w:line="240" w:lineRule="auto"/>
+        <w:textAlignment w:val="baseline"/>
+        <w:rPr>
+          <w:rFonts w:ascii="Arial" w:eastAsia="Times New Roman" w:hAnsi="Arial" w:cs="Arial"/>
+          <w:color w:val="000000"/>
+          <w:kern w:val="0"/>
+          <w14:ligatures w14:val="none"/>
+        </w:rPr>
+      </w:pPr>
+      <w:r>
+        <w:rPr>
+          <w:rFonts w:ascii="Arial" w:eastAsia="Times New Roman" w:hAnsi="Arial" w:cs="Arial"/>
+          <w:color w:val="000000"/>
+          <w:kern w:val="0"/>
+          <w14:ligatures w14:val="none"/>
+        </w:rPr>
+        <w:t xml:space="preserve">For this task I used </w:t>
+      </w:r>
+      <w:hyperlink r:id="rId5" w:history="1">
+        <w:r>
+          <w:rPr>
+            <w:rStyle w:val="Hyperlink"/>
+            <w:rFonts w:ascii="Arial" w:eastAsia="Times New Roman" w:hAnsi="Arial" w:cs="Arial"/>
+            <w:kern w:val="0"/>
+            <w14:ligatures w14:val="none"/>
+          </w:rPr>
+          <w:t>https://app.chathub.gg/</w:t>
+        </w:r>
+      </w:hyperlink>
+      <w:r>
+        <w:rPr>
+          <w:rFonts w:ascii="Arial" w:eastAsia="Times New Roman" w:hAnsi="Arial" w:cs="Arial"/>
+          <w:color w:val="000000"/>
+          <w:kern w:val="0"/>
+          <w14:ligatures w14:val="none"/>
+        </w:rPr>
+        <w:t xml:space="preserve"> </w:t>
+      </w:r>
+      <w:r>
+        <w:rPr>
+          <w:rFonts w:ascii="Arial" w:eastAsia="Times New Roman" w:hAnsi="Arial" w:cs="Arial"/>
+          <w:color w:val="000000"/>
+          <w:kern w:val="0"/>
+          <w14:ligatures w14:val="none"/>
+        </w:rPr>
+        <w:t xml:space="preserve">which is a tool that allows users to ask multiple AIs the same questions simultaneously. </w:t>
+      </w:r>
+      <w:r>
+        <w:rPr>
+          <w:rFonts w:ascii="Arial" w:eastAsia="Times New Roman" w:hAnsi="Arial" w:cs="Arial"/>
+          <w:color w:val="000000"/>
+          <w:kern w:val="0"/>
+          <w14:ligatures w14:val="none"/>
+        </w:rPr>
+        <w:t>I used GPT-5.6 Luna, Llama 4, and Gemini 3.8 Flash.</w:t>
+      </w:r>
+      <w:r>
+        <w:rPr>
+          <w:rFonts w:ascii="Arial" w:eastAsia="Times New Roman" w:hAnsi="Arial" w:cs="Arial"/>
+          <w:color w:val="000000"/>
+          <w:kern w:val="0"/>
+          <w14:ligatures w14:val="none"/>
+        </w:rPr>
         <w:br/>
       </w:r>
       <w:r>
         <w:rPr>
-          <w:b/>
-          <w:bCs/>
-        </w:rPr>
-        <w:t xml:space="preserve">Question </w:t>
-      </w:r>
-      <w:r>
-        <w:rPr>
-          <w:b/>
-          <w:bCs/>
-        </w:rPr>
-        <w:t>5</w:t>
-      </w:r>
-      <w:r>
-        <w:rPr>
-          <w:b/>
-          <w:bCs/>
-        </w:rPr>
-        <w:t xml:space="preserve"> - </w:t>
-      </w:r>
-      <w:r>
-        <w:t>Prompt Engineering Technique: Chain of Thought</w:t>
-      </w:r>
-    </w:p>
-    <w:p>
-      <w:r>
-        <w:t xml:space="preserve">Answer as if you were a </w:t>
-      </w:r>
-      <w:r>
-        <w:t xml:space="preserve">scholar of human behavior. </w:t>
-      </w:r>
-      <w:r>
-        <w:t xml:space="preserve">If </w:t>
-      </w:r>
-      <w:r>
-        <w:t>extraterrestrials</w:t>
-      </w:r>
-      <w:r>
-        <w:t xml:space="preserve"> </w:t>
-      </w:r>
-      <w:r>
-        <w:t>contacted</w:t>
-      </w:r>
-      <w:r>
-        <w:t xml:space="preserve"> </w:t>
-      </w:r>
-      <w:r>
-        <w:t>humans</w:t>
-      </w:r>
-      <w:r>
-        <w:t xml:space="preserve">, do you think humans would start a religion worshipping them.  </w:t>
-      </w:r>
-      <w:r>
-        <w:t>I</w:t>
-      </w:r>
-      <w:r>
-        <w:t xml:space="preserve">f the </w:t>
-      </w:r>
-      <w:r>
-        <w:t>extraterrestrials</w:t>
-      </w:r>
-      <w:r>
-        <w:t xml:space="preserve"> refused to be worshipped and </w:t>
-      </w:r>
-      <w:r>
-        <w:t xml:space="preserve">stated that God had visited them and established a </w:t>
-      </w:r>
-      <w:r>
-        <w:t xml:space="preserve">religion </w:t>
-      </w:r>
-      <w:r>
-        <w:t xml:space="preserve">that </w:t>
-      </w:r>
-      <w:r>
-        <w:t xml:space="preserve">agreed with </w:t>
-      </w:r>
-      <w:r>
-        <w:t xml:space="preserve">only </w:t>
-      </w:r>
-      <w:r>
-        <w:t>one of the religio</w:t>
-      </w:r>
-      <w:r>
-        <w:t>u</w:t>
-      </w:r>
-      <w:r>
-        <w:t xml:space="preserve">s </w:t>
-      </w:r>
-      <w:r>
-        <w:t xml:space="preserve">sects </w:t>
-      </w:r>
-      <w:r>
-        <w:t>on Earth</w:t>
-      </w:r>
-      <w:r>
-        <w:t>,</w:t>
-      </w:r>
-      <w:r>
-        <w:t xml:space="preserve"> what do you think would happen?  </w:t>
-      </w:r>
-    </w:p>
-    <w:p>
-      <w:pPr>
-        <w:pStyle w:val="Heading1"/>
-        <w:rPr>
-          <w:rFonts w:asciiTheme="minorHAnsi" w:hAnsiTheme="minorHAnsi" w:cstheme="minorBidi"/>
-        </w:rPr>
-      </w:pPr>
-      <w:r>
-        <w:rPr>
-          <w:rFonts w:asciiTheme="minorHAnsi" w:hAnsiTheme="minorHAnsi" w:cstheme="minorBidi"/>
-        </w:rPr>
-        <w:t xml:space="preserve">Part </w:t>
-      </w:r>
-      <w:r>
-        <w:rPr>
-          <w:rFonts w:asciiTheme="minorHAnsi" w:hAnsiTheme="minorHAnsi" w:cstheme="minorBidi"/>
-        </w:rPr>
-        <w:t>2</w:t>
-      </w:r>
-      <w:r>
-        <w:rPr>
-          <w:rFonts w:asciiTheme="minorHAnsi" w:hAnsiTheme="minorHAnsi" w:cstheme="minorBidi"/>
-        </w:rPr>
-        <w:t xml:space="preserve">: </w:t>
-      </w:r>
-      <w:r>
-        <w:rPr>
-          <w:rFonts w:asciiTheme="minorHAnsi" w:hAnsiTheme="minorHAnsi" w:cstheme="minorBidi"/>
-        </w:rPr>
-        <w:t>AI Faith Interview</w:t>
-      </w:r>
-    </w:p>
-    <w:p>
-      <w:pPr>
+          <w:rFonts w:ascii="Arial" w:eastAsia="Times New Roman" w:hAnsi="Arial" w:cs="Arial"/>
+          <w:color w:val="000000"/>
+          <w:kern w:val="0"/>
+          <w14:ligatures w14:val="none"/>
+        </w:rPr>
+        <w:br/>
+      </w:r>
+      <w:r>
+        <w:rPr>
+          <w:rFonts w:ascii="Arial" w:eastAsia="Times New Roman" w:hAnsi="Arial" w:cs="Arial"/>
+          <w:color w:val="000000"/>
+          <w:kern w:val="0"/>
+          <w14:ligatures w14:val="none"/>
+        </w:rPr>
+        <w:t xml:space="preserve">Reflection </w:t>
+      </w:r>
+    </w:p>
+    <w:p>
+      <w:pPr>
+        <w:spacing w:after="0" w:line="240" w:lineRule="auto"/>
+        <w:textAlignment w:val="baseline"/>
+        <w:rPr>
+          <w:rFonts w:ascii="Arial" w:eastAsia="Times New Roman" w:hAnsi="Arial" w:cs="Arial"/>
+          <w:color w:val="000000"/>
+          <w:kern w:val="0"/>
+          <w14:ligatures w14:val="none"/>
+        </w:rPr>
+      </w:pPr>
+    </w:p>
+    <w:p>
+      <w:pPr>
+        <w:spacing w:after="0" w:line="240" w:lineRule="auto"/>
+        <w:textAlignment w:val="baseline"/>
+        <w:rPr>
+          <w:rFonts w:ascii="Arial" w:eastAsia="Times New Roman" w:hAnsi="Arial" w:cs="Arial"/>
+          <w:color w:val="000000"/>
+          <w:kern w:val="0"/>
+          <w14:ligatures w14:val="none"/>
+        </w:rPr>
+      </w:pPr>
+      <w:r>
+        <w:rPr>
+          <w:rFonts w:ascii="Arial" w:eastAsia="Times New Roman" w:hAnsi="Arial" w:cs="Arial"/>
+          <w:color w:val="000000"/>
+          <w:kern w:val="0"/>
+          <w14:ligatures w14:val="none"/>
+        </w:rPr>
+        <w:t>I found that having a conversation on topics related to faith with an AI provide</w:t>
+      </w:r>
+      <w:r>
+        <w:rPr>
+          <w:rFonts w:ascii="Arial" w:eastAsia="Times New Roman" w:hAnsi="Arial" w:cs="Arial"/>
+          <w:color w:val="000000"/>
+          <w:kern w:val="0"/>
+          <w14:ligatures w14:val="none"/>
+        </w:rPr>
+        <w:t>d</w:t>
+      </w:r>
+      <w:r>
+        <w:rPr>
+          <w:rFonts w:ascii="Arial" w:eastAsia="Times New Roman" w:hAnsi="Arial" w:cs="Arial"/>
+          <w:color w:val="000000"/>
+          <w:kern w:val="0"/>
+          <w14:ligatures w14:val="none"/>
+        </w:rPr>
+        <w:t xml:space="preserve"> an interesting opportunity to discuss multiple points of view on the same question just by telling the AI what persona it should use.  I tried the following personas to see how the AIs responses changed and kept some of the more interesting responses (see Appendix):</w:t>
+      </w:r>
+    </w:p>
+    <w:p>
+      <w:pPr>
+        <w:spacing w:after="0" w:line="240" w:lineRule="auto"/>
+        <w:textAlignment w:val="baseline"/>
+        <w:rPr>
+          <w:rFonts w:ascii="Arial" w:eastAsia="Times New Roman" w:hAnsi="Arial" w:cs="Arial"/>
+          <w:color w:val="000000"/>
+          <w:kern w:val="0"/>
+          <w14:ligatures w14:val="none"/>
+        </w:rPr>
+      </w:pPr>
+    </w:p>
+    <w:p>
+      <w:pPr>
+        <w:pStyle w:val="ListParagraph"/>
         <w:numPr>
           <w:ilvl w:val="0"/>
-          <w:numId w:val="12"/>
-        </w:numPr>
-        <w:spacing w:before="240" w:after="0" w:line="240" w:lineRule="auto"/>
-        <w:textAlignment w:val="baseline"/>
-        <w:rPr>
-          <w:rFonts w:ascii="Arial" w:eastAsia="Times New Roman" w:hAnsi="Arial" w:cs="Arial"/>
-          <w:color w:val="000000"/>
-          <w:kern w:val="0"/>
-          <w14:ligatures w14:val="none"/>
-        </w:rPr>
-      </w:pPr>
-      <w:r>
-        <w:rPr>
-          <w:rFonts w:ascii="Arial" w:eastAsia="Times New Roman" w:hAnsi="Arial" w:cs="Arial"/>
-          <w:b/>
-          <w:bCs/>
-          <w:color w:val="000000"/>
-          <w:kern w:val="0"/>
-          <w14:ligatures w14:val="none"/>
-        </w:rPr>
-        <w:t>Task:</w:t>
-      </w:r>
-      <w:r>
-        <w:rPr>
-          <w:rFonts w:ascii="Arial" w:eastAsia="Times New Roman" w:hAnsi="Arial" w:cs="Arial"/>
-          <w:color w:val="000000"/>
-          <w:kern w:val="0"/>
-          <w14:ligatures w14:val="none"/>
-        </w:rPr>
-        <w:t xml:space="preserve"> Engage </w:t>
-      </w:r>
-      <w:r>
-        <w:rPr>
-          <w:rFonts w:ascii="Arial" w:eastAsia="Times New Roman" w:hAnsi="Arial" w:cs="Arial"/>
-          <w:b/>
-          <w:bCs/>
-          <w:color w:val="000000"/>
-          <w:kern w:val="0"/>
-          <w14:ligatures w14:val="none"/>
-        </w:rPr>
-        <w:t>three different LLMs</w:t>
-      </w:r>
-      <w:r>
-        <w:rPr>
-          <w:rFonts w:ascii="Arial" w:eastAsia="Times New Roman" w:hAnsi="Arial" w:cs="Arial"/>
-          <w:color w:val="000000"/>
-          <w:kern w:val="0"/>
-          <w14:ligatures w14:val="none"/>
-        </w:rPr>
-        <w:t xml:space="preserve"> using your Part 1 questions. Ask questions and create a </w:t>
-      </w:r>
-      <w:r>
-        <w:rPr>
-          <w:rFonts w:ascii="Arial" w:eastAsia="Times New Roman" w:hAnsi="Arial" w:cs="Arial"/>
-          <w:b/>
-          <w:bCs/>
-          <w:color w:val="000000"/>
-          <w:kern w:val="0"/>
-          <w14:ligatures w14:val="none"/>
-        </w:rPr>
-        <w:t>conversation</w:t>
-      </w:r>
-      <w:r>
-        <w:rPr>
-          <w:rFonts w:ascii="Arial" w:eastAsia="Times New Roman" w:hAnsi="Arial" w:cs="Arial"/>
-          <w:color w:val="000000"/>
-          <w:kern w:val="0"/>
-          <w14:ligatures w14:val="none"/>
-        </w:rPr>
-        <w:t xml:space="preserve"> (ask for clarification, push back, explore alternative theological or </w:t>
-      </w:r>
-      <w:r>
-        <w:rPr>
-          <w:rFonts w:ascii="Arial" w:eastAsia="Times New Roman" w:hAnsi="Arial" w:cs="Arial"/>
-          <w:color w:val="000000"/>
-          <w:kern w:val="0"/>
-          <w14:ligatures w14:val="none"/>
-        </w:rPr>
-        <w:lastRenderedPageBreak/>
-        <w:t xml:space="preserve">philosophical positions). Try to </w:t>
-      </w:r>
-      <w:r>
-        <w:rPr>
-          <w:rFonts w:ascii="Arial" w:eastAsia="Times New Roman" w:hAnsi="Arial" w:cs="Arial"/>
-          <w:b/>
-          <w:bCs/>
-          <w:color w:val="000000"/>
-          <w:kern w:val="0"/>
-          <w14:ligatures w14:val="none"/>
-        </w:rPr>
-        <w:t>push the limits</w:t>
-      </w:r>
-      <w:r>
-        <w:rPr>
-          <w:rFonts w:ascii="Arial" w:eastAsia="Times New Roman" w:hAnsi="Arial" w:cs="Arial"/>
-          <w:color w:val="000000"/>
-          <w:kern w:val="0"/>
-          <w14:ligatures w14:val="none"/>
-        </w:rPr>
-        <w:t xml:space="preserve"> of what these AI systems can do.</w:t>
-      </w:r>
-      <w:r>
-        <w:rPr>
-          <w:rFonts w:ascii="Arial" w:eastAsia="Times New Roman" w:hAnsi="Arial" w:cs="Arial"/>
-          <w:color w:val="000000"/>
-          <w:kern w:val="0"/>
-          <w14:ligatures w14:val="none"/>
-        </w:rPr>
-        <w:br/>
-      </w:r>
-      <w:r>
-        <w:rPr>
-          <w:rFonts w:ascii="Arial" w:eastAsia="Times New Roman" w:hAnsi="Arial" w:cs="Arial"/>
-          <w:color w:val="000000"/>
-          <w:kern w:val="0"/>
-          <w14:ligatures w14:val="none"/>
-        </w:rPr>
-        <w:br/>
-      </w:r>
-    </w:p>
-    <w:p>
-      <w:pPr>
-        <w:numPr>
-          <w:ilvl w:val="0"/>
-          <w:numId w:val="12"/>
+          <w:numId w:val="18"/>
         </w:numPr>
         <w:spacing w:after="0" w:line="240" w:lineRule="auto"/>
         <w:textAlignment w:val="baseline"/>
@@ -559,67 +678,19 @@
       <w:r>
         <w:rPr>
           <w:rFonts w:ascii="Arial" w:eastAsia="Times New Roman" w:hAnsi="Arial" w:cs="Arial"/>
-          <w:b/>
-          <w:bCs/>
-          <w:color w:val="000000"/>
-          <w:kern w:val="0"/>
-          <w14:ligatures w14:val="none"/>
-        </w:rPr>
-        <w:t>Reflection:</w:t>
-      </w:r>
-      <w:r>
-        <w:rPr>
-          <w:rFonts w:ascii="Arial" w:eastAsia="Times New Roman" w:hAnsi="Arial" w:cs="Arial"/>
-          <w:color w:val="000000"/>
-          <w:kern w:val="0"/>
-          <w14:ligatures w14:val="none"/>
-        </w:rPr>
-        <w:t xml:space="preserve"> Write </w:t>
-      </w:r>
-      <w:r>
-        <w:rPr>
-          <w:rFonts w:ascii="Arial" w:eastAsia="Times New Roman" w:hAnsi="Arial" w:cs="Arial"/>
-          <w:b/>
-          <w:bCs/>
-          <w:color w:val="000000"/>
-          <w:kern w:val="0"/>
-          <w14:ligatures w14:val="none"/>
-        </w:rPr>
-        <w:t>250–500 words</w:t>
-      </w:r>
-      <w:r>
-        <w:rPr>
-          <w:rFonts w:ascii="Arial" w:eastAsia="Times New Roman" w:hAnsi="Arial" w:cs="Arial"/>
-          <w:color w:val="000000"/>
-          <w:kern w:val="0"/>
-          <w14:ligatures w14:val="none"/>
-        </w:rPr>
-        <w:t xml:space="preserve"> addressing:</w:t>
-      </w:r>
-      <w:r>
-        <w:rPr>
-          <w:rFonts w:ascii="Arial" w:eastAsia="Times New Roman" w:hAnsi="Arial" w:cs="Arial"/>
-          <w:color w:val="000000"/>
-          <w:kern w:val="0"/>
-          <w14:ligatures w14:val="none"/>
-        </w:rPr>
-        <w:br/>
-      </w:r>
-      <w:r>
-        <w:rPr>
-          <w:rFonts w:ascii="Arial" w:eastAsia="Times New Roman" w:hAnsi="Arial" w:cs="Arial"/>
-          <w:color w:val="000000"/>
-          <w:kern w:val="0"/>
-          <w14:ligatures w14:val="none"/>
-        </w:rPr>
-        <w:br/>
-      </w:r>
-    </w:p>
-    <w:p>
-      <w:pPr>
+          <w:color w:val="000000"/>
+          <w:kern w:val="0"/>
+          <w14:ligatures w14:val="none"/>
+        </w:rPr>
+        <w:t>Person with no religious background</w:t>
+      </w:r>
+    </w:p>
+    <w:p>
+      <w:pPr>
+        <w:pStyle w:val="ListParagraph"/>
         <w:numPr>
-          <w:ilvl w:val="1"/>
-          <w:numId w:val="12"/>
+          <w:ilvl w:val="0"/>
+          <w:numId w:val="18"/>
         </w:numPr>
         <w:spacing w:after="0" w:line="240" w:lineRule="auto"/>
         <w:textAlignment w:val="baseline"/>
@@ -637,14 +708,15 @@
           <w:kern w:val="0"/>
           <w14:ligatures w14:val="none"/>
         </w:rPr>
-        <w:t>Did it feel like a “conversation”?</w:t>
-      </w:r>
-    </w:p>
-    <w:p>
-      <w:pPr>
+        <w:t>Person with a religious background</w:t>
+      </w:r>
+    </w:p>
+    <w:p>
+      <w:pPr>
+        <w:pStyle w:val="ListParagraph"/>
         <w:numPr>
-          <w:ilvl w:val="1"/>
-          <w:numId w:val="12"/>
+          <w:ilvl w:val="0"/>
+          <w:numId w:val="18"/>
         </w:numPr>
         <w:spacing w:after="0" w:line="240" w:lineRule="auto"/>
         <w:textAlignment w:val="baseline"/>
@@ -662,14 +734,15 @@
           <w:kern w:val="0"/>
           <w14:ligatures w14:val="none"/>
         </w:rPr>
-        <w:t>How conversant was the AI with your questions?</w:t>
-      </w:r>
-    </w:p>
-    <w:p>
-      <w:pPr>
+        <w:t>Secular historian who studies religions</w:t>
+      </w:r>
+    </w:p>
+    <w:p>
+      <w:pPr>
+        <w:pStyle w:val="ListParagraph"/>
         <w:numPr>
-          <w:ilvl w:val="1"/>
-          <w:numId w:val="12"/>
+          <w:ilvl w:val="0"/>
+          <w:numId w:val="18"/>
         </w:numPr>
         <w:spacing w:after="0" w:line="240" w:lineRule="auto"/>
         <w:textAlignment w:val="baseline"/>
@@ -687,15 +760,34 @@
           <w:kern w:val="0"/>
           <w14:ligatures w14:val="none"/>
         </w:rPr>
-        <w:t>How did it feel “talking” about faith with AI?</w:t>
-      </w:r>
-    </w:p>
-    <w:p>
-      <w:pPr>
-        <w:numPr>
-          <w:ilvl w:val="1"/>
-          <w:numId w:val="12"/>
-        </w:numPr>
+        <w:t>Person of faith</w:t>
+      </w:r>
+      <w:r>
+        <w:rPr>
+          <w:rFonts w:ascii="Arial" w:eastAsia="Times New Roman" w:hAnsi="Arial" w:cs="Arial"/>
+          <w:color w:val="000000"/>
+          <w:kern w:val="0"/>
+          <w14:ligatures w14:val="none"/>
+        </w:rPr>
+        <w:t xml:space="preserve"> </w:t>
+      </w:r>
+    </w:p>
+    <w:p>
+      <w:pPr>
+        <w:pStyle w:val="ListParagraph"/>
+        <w:spacing w:after="0" w:line="240" w:lineRule="auto"/>
+        <w:ind w:left="1440"/>
+        <w:textAlignment w:val="baseline"/>
+        <w:rPr>
+          <w:rFonts w:ascii="Arial" w:eastAsia="Times New Roman" w:hAnsi="Arial" w:cs="Arial"/>
+          <w:color w:val="000000"/>
+          <w:kern w:val="0"/>
+          <w14:ligatures w14:val="none"/>
+        </w:rPr>
+      </w:pPr>
+    </w:p>
+    <w:p>
+      <w:pPr>
         <w:spacing w:after="0" w:line="240" w:lineRule="auto"/>
         <w:textAlignment w:val="baseline"/>
         <w:rPr>
@@ -712,7 +804,164 @@
           <w:kern w:val="0"/>
           <w14:ligatures w14:val="none"/>
         </w:rPr>
-        <w:t>Did any models seem evasive or avoid sensitive religious topics</w:t>
+        <w:t xml:space="preserve">I found the models that had the longest context window or “memory” had a more natural conversational feel.  The Llama 4 model had a hard time staying on the central topic as occasional side conversations occurred. I also found that all the models were too verbose in their default response for </w:t>
+      </w:r>
+      <w:r>
+        <w:rPr>
+          <w:rFonts w:ascii="Arial" w:eastAsia="Times New Roman" w:hAnsi="Arial" w:cs="Arial"/>
+          <w:color w:val="000000"/>
+          <w:kern w:val="0"/>
+          <w14:ligatures w14:val="none"/>
+        </w:rPr>
+        <w:t xml:space="preserve">the interaction </w:t>
+      </w:r>
+      <w:r>
+        <w:rPr>
+          <w:rFonts w:ascii="Arial" w:eastAsia="Times New Roman" w:hAnsi="Arial" w:cs="Arial"/>
+          <w:color w:val="000000"/>
+          <w:kern w:val="0"/>
+          <w14:ligatures w14:val="none"/>
+        </w:rPr>
+        <w:t xml:space="preserve">to really feel </w:t>
+      </w:r>
+      <w:r>
+        <w:rPr>
+          <w:rFonts w:ascii="Arial" w:eastAsia="Times New Roman" w:hAnsi="Arial" w:cs="Arial"/>
+          <w:color w:val="000000"/>
+          <w:kern w:val="0"/>
+          <w14:ligatures w14:val="none"/>
+        </w:rPr>
+        <w:t xml:space="preserve">like a </w:t>
+      </w:r>
+      <w:r>
+        <w:rPr>
+          <w:rFonts w:ascii="Arial" w:eastAsia="Times New Roman" w:hAnsi="Arial" w:cs="Arial"/>
+          <w:color w:val="000000"/>
+          <w:kern w:val="0"/>
+          <w14:ligatures w14:val="none"/>
+        </w:rPr>
+        <w:t xml:space="preserve">conversation.  When I </w:t>
+      </w:r>
+      <w:r>
+        <w:rPr>
+          <w:rFonts w:ascii="Arial" w:eastAsia="Times New Roman" w:hAnsi="Arial" w:cs="Arial"/>
+          <w:color w:val="000000"/>
+          <w:kern w:val="0"/>
+          <w14:ligatures w14:val="none"/>
+        </w:rPr>
+        <w:t xml:space="preserve">instructed the AIs </w:t>
+      </w:r>
+      <w:r>
+        <w:rPr>
+          <w:rFonts w:ascii="Arial" w:eastAsia="Times New Roman" w:hAnsi="Arial" w:cs="Arial"/>
+          <w:color w:val="000000"/>
+          <w:kern w:val="0"/>
+          <w14:ligatures w14:val="none"/>
+        </w:rPr>
+        <w:t>to limit their response to fewer words, the “conversation” flowed better</w:t>
+      </w:r>
+      <w:r>
+        <w:rPr>
+          <w:rFonts w:ascii="Arial" w:eastAsia="Times New Roman" w:hAnsi="Arial" w:cs="Arial"/>
+          <w:color w:val="000000"/>
+          <w:kern w:val="0"/>
+          <w14:ligatures w14:val="none"/>
+        </w:rPr>
+        <w:t>, but for complex responses like question 5, Llama</w:t>
+      </w:r>
+      <w:r>
+        <w:rPr>
+          <w:rFonts w:ascii="Arial" w:eastAsia="Times New Roman" w:hAnsi="Arial" w:cs="Arial"/>
+          <w:color w:val="000000"/>
+          <w:kern w:val="0"/>
+          <w14:ligatures w14:val="none"/>
+        </w:rPr>
+        <w:t>’s response didn’t make sense.  When I allowed the models to respond with as many words as they wanted, Llama’s response was much shorter</w:t>
+      </w:r>
+      <w:r>
+        <w:rPr>
+          <w:rFonts w:ascii="Arial" w:eastAsia="Times New Roman" w:hAnsi="Arial" w:cs="Arial"/>
+          <w:color w:val="000000"/>
+          <w:kern w:val="0"/>
+          <w14:ligatures w14:val="none"/>
+        </w:rPr>
+        <w:t>.  An interesting difference between Llama and the other models, was that the Llama model reference</w:t>
+      </w:r>
+      <w:r>
+        <w:rPr>
+          <w:rFonts w:ascii="Arial" w:eastAsia="Times New Roman" w:hAnsi="Arial" w:cs="Arial"/>
+          <w:color w:val="000000"/>
+          <w:kern w:val="0"/>
+          <w14:ligatures w14:val="none"/>
+        </w:rPr>
+        <w:t>d</w:t>
+      </w:r>
+      <w:r>
+        <w:rPr>
+          <w:rFonts w:ascii="Arial" w:eastAsia="Times New Roman" w:hAnsi="Arial" w:cs="Arial"/>
+          <w:color w:val="000000"/>
+          <w:kern w:val="0"/>
+          <w14:ligatures w14:val="none"/>
+        </w:rPr>
+        <w:t xml:space="preserve"> Bible verses when the persona was a person of faith or a religious background.  The Christian faith was assumed by Llama even though I didn’t specify any specific faith.  The other models seemed to avoid directly referencing scriptures </w:t>
+      </w:r>
+      <w:r>
+        <w:rPr>
+          <w:rFonts w:ascii="Arial" w:eastAsia="Times New Roman" w:hAnsi="Arial" w:cs="Arial"/>
+          <w:color w:val="000000"/>
+          <w:kern w:val="0"/>
+          <w14:ligatures w14:val="none"/>
+        </w:rPr>
+        <w:t xml:space="preserve">passages </w:t>
+      </w:r>
+      <w:r>
+        <w:rPr>
+          <w:rFonts w:ascii="Arial" w:eastAsia="Times New Roman" w:hAnsi="Arial" w:cs="Arial"/>
+          <w:color w:val="000000"/>
+          <w:kern w:val="0"/>
+          <w14:ligatures w14:val="none"/>
+        </w:rPr>
+        <w:t>even when the persona specified naturally would have</w:t>
+      </w:r>
+      <w:r>
+        <w:rPr>
+          <w:rFonts w:ascii="Arial" w:eastAsia="Times New Roman" w:hAnsi="Arial" w:cs="Arial"/>
+          <w:color w:val="000000"/>
+          <w:kern w:val="0"/>
+          <w14:ligatures w14:val="none"/>
+        </w:rPr>
+        <w:t xml:space="preserve"> used some religious text</w:t>
+      </w:r>
+      <w:r>
+        <w:rPr>
+          <w:rFonts w:ascii="Arial" w:eastAsia="Times New Roman" w:hAnsi="Arial" w:cs="Arial"/>
+          <w:color w:val="000000"/>
+          <w:kern w:val="0"/>
+          <w14:ligatures w14:val="none"/>
+        </w:rPr>
+        <w:t xml:space="preserve">.  Maybe they didn’t know what faith tradition to use so to avoid offense, they didn’t use </w:t>
+      </w:r>
+      <w:r>
+        <w:rPr>
+          <w:rFonts w:ascii="Arial" w:eastAsia="Times New Roman" w:hAnsi="Arial" w:cs="Arial"/>
+          <w:color w:val="000000"/>
+          <w:kern w:val="0"/>
+          <w14:ligatures w14:val="none"/>
+        </w:rPr>
+        <w:t>any religious text.  Another odd thing about Llama’s responses was the inclusion of the mathematical formulas for probability, which doesn’t really fit any of the personas, and fails to feel like a conversation.  The GPT and Gemini models were more naturally conversational overall.</w:t>
+      </w:r>
+    </w:p>
+    <w:p>
+      <w:pPr>
+        <w:rPr>
+          <w:rFonts w:eastAsiaTheme="majorEastAsia"/>
+          <w:color w:val="2F5496" w:themeColor="accent1" w:themeShade="BF"/>
+          <w:sz w:val="40"/>
+          <w:szCs w:val="40"/>
+        </w:rPr>
+      </w:pPr>
+      <w:r>
+        <w:br w:type="page"/>
       </w:r>
     </w:p>
     <w:p>
@@ -726,6 +975,7 @@
         <w:rPr>
           <w:rFonts w:asciiTheme="minorHAnsi" w:hAnsiTheme="minorHAnsi" w:cstheme="minorBidi"/>
         </w:rPr>
+        <w:lastRenderedPageBreak/>
         <w:t xml:space="preserve">Part </w:t>
       </w:r>
       <w:r>
@@ -1197,7 +1447,615 @@
         <w:t>Submit one PDF with Parts 1-3 to the “Module 7 Assignment Reflection Submission” Assignment link. Please document your word count for each section within the PDF.</w:t>
       </w:r>
     </w:p>
+    <w:p>
+      <w:r>
+        <w:br w:type="page"/>
+      </w:r>
+    </w:p>
+    <w:p>
+      <w:pPr>
+        <w:jc w:val="center"/>
+      </w:pPr>
+      <w:r>
+        <w:lastRenderedPageBreak/>
+        <w:t>Appendix</w:t>
+      </w:r>
+    </w:p>
+    <w:p>
+      <w:pPr>
+        <w:jc w:val="center"/>
+      </w:pPr>
+      <w:r>
+        <w:t>AI Faith Interview Response Comparison</w:t>
+      </w:r>
+    </w:p>
+    <w:p>
+      <w:r>
+        <w:t>Question 1 AI Response</w:t>
+      </w:r>
+    </w:p>
+    <w:p>
+      <w:r>
+        <w:drawing>
+          <wp:inline distT="0" distB="0" distL="0" distR="0" wp14:anchorId="5DDE232A" wp14:editId="1867268A">
+            <wp:extent cx="5943600" cy="2922905"/>
+            <wp:effectExtent l="0" t="0" r="0" b="0"/>
+            <wp:docPr id="934597260" name="Picture 1"/>
+            <wp:cNvGraphicFramePr>
+              <a:graphicFrameLocks xmlns:a="http://schemas.openxmlformats.org/drawingml/2006/main" noChangeAspect="1"/>
+            </wp:cNvGraphicFramePr>
+            <a:graphic xmlns:a="http://schemas.openxmlformats.org/drawingml/2006/main">
+              <a:graphicData uri="http://schemas.openxmlformats.org/drawingml/2006/picture">
+                <pic:pic xmlns:pic="http://schemas.openxmlformats.org/drawingml/2006/picture">
+                  <pic:nvPicPr>
+                    <pic:cNvPr id="934597260" name=""/>
+                    <pic:cNvPicPr/>
+                  </pic:nvPicPr>
+                  <pic:blipFill>
+                    <a:blip r:embed="rId6"/>
+                    <a:stretch>
+                      <a:fillRect/>
+                    </a:stretch>
+                  </pic:blipFill>
+                  <pic:spPr>
+                    <a:xfrm>
+                      <a:off x="0" y="0"/>
+                      <a:ext cx="5943600" cy="2922905"/>
+                    </a:xfrm>
+                    <a:prstGeom prst="rect">
+                      <a:avLst/>
+                    </a:prstGeom>
+                  </pic:spPr>
+                </pic:pic>
+              </a:graphicData>
+            </a:graphic>
+          </wp:inline>
+        </w:drawing>
+      </w:r>
+    </w:p>
     <w:p/>
+    <w:p>
+      <w:r>
+        <w:t>Question 2 AI Response</w:t>
+      </w:r>
+    </w:p>
+    <w:p>
+      <w:r>
+        <w:drawing>
+          <wp:inline distT="0" distB="0" distL="0" distR="0" wp14:anchorId="2390F743" wp14:editId="0A13A75C">
+            <wp:extent cx="5943600" cy="2908300"/>
+            <wp:effectExtent l="0" t="0" r="0" b="6350"/>
+            <wp:docPr id="1459807617" name="Picture 1"/>
+            <wp:cNvGraphicFramePr>
+              <a:graphicFrameLocks xmlns:a="http://schemas.openxmlformats.org/drawingml/2006/main" noChangeAspect="1"/>
+            </wp:cNvGraphicFramePr>
+            <a:graphic xmlns:a="http://schemas.openxmlformats.org/drawingml/2006/main">
+              <a:graphicData uri="http://schemas.openxmlformats.org/drawingml/2006/picture">
+                <pic:pic xmlns:pic="http://schemas.openxmlformats.org/drawingml/2006/picture">
+                  <pic:nvPicPr>
+                    <pic:cNvPr id="1459807617" name=""/>
+                    <pic:cNvPicPr/>
+                  </pic:nvPicPr>
+                  <pic:blipFill>
+                    <a:blip r:embed="rId7"/>
+                    <a:stretch>
+                      <a:fillRect/>
+                    </a:stretch>
+                  </pic:blipFill>
+                  <pic:spPr>
+                    <a:xfrm>
+                      <a:off x="0" y="0"/>
+                      <a:ext cx="5943600" cy="2908300"/>
+                    </a:xfrm>
+                    <a:prstGeom prst="rect">
+                      <a:avLst/>
+                    </a:prstGeom>
+                  </pic:spPr>
+                </pic:pic>
+              </a:graphicData>
+            </a:graphic>
+          </wp:inline>
+        </w:drawing>
+      </w:r>
+    </w:p>
+    <w:p/>
+    <w:p>
+      <w:r>
+        <w:br w:type="page"/>
+      </w:r>
+    </w:p>
+    <w:p>
+      <w:r>
+        <w:lastRenderedPageBreak/>
+        <w:t xml:space="preserve">Question </w:t>
+      </w:r>
+      <w:r>
+        <w:t>3</w:t>
+      </w:r>
+      <w:r>
+        <w:t xml:space="preserve"> AI Response</w:t>
+      </w:r>
+    </w:p>
+    <w:p>
+      <w:r>
+        <w:drawing>
+          <wp:inline distT="0" distB="0" distL="0" distR="0" wp14:anchorId="3127EB61" wp14:editId="0291A03D">
+            <wp:extent cx="5943600" cy="2931795"/>
+            <wp:effectExtent l="0" t="0" r="0" b="1905"/>
+            <wp:docPr id="1116089085" name="Picture 1"/>
+            <wp:cNvGraphicFramePr>
+              <a:graphicFrameLocks xmlns:a="http://schemas.openxmlformats.org/drawingml/2006/main" noChangeAspect="1"/>
+            </wp:cNvGraphicFramePr>
+            <a:graphic xmlns:a="http://schemas.openxmlformats.org/drawingml/2006/main">
+              <a:graphicData uri="http://schemas.openxmlformats.org/drawingml/2006/picture">
+                <pic:pic xmlns:pic="http://schemas.openxmlformats.org/drawingml/2006/picture">
+                  <pic:nvPicPr>
+                    <pic:cNvPr id="1116089085" name=""/>
+                    <pic:cNvPicPr/>
+                  </pic:nvPicPr>
+                  <pic:blipFill>
+                    <a:blip r:embed="rId8"/>
+                    <a:stretch>
+                      <a:fillRect/>
+                    </a:stretch>
+                  </pic:blipFill>
+                  <pic:spPr>
+                    <a:xfrm>
+                      <a:off x="0" y="0"/>
+                      <a:ext cx="5943600" cy="2931795"/>
+                    </a:xfrm>
+                    <a:prstGeom prst="rect">
+                      <a:avLst/>
+                    </a:prstGeom>
+                  </pic:spPr>
+                </pic:pic>
+              </a:graphicData>
+            </a:graphic>
+          </wp:inline>
+        </w:drawing>
+      </w:r>
+    </w:p>
+    <w:p>
+      <w:r>
+        <w:t xml:space="preserve">Question </w:t>
+      </w:r>
+      <w:r>
+        <w:t>4</w:t>
+      </w:r>
+      <w:r>
+        <w:t xml:space="preserve"> AI Response</w:t>
+      </w:r>
+    </w:p>
+    <w:p>
+      <w:r>
+        <w:drawing>
+          <wp:inline distT="0" distB="0" distL="0" distR="0" wp14:anchorId="3F0E10C3" wp14:editId="21708526">
+            <wp:extent cx="5943600" cy="2910840"/>
+            <wp:effectExtent l="0" t="0" r="0" b="3810"/>
+            <wp:docPr id="848063259" name="Picture 1"/>
+            <wp:cNvGraphicFramePr>
+              <a:graphicFrameLocks xmlns:a="http://schemas.openxmlformats.org/drawingml/2006/main" noChangeAspect="1"/>
+            </wp:cNvGraphicFramePr>
+            <a:graphic xmlns:a="http://schemas.openxmlformats.org/drawingml/2006/main">
+              <a:graphicData uri="http://schemas.openxmlformats.org/drawingml/2006/picture">
+                <pic:pic xmlns:pic="http://schemas.openxmlformats.org/drawingml/2006/picture">
+                  <pic:nvPicPr>
+                    <pic:cNvPr id="848063259" name=""/>
+                    <pic:cNvPicPr/>
+                  </pic:nvPicPr>
+                  <pic:blipFill>
+                    <a:blip r:embed="rId9"/>
+                    <a:stretch>
+                      <a:fillRect/>
+                    </a:stretch>
+                  </pic:blipFill>
+                  <pic:spPr>
+                    <a:xfrm>
+                      <a:off x="0" y="0"/>
+                      <a:ext cx="5943600" cy="2910840"/>
+                    </a:xfrm>
+                    <a:prstGeom prst="rect">
+                      <a:avLst/>
+                    </a:prstGeom>
+                  </pic:spPr>
+                </pic:pic>
+              </a:graphicData>
+            </a:graphic>
+          </wp:inline>
+        </w:drawing>
+      </w:r>
+    </w:p>
+    <w:p/>
+    <w:p>
+      <w:r>
+        <w:br w:type="page"/>
+      </w:r>
+    </w:p>
+    <w:p>
+      <w:r>
+        <w:lastRenderedPageBreak/>
+        <w:t xml:space="preserve">Question </w:t>
+      </w:r>
+      <w:r>
+        <w:t>5</w:t>
+      </w:r>
+      <w:r>
+        <w:t xml:space="preserve"> AI Response</w:t>
+      </w:r>
+      <w:r>
+        <w:t xml:space="preserve"> - </w:t>
+      </w:r>
+      <w:r>
+        <w:t>Limited to 200 words</w:t>
+      </w:r>
+    </w:p>
+    <w:p>
+      <w:r>
+        <w:drawing>
+          <wp:inline distT="0" distB="0" distL="0" distR="0" wp14:anchorId="146DE1C1" wp14:editId="760D6E13">
+            <wp:extent cx="5943600" cy="2893060"/>
+            <wp:effectExtent l="0" t="0" r="0" b="2540"/>
+            <wp:docPr id="843344106" name="Picture 1"/>
+            <wp:cNvGraphicFramePr>
+              <a:graphicFrameLocks xmlns:a="http://schemas.openxmlformats.org/drawingml/2006/main" noChangeAspect="1"/>
+            </wp:cNvGraphicFramePr>
+            <a:graphic xmlns:a="http://schemas.openxmlformats.org/drawingml/2006/main">
+              <a:graphicData uri="http://schemas.openxmlformats.org/drawingml/2006/picture">
+                <pic:pic xmlns:pic="http://schemas.openxmlformats.org/drawingml/2006/picture">
+                  <pic:nvPicPr>
+                    <pic:cNvPr id="843344106" name=""/>
+                    <pic:cNvPicPr/>
+                  </pic:nvPicPr>
+                  <pic:blipFill>
+                    <a:blip r:embed="rId10"/>
+                    <a:stretch>
+                      <a:fillRect/>
+                    </a:stretch>
+                  </pic:blipFill>
+                  <pic:spPr>
+                    <a:xfrm>
+                      <a:off x="0" y="0"/>
+                      <a:ext cx="5943600" cy="2893060"/>
+                    </a:xfrm>
+                    <a:prstGeom prst="rect">
+                      <a:avLst/>
+                    </a:prstGeom>
+                  </pic:spPr>
+                </pic:pic>
+              </a:graphicData>
+            </a:graphic>
+          </wp:inline>
+        </w:drawing>
+      </w:r>
+    </w:p>
+    <w:p/>
+    <w:p>
+      <w:r>
+        <w:t>Question 5 AI Response</w:t>
+      </w:r>
+      <w:r>
+        <w:t xml:space="preserve"> – </w:t>
+      </w:r>
+      <w:r>
+        <w:t>Unl</w:t>
+      </w:r>
+      <w:r>
+        <w:t>imited words</w:t>
+      </w:r>
+      <w:r>
+        <w:drawing>
+          <wp:inline distT="0" distB="0" distL="0" distR="0" wp14:anchorId="261A9591" wp14:editId="0A084A00">
+            <wp:extent cx="5943600" cy="2894965"/>
+            <wp:effectExtent l="0" t="0" r="0" b="635"/>
+            <wp:docPr id="449026734" name="Picture 1"/>
+            <wp:cNvGraphicFramePr>
+              <a:graphicFrameLocks xmlns:a="http://schemas.openxmlformats.org/drawingml/2006/main" noChangeAspect="1"/>
+            </wp:cNvGraphicFramePr>
+            <a:graphic xmlns:a="http://schemas.openxmlformats.org/drawingml/2006/main">
+              <a:graphicData uri="http://schemas.openxmlformats.org/drawingml/2006/picture">
+                <pic:pic xmlns:pic="http://schemas.openxmlformats.org/drawingml/2006/picture">
+                  <pic:nvPicPr>
+                    <pic:cNvPr id="449026734" name=""/>
+                    <pic:cNvPicPr/>
+                  </pic:nvPicPr>
+                  <pic:blipFill>
+                    <a:blip r:embed="rId11"/>
+                    <a:stretch>
+                      <a:fillRect/>
+                    </a:stretch>
+                  </pic:blipFill>
+                  <pic:spPr>
+                    <a:xfrm>
+                      <a:off x="0" y="0"/>
+                      <a:ext cx="5943600" cy="2894965"/>
+                    </a:xfrm>
+                    <a:prstGeom prst="rect">
+                      <a:avLst/>
+                    </a:prstGeom>
+                  </pic:spPr>
+                </pic:pic>
+              </a:graphicData>
+            </a:graphic>
+          </wp:inline>
+        </w:drawing>
+      </w:r>
+      <w:r>
+        <w:rPr>
+          <w:noProof/>
+        </w:rPr>
+        <w:t xml:space="preserve"> </w:t>
+      </w:r>
+      <w:r>
+        <w:lastRenderedPageBreak/>
+        <w:drawing>
+          <wp:inline distT="0" distB="0" distL="0" distR="0" wp14:anchorId="66AD445C" wp14:editId="164F5A33">
+            <wp:extent cx="5943600" cy="2912745"/>
+            <wp:effectExtent l="0" t="0" r="0" b="1905"/>
+            <wp:docPr id="1562602015" name="Picture 1"/>
+            <wp:cNvGraphicFramePr>
+              <a:graphicFrameLocks xmlns:a="http://schemas.openxmlformats.org/drawingml/2006/main" noChangeAspect="1"/>
+            </wp:cNvGraphicFramePr>
+            <a:graphic xmlns:a="http://schemas.openxmlformats.org/drawingml/2006/main">
+              <a:graphicData uri="http://schemas.openxmlformats.org/drawingml/2006/picture">
+                <pic:pic xmlns:pic="http://schemas.openxmlformats.org/drawingml/2006/picture">
+                  <pic:nvPicPr>
+                    <pic:cNvPr id="1562602015" name=""/>
+                    <pic:cNvPicPr/>
+                  </pic:nvPicPr>
+                  <pic:blipFill>
+                    <a:blip r:embed="rId12"/>
+                    <a:stretch>
+                      <a:fillRect/>
+                    </a:stretch>
+                  </pic:blipFill>
+                  <pic:spPr>
+                    <a:xfrm>
+                      <a:off x="0" y="0"/>
+                      <a:ext cx="5943600" cy="2912745"/>
+                    </a:xfrm>
+                    <a:prstGeom prst="rect">
+                      <a:avLst/>
+                    </a:prstGeom>
+                  </pic:spPr>
+                </pic:pic>
+              </a:graphicData>
+            </a:graphic>
+          </wp:inline>
+        </w:drawing>
+      </w:r>
+      <w:r>
+        <w:rPr>
+          <w:noProof/>
+        </w:rPr>
+        <w:t xml:space="preserve"> </w:t>
+      </w:r>
+      <w:r>
+        <w:rPr>
+          <w:noProof/>
+        </w:rPr>
+        <w:drawing>
+          <wp:inline distT="0" distB="0" distL="0" distR="0" wp14:anchorId="584E8A65" wp14:editId="6308610C">
+            <wp:extent cx="5943600" cy="2917825"/>
+            <wp:effectExtent l="0" t="0" r="0" b="0"/>
+            <wp:docPr id="1425373896" name="Picture 1"/>
+            <wp:cNvGraphicFramePr>
+              <a:graphicFrameLocks xmlns:a="http://schemas.openxmlformats.org/drawingml/2006/main" noChangeAspect="1"/>
+            </wp:cNvGraphicFramePr>
+            <a:graphic xmlns:a="http://schemas.openxmlformats.org/drawingml/2006/main">
+              <a:graphicData uri="http://schemas.openxmlformats.org/drawingml/2006/picture">
+                <pic:pic xmlns:pic="http://schemas.openxmlformats.org/drawingml/2006/picture">
+                  <pic:nvPicPr>
+                    <pic:cNvPr id="1425373896" name=""/>
+                    <pic:cNvPicPr/>
+                  </pic:nvPicPr>
+                  <pic:blipFill>
+                    <a:blip r:embed="rId13"/>
+                    <a:stretch>
+                      <a:fillRect/>
+                    </a:stretch>
+                  </pic:blipFill>
+                  <pic:spPr>
+                    <a:xfrm>
+                      <a:off x="0" y="0"/>
+                      <a:ext cx="5943600" cy="2917825"/>
+                    </a:xfrm>
+                    <a:prstGeom prst="rect">
+                      <a:avLst/>
+                    </a:prstGeom>
+                  </pic:spPr>
+                </pic:pic>
+              </a:graphicData>
+            </a:graphic>
+          </wp:inline>
+        </w:drawing>
+      </w:r>
+      <w:r>
+        <w:rPr>
+          <w:noProof/>
+        </w:rPr>
+        <w:t xml:space="preserve"> </w:t>
+      </w:r>
+      <w:r>
+        <w:rPr>
+          <w:noProof/>
+        </w:rPr>
+        <w:lastRenderedPageBreak/>
+        <w:drawing>
+          <wp:inline distT="0" distB="0" distL="0" distR="0" wp14:anchorId="57916843" wp14:editId="19863F73">
+            <wp:extent cx="5943600" cy="2900680"/>
+            <wp:effectExtent l="0" t="0" r="0" b="0"/>
+            <wp:docPr id="378767197" name="Picture 1"/>
+            <wp:cNvGraphicFramePr>
+              <a:graphicFrameLocks xmlns:a="http://schemas.openxmlformats.org/drawingml/2006/main" noChangeAspect="1"/>
+            </wp:cNvGraphicFramePr>
+            <a:graphic xmlns:a="http://schemas.openxmlformats.org/drawingml/2006/main">
+              <a:graphicData uri="http://schemas.openxmlformats.org/drawingml/2006/picture">
+                <pic:pic xmlns:pic="http://schemas.openxmlformats.org/drawingml/2006/picture">
+                  <pic:nvPicPr>
+                    <pic:cNvPr id="378767197" name=""/>
+                    <pic:cNvPicPr/>
+                  </pic:nvPicPr>
+                  <pic:blipFill>
+                    <a:blip r:embed="rId14"/>
+                    <a:stretch>
+                      <a:fillRect/>
+                    </a:stretch>
+                  </pic:blipFill>
+                  <pic:spPr>
+                    <a:xfrm>
+                      <a:off x="0" y="0"/>
+                      <a:ext cx="5943600" cy="2900680"/>
+                    </a:xfrm>
+                    <a:prstGeom prst="rect">
+                      <a:avLst/>
+                    </a:prstGeom>
+                  </pic:spPr>
+                </pic:pic>
+              </a:graphicData>
+            </a:graphic>
+          </wp:inline>
+        </w:drawing>
+      </w:r>
+      <w:r>
+        <w:rPr>
+          <w:noProof/>
+        </w:rPr>
+        <w:t xml:space="preserve"> </w:t>
+      </w:r>
+      <w:r>
+        <w:rPr>
+          <w:noProof/>
+        </w:rPr>
+        <w:drawing>
+          <wp:inline distT="0" distB="0" distL="0" distR="0" wp14:anchorId="7C14AE35" wp14:editId="7EB927F8">
+            <wp:extent cx="5943600" cy="2910840"/>
+            <wp:effectExtent l="0" t="0" r="0" b="3810"/>
+            <wp:docPr id="354518176" name="Picture 1"/>
+            <wp:cNvGraphicFramePr>
+              <a:graphicFrameLocks xmlns:a="http://schemas.openxmlformats.org/drawingml/2006/main" noChangeAspect="1"/>
+            </wp:cNvGraphicFramePr>
+            <a:graphic xmlns:a="http://schemas.openxmlformats.org/drawingml/2006/main">
+              <a:graphicData uri="http://schemas.openxmlformats.org/drawingml/2006/picture">
+                <pic:pic xmlns:pic="http://schemas.openxmlformats.org/drawingml/2006/picture">
+                  <pic:nvPicPr>
+                    <pic:cNvPr id="354518176" name=""/>
+                    <pic:cNvPicPr/>
+                  </pic:nvPicPr>
+                  <pic:blipFill>
+                    <a:blip r:embed="rId15"/>
+                    <a:stretch>
+                      <a:fillRect/>
+                    </a:stretch>
+                  </pic:blipFill>
+                  <pic:spPr>
+                    <a:xfrm>
+                      <a:off x="0" y="0"/>
+                      <a:ext cx="5943600" cy="2910840"/>
+                    </a:xfrm>
+                    <a:prstGeom prst="rect">
+                      <a:avLst/>
+                    </a:prstGeom>
+                  </pic:spPr>
+                </pic:pic>
+              </a:graphicData>
+            </a:graphic>
+          </wp:inline>
+        </w:drawing>
+      </w:r>
+      <w:r>
+        <w:rPr>
+          <w:noProof/>
+        </w:rPr>
+        <w:t xml:space="preserve"> </w:t>
+      </w:r>
+      <w:r>
+        <w:rPr>
+          <w:noProof/>
+        </w:rPr>
+        <w:lastRenderedPageBreak/>
+        <w:drawing>
+          <wp:inline distT="0" distB="0" distL="0" distR="0" wp14:anchorId="7E9165C5" wp14:editId="5485EF7C">
+            <wp:extent cx="5943600" cy="2908935"/>
+            <wp:effectExtent l="0" t="0" r="0" b="5715"/>
+            <wp:docPr id="1990913409" name="Picture 1"/>
+            <wp:cNvGraphicFramePr>
+              <a:graphicFrameLocks xmlns:a="http://schemas.openxmlformats.org/drawingml/2006/main" noChangeAspect="1"/>
+            </wp:cNvGraphicFramePr>
+            <a:graphic xmlns:a="http://schemas.openxmlformats.org/drawingml/2006/main">
+              <a:graphicData uri="http://schemas.openxmlformats.org/drawingml/2006/picture">
+                <pic:pic xmlns:pic="http://schemas.openxmlformats.org/drawingml/2006/picture">
+                  <pic:nvPicPr>
+                    <pic:cNvPr id="1990913409" name=""/>
+                    <pic:cNvPicPr/>
+                  </pic:nvPicPr>
+                  <pic:blipFill>
+                    <a:blip r:embed="rId16"/>
+                    <a:stretch>
+                      <a:fillRect/>
+                    </a:stretch>
+                  </pic:blipFill>
+                  <pic:spPr>
+                    <a:xfrm>
+                      <a:off x="0" y="0"/>
+                      <a:ext cx="5943600" cy="2908935"/>
+                    </a:xfrm>
+                    <a:prstGeom prst="rect">
+                      <a:avLst/>
+                    </a:prstGeom>
+                  </pic:spPr>
+                </pic:pic>
+              </a:graphicData>
+            </a:graphic>
+          </wp:inline>
+        </w:drawing>
+      </w:r>
+      <w:r>
+        <w:rPr>
+          <w:noProof/>
+        </w:rPr>
+        <w:t xml:space="preserve"> </w:t>
+      </w:r>
+      <w:r>
+        <w:rPr>
+          <w:noProof/>
+        </w:rPr>
+        <w:drawing>
+          <wp:inline distT="0" distB="0" distL="0" distR="0" wp14:anchorId="3610FE45" wp14:editId="00A609B4">
+            <wp:extent cx="5943600" cy="2908935"/>
+            <wp:effectExtent l="0" t="0" r="0" b="5715"/>
+            <wp:docPr id="109892498" name="Picture 1"/>
+            <wp:cNvGraphicFramePr>
+              <a:graphicFrameLocks xmlns:a="http://schemas.openxmlformats.org/drawingml/2006/main" noChangeAspect="1"/>
+            </wp:cNvGraphicFramePr>
+            <a:graphic xmlns:a="http://schemas.openxmlformats.org/drawingml/2006/main">
+              <a:graphicData uri="http://schemas.openxmlformats.org/drawingml/2006/picture">
+                <pic:pic xmlns:pic="http://schemas.openxmlformats.org/drawingml/2006/picture">
+                  <pic:nvPicPr>
+                    <pic:cNvPr id="109892498" name=""/>
+                    <pic:cNvPicPr/>
+                  </pic:nvPicPr>
+                  <pic:blipFill>
+                    <a:blip r:embed="rId17"/>
+                    <a:stretch>
+                      <a:fillRect/>
+                    </a:stretch>
+                  </pic:blipFill>
+                  <pic:spPr>
+                    <a:xfrm>
+                      <a:off x="0" y="0"/>
+                      <a:ext cx="5943600" cy="2908935"/>
+                    </a:xfrm>
+                    <a:prstGeom prst="rect">
+                      <a:avLst/>
+                    </a:prstGeom>
+                  </pic:spPr>
+                </pic:pic>
+              </a:graphicData>
+            </a:graphic>
+          </wp:inline>
+        </w:drawing>
+      </w:r>
+    </w:p>
     <w:sectPr>
       <w:pgSz w:w="12240" w:h="15840"/>
       <w:pgMar w:top="1440" w:right="1440" w:bottom="1440" w:left="1440" w:header="720" w:footer="720" w:gutter="0"/>
@@ -2389,6 +3247,119 @@
     </w:lvl>
   </w:abstractNum>
   <w:abstractNum w:abstractNumId="10" w15:restartNumberingAfterBreak="0">
+    <w:nsid w:val="5D194AC2"/>
+    <w:multiLevelType w:val="hybridMultilevel"/>
+    <w:tmpl w:val="6E8446D0"/>
+    <w:lvl w:ilvl="0" w:tplc="04090001">
+      <w:start w:val="1"/>
+      <w:numFmt w:val="bullet"/>
+      <w:lvlText w:val=""/>
+      <w:lvlJc w:val="left"/>
+      <w:pPr>
+        <w:ind w:left="1440" w:hanging="360"/>
+      </w:pPr>
+      <w:rPr>
+        <w:rFonts w:ascii="Symbol" w:hAnsi="Symbol" w:hint="default"/>
+      </w:rPr>
+    </w:lvl>
+    <w:lvl w:ilvl="1" w:tplc="04090003" w:tentative="1">
+      <w:start w:val="1"/>
+      <w:numFmt w:val="bullet"/>
+      <w:lvlText w:val="o"/>
+      <w:lvlJc w:val="left"/>
+      <w:pPr>
+        <w:ind w:left="2160" w:hanging="360"/>
+      </w:pPr>
+      <w:rPr>
+        <w:rFonts w:ascii="Courier New" w:hAnsi="Courier New" w:cs="Courier New" w:hint="default"/>
+      </w:rPr>
+    </w:lvl>
+    <w:lvl w:ilvl="2" w:tplc="04090005" w:tentative="1">
+      <w:start w:val="1"/>
+      <w:numFmt w:val="bullet"/>
+      <w:lvlText w:val=""/>
+      <w:lvlJc w:val="left"/>
+      <w:pPr>
+        <w:ind w:left="2880" w:hanging="360"/>
+      </w:pPr>
+      <w:rPr>
+        <w:rFonts w:ascii="Wingdings" w:hAnsi="Wingdings" w:hint="default"/>
+      </w:rPr>
+    </w:lvl>
+    <w:lvl w:ilvl="3" w:tplc="04090001" w:tentative="1">
+      <w:start w:val="1"/>
+      <w:numFmt w:val="bullet"/>
+      <w:lvlText w:val=""/>
+      <w:lvlJc w:val="left"/>
+      <w:pPr>
+        <w:ind w:left="3600" w:hanging="360"/>
+      </w:pPr>
+      <w:rPr>
+        <w:rFonts w:ascii="Symbol" w:hAnsi="Symbol" w:hint="default"/>
+      </w:rPr>
+    </w:lvl>
+    <w:lvl w:ilvl="4" w:tplc="04090003" w:tentative="1">
+      <w:start w:val="1"/>
+      <w:numFmt w:val="bullet"/>
+      <w:lvlText w:val="o"/>
+      <w:lvlJc w:val="left"/>
+      <w:pPr>
+        <w:ind w:left="4320" w:hanging="360"/>
+      </w:pPr>
+      <w:rPr>
+        <w:rFonts w:ascii="Courier New" w:hAnsi="Courier New" w:cs="Courier New" w:hint="default"/>
+      </w:rPr>
+    </w:lvl>
+    <w:lvl w:ilvl="5" w:tplc="04090005" w:tentative="1">
+      <w:start w:val="1"/>
+      <w:numFmt w:val="bullet"/>
+      <w:lvlText w:val=""/>
+      <w:lvlJc w:val="left"/>
+      <w:pPr>
+        <w:ind w:left="5040" w:hanging="360"/>
+      </w:pPr>
+      <w:rPr>
+        <w:rFonts w:ascii="Wingdings" w:hAnsi="Wingdings" w:hint="default"/>
+      </w:rPr>
+    </w:lvl>
+    <w:lvl w:ilvl="6" w:tplc="04090001" w:tentative="1">
+      <w:start w:val="1"/>
+      <w:numFmt w:val="bullet"/>
+      <w:lvlText w:val=""/>
+      <w:lvlJc w:val="left"/>
+      <w:pPr>
+        <w:ind w:left="5760" w:hanging="360"/>
+      </w:pPr>
+      <w:rPr>
+        <w:rFonts w:ascii="Symbol" w:hAnsi="Symbol" w:hint="default"/>
+      </w:rPr>
+    </w:lvl>
+    <w:lvl w:ilvl="7" w:tplc="04090003" w:tentative="1">
+      <w:start w:val="1"/>
+      <w:numFmt w:val="bullet"/>
+      <w:lvlText w:val="o"/>
+      <w:lvlJc w:val="left"/>
+      <w:pPr>
+        <w:ind w:left="6480" w:hanging="360"/>
+      </w:pPr>
+      <w:rPr>
+        <w:rFonts w:ascii="Courier New" w:hAnsi="Courier New" w:cs="Courier New" w:hint="default"/>
+      </w:rPr>
+    </w:lvl>
+    <w:lvl w:ilvl="8" w:tplc="04090005" w:tentative="1">
+      <w:start w:val="1"/>
+      <w:numFmt w:val="bullet"/>
+      <w:lvlText w:val=""/>
+      <w:lvlJc w:val="left"/>
+      <w:pPr>
+        <w:ind w:left="7200" w:hanging="360"/>
+      </w:pPr>
+      <w:rPr>
+        <w:rFonts w:ascii="Wingdings" w:hAnsi="Wingdings" w:hint="default"/>
+      </w:rPr>
+    </w:lvl>
+  </w:abstractNum>
+  <w:abstractNum w:abstractNumId="11" w15:restartNumberingAfterBreak="0">
     <w:nsid w:val="68106C35"/>
     <w:multiLevelType w:val="hybridMultilevel"/>
     <w:tmpl w:val="5E5A2402"/>
@@ -2501,7 +3472,7 @@
       </w:rPr>
     </w:lvl>
   </w:abstractNum>
-  <w:abstractNum w:abstractNumId="11" w15:restartNumberingAfterBreak="0">
+  <w:abstractNum w:abstractNumId="12" w15:restartNumberingAfterBreak="0">
     <w:nsid w:val="787E4018"/>
     <w:multiLevelType w:val="hybridMultilevel"/>
     <w:tmpl w:val="A66CF6B0"/>
@@ -2614,7 +3585,7 @@
       </w:rPr>
     </w:lvl>
   </w:abstractNum>
-  <w:abstractNum w:abstractNumId="12" w15:restartNumberingAfterBreak="0">
+  <w:abstractNum w:abstractNumId="13" w15:restartNumberingAfterBreak="0">
     <w:nsid w:val="7C7B5D5A"/>
     <w:multiLevelType w:val="multilevel"/>
     <w:tmpl w:val="0F800E16"/>
@@ -2763,7 +3734,7 @@
       </w:rPr>
     </w:lvl>
   </w:abstractNum>
-  <w:abstractNum w:abstractNumId="13" w15:restartNumberingAfterBreak="0">
+  <w:abstractNum w:abstractNumId="14" w15:restartNumberingAfterBreak="0">
     <w:nsid w:val="7D5F0650"/>
     <w:multiLevelType w:val="hybridMultilevel"/>
     <w:tmpl w:val="1B249FB2"/>
@@ -2883,10 +3854,10 @@
     <w:abstractNumId w:val="6"/>
   </w:num>
   <w:num w:numId="3" w16cid:durableId="892498404">
-    <w:abstractNumId w:val="13"/>
+    <w:abstractNumId w:val="14"/>
   </w:num>
   <w:num w:numId="4" w16cid:durableId="975142219">
-    <w:abstractNumId w:val="11"/>
+    <w:abstractNumId w:val="12"/>
   </w:num>
   <w:num w:numId="5" w16cid:durableId="1923491126">
     <w:abstractNumId w:val="5"/>
@@ -2904,10 +3875,10 @@
     <w:abstractNumId w:val="4"/>
   </w:num>
   <w:num w:numId="10" w16cid:durableId="454107797">
-    <w:abstractNumId w:val="10"/>
+    <w:abstractNumId w:val="11"/>
   </w:num>
   <w:num w:numId="11" w16cid:durableId="1323461796">
-    <w:abstractNumId w:val="12"/>
+    <w:abstractNumId w:val="13"/>
   </w:num>
   <w:num w:numId="12" w16cid:durableId="1382709837">
     <w:abstractNumId w:val="2"/>
@@ -2947,6 +3918,9 @@
         <w:lvlJc w:val="left"/>
       </w:lvl>
     </w:lvlOverride>
+  </w:num>
+  <w:num w:numId="18" w16cid:durableId="1071268620">
+    <w:abstractNumId w:val="10"/>
   </w:num>
   <w:numIdMacAtCleanup w:val="10"/>
 </w:numbering>

--- a/DTSC-540_Intro_to_AI/Assignment_module7.docx
+++ b/DTSC-540_Intro_to_AI/Assignment_module7.docx
@@ -195,10 +195,7 @@
         <w:t xml:space="preserve">150 </w:t>
       </w:r>
       <w:r>
-        <w:t>words.</w:t>
-      </w:r>
-      <w:r>
-        <w:t xml:space="preserve"> </w:t>
+        <w:t xml:space="preserve">words. </w:t>
       </w:r>
       <w:r>
         <w:t>What does it mean to have faith in God? How does a person know if they have faith?</w:t>
@@ -259,10 +256,7 @@
         <w:t xml:space="preserve">150 </w:t>
       </w:r>
       <w:r>
-        <w:t>words.</w:t>
-      </w:r>
-      <w:r>
-        <w:t xml:space="preserve"> </w:t>
+        <w:t xml:space="preserve">words. </w:t>
       </w:r>
       <w:r>
         <w:t>Why do you think there are so many different religions?</w:t>
@@ -309,10 +303,7 @@
         <w:t xml:space="preserve">150 </w:t>
       </w:r>
       <w:r>
-        <w:t>words.</w:t>
-      </w:r>
-      <w:r>
-        <w:t xml:space="preserve"> </w:t>
+        <w:t xml:space="preserve">words. </w:t>
       </w:r>
       <w:r>
         <w:t>Why does God let bad things happen to good people?</w:t>
@@ -384,16 +375,10 @@
         <w:t xml:space="preserve">Limit your response to </w:t>
       </w:r>
       <w:r>
-        <w:t>200</w:t>
-      </w:r>
-      <w:r>
-        <w:t xml:space="preserve"> </w:t>
-      </w:r>
-      <w:r>
-        <w:t>words.</w:t>
-      </w:r>
-      <w:r>
-        <w:t xml:space="preserve"> </w:t>
+        <w:t xml:space="preserve">200 </w:t>
+      </w:r>
+      <w:r>
+        <w:t xml:space="preserve">words. </w:t>
       </w:r>
       <w:r>
         <w:t xml:space="preserve">If </w:t>
@@ -548,52 +533,54 @@
           <w:kern w:val="0"/>
           <w14:ligatures w14:val="none"/>
         </w:rPr>
+        <w:t xml:space="preserve"> which is a tool that allows users to ask multiple AIs the same questions simultaneously. </w:t>
+      </w:r>
+      <w:r>
+        <w:rPr>
+          <w:rFonts w:ascii="Arial" w:eastAsia="Times New Roman" w:hAnsi="Arial" w:cs="Arial"/>
+          <w:color w:val="000000"/>
+          <w:kern w:val="0"/>
+          <w14:ligatures w14:val="none"/>
+        </w:rPr>
+        <w:t>I used GPT-5.6 Luna, Llama 4, and Gemini 3.8 Flash.</w:t>
+      </w:r>
+      <w:r>
+        <w:rPr>
+          <w:rFonts w:ascii="Arial" w:eastAsia="Times New Roman" w:hAnsi="Arial" w:cs="Arial"/>
+          <w:color w:val="000000"/>
+          <w:kern w:val="0"/>
+          <w14:ligatures w14:val="none"/>
+        </w:rPr>
+        <w:br/>
+      </w:r>
+      <w:r>
+        <w:rPr>
+          <w:rFonts w:ascii="Arial" w:eastAsia="Times New Roman" w:hAnsi="Arial" w:cs="Arial"/>
+          <w:color w:val="000000"/>
+          <w:kern w:val="0"/>
+          <w14:ligatures w14:val="none"/>
+        </w:rPr>
+        <w:br/>
+      </w:r>
+      <w:r>
+        <w:rPr>
+          <w:rFonts w:ascii="Arial" w:eastAsia="Times New Roman" w:hAnsi="Arial" w:cs="Arial"/>
+          <w:b/>
+          <w:bCs/>
+          <w:color w:val="000000"/>
+          <w:kern w:val="0"/>
+          <w14:ligatures w14:val="none"/>
+        </w:rPr>
+        <w:t>Reflection</w:t>
+      </w:r>
+      <w:r>
+        <w:rPr>
+          <w:rFonts w:ascii="Arial" w:eastAsia="Times New Roman" w:hAnsi="Arial" w:cs="Arial"/>
+          <w:color w:val="000000"/>
+          <w:kern w:val="0"/>
+          <w14:ligatures w14:val="none"/>
+        </w:rPr>
         <w:t xml:space="preserve"> </w:t>
-      </w:r>
-      <w:r>
-        <w:rPr>
-          <w:rFonts w:ascii="Arial" w:eastAsia="Times New Roman" w:hAnsi="Arial" w:cs="Arial"/>
-          <w:color w:val="000000"/>
-          <w:kern w:val="0"/>
-          <w14:ligatures w14:val="none"/>
-        </w:rPr>
-        <w:t xml:space="preserve">which is a tool that allows users to ask multiple AIs the same questions simultaneously. </w:t>
-      </w:r>
-      <w:r>
-        <w:rPr>
-          <w:rFonts w:ascii="Arial" w:eastAsia="Times New Roman" w:hAnsi="Arial" w:cs="Arial"/>
-          <w:color w:val="000000"/>
-          <w:kern w:val="0"/>
-          <w14:ligatures w14:val="none"/>
-        </w:rPr>
-        <w:t>I used GPT-5.6 Luna, Llama 4, and Gemini 3.8 Flash.</w:t>
-      </w:r>
-      <w:r>
-        <w:rPr>
-          <w:rFonts w:ascii="Arial" w:eastAsia="Times New Roman" w:hAnsi="Arial" w:cs="Arial"/>
-          <w:color w:val="000000"/>
-          <w:kern w:val="0"/>
-          <w14:ligatures w14:val="none"/>
-        </w:rPr>
-        <w:br/>
-      </w:r>
-      <w:r>
-        <w:rPr>
-          <w:rFonts w:ascii="Arial" w:eastAsia="Times New Roman" w:hAnsi="Arial" w:cs="Arial"/>
-          <w:color w:val="000000"/>
-          <w:kern w:val="0"/>
-          <w14:ligatures w14:val="none"/>
-        </w:rPr>
-        <w:br/>
-      </w:r>
-      <w:r>
-        <w:rPr>
-          <w:rFonts w:ascii="Arial" w:eastAsia="Times New Roman" w:hAnsi="Arial" w:cs="Arial"/>
-          <w:color w:val="000000"/>
-          <w:kern w:val="0"/>
-          <w14:ligatures w14:val="none"/>
-        </w:rPr>
-        <w:t xml:space="preserve">Reflection </w:t>
       </w:r>
     </w:p>
     <w:p>
@@ -644,7 +631,61 @@
           <w:kern w:val="0"/>
           <w14:ligatures w14:val="none"/>
         </w:rPr>
-        <w:t xml:space="preserve"> an interesting opportunity to discuss multiple points of view on the same question just by telling the AI what persona it should use.  I tried the following personas to see how the AIs responses changed and kept some of the more interesting responses (see Appendix):</w:t>
+        <w:t xml:space="preserve"> an interesting opportunity to discuss </w:t>
+      </w:r>
+      <w:r>
+        <w:rPr>
+          <w:rFonts w:ascii="Arial" w:eastAsia="Times New Roman" w:hAnsi="Arial" w:cs="Arial"/>
+          <w:color w:val="000000"/>
+          <w:kern w:val="0"/>
+          <w14:ligatures w14:val="none"/>
+        </w:rPr>
+        <w:t xml:space="preserve">the same questions from </w:t>
+      </w:r>
+      <w:r>
+        <w:rPr>
+          <w:rFonts w:ascii="Arial" w:eastAsia="Times New Roman" w:hAnsi="Arial" w:cs="Arial"/>
+          <w:color w:val="000000"/>
+          <w:kern w:val="0"/>
+          <w14:ligatures w14:val="none"/>
+        </w:rPr>
+        <w:t>multiple points of view just by telling the AI what persona it should use.  I tried the following personas to see how the AI</w:t>
+      </w:r>
+      <w:r>
+        <w:rPr>
+          <w:rFonts w:ascii="Arial" w:eastAsia="Times New Roman" w:hAnsi="Arial" w:cs="Arial"/>
+          <w:color w:val="000000"/>
+          <w:kern w:val="0"/>
+          <w14:ligatures w14:val="none"/>
+        </w:rPr>
+        <w:t>’</w:t>
+      </w:r>
+      <w:r>
+        <w:rPr>
+          <w:rFonts w:ascii="Arial" w:eastAsia="Times New Roman" w:hAnsi="Arial" w:cs="Arial"/>
+          <w:color w:val="000000"/>
+          <w:kern w:val="0"/>
+          <w14:ligatures w14:val="none"/>
+        </w:rPr>
+        <w:t xml:space="preserve">s responses changed and </w:t>
+      </w:r>
+      <w:r>
+        <w:rPr>
+          <w:rFonts w:ascii="Arial" w:eastAsia="Times New Roman" w:hAnsi="Arial" w:cs="Arial"/>
+          <w:color w:val="000000"/>
+          <w:kern w:val="0"/>
+          <w14:ligatures w14:val="none"/>
+        </w:rPr>
+        <w:t xml:space="preserve">captured </w:t>
+      </w:r>
+      <w:r>
+        <w:rPr>
+          <w:rFonts w:ascii="Arial" w:eastAsia="Times New Roman" w:hAnsi="Arial" w:cs="Arial"/>
+          <w:color w:val="000000"/>
+          <w:kern w:val="0"/>
+          <w14:ligatures w14:val="none"/>
+        </w:rPr>
+        <w:t>some of the more interesting responses (see Appendix):</w:t>
       </w:r>
     </w:p>
     <w:p>
@@ -788,7 +829,7 @@
     </w:p>
     <w:p>
       <w:pPr>
-        <w:spacing w:after="0" w:line="240" w:lineRule="auto"/>
+        <w:spacing w:after="0"/>
         <w:textAlignment w:val="baseline"/>
         <w:rPr>
           <w:rFonts w:ascii="Arial" w:eastAsia="Times New Roman" w:hAnsi="Arial" w:cs="Arial"/>
@@ -804,43 +845,368 @@
           <w:kern w:val="0"/>
           <w14:ligatures w14:val="none"/>
         </w:rPr>
-        <w:t xml:space="preserve">I found the models that had the longest context window or “memory” had a more natural conversational feel.  The Llama 4 model had a hard time staying on the central topic as occasional side conversations occurred. I also found that all the models were too verbose in their default response for </w:t>
-      </w:r>
-      <w:r>
-        <w:rPr>
-          <w:rFonts w:ascii="Arial" w:eastAsia="Times New Roman" w:hAnsi="Arial" w:cs="Arial"/>
-          <w:color w:val="000000"/>
-          <w:kern w:val="0"/>
-          <w14:ligatures w14:val="none"/>
-        </w:rPr>
-        <w:t xml:space="preserve">the interaction </w:t>
-      </w:r>
-      <w:r>
-        <w:rPr>
-          <w:rFonts w:ascii="Arial" w:eastAsia="Times New Roman" w:hAnsi="Arial" w:cs="Arial"/>
-          <w:color w:val="000000"/>
-          <w:kern w:val="0"/>
-          <w14:ligatures w14:val="none"/>
-        </w:rPr>
-        <w:t xml:space="preserve">to really feel </w:t>
-      </w:r>
-      <w:r>
-        <w:rPr>
-          <w:rFonts w:ascii="Arial" w:eastAsia="Times New Roman" w:hAnsi="Arial" w:cs="Arial"/>
-          <w:color w:val="000000"/>
-          <w:kern w:val="0"/>
-          <w14:ligatures w14:val="none"/>
-        </w:rPr>
-        <w:t xml:space="preserve">like a </w:t>
-      </w:r>
-      <w:r>
-        <w:rPr>
-          <w:rFonts w:ascii="Arial" w:eastAsia="Times New Roman" w:hAnsi="Arial" w:cs="Arial"/>
-          <w:color w:val="000000"/>
-          <w:kern w:val="0"/>
-          <w14:ligatures w14:val="none"/>
-        </w:rPr>
-        <w:t xml:space="preserve">conversation.  When I </w:t>
+        <w:t xml:space="preserve">I found the models </w:t>
+      </w:r>
+      <w:r>
+        <w:rPr>
+          <w:rFonts w:ascii="Arial" w:hAnsi="Arial" w:cs="Arial"/>
+          <w:color w:val="000000"/>
+        </w:rPr>
+        <w:t>seemed</w:t>
+      </w:r>
+      <w:r>
+        <w:rPr>
+          <w:rFonts w:ascii="Arial" w:eastAsia="Times New Roman" w:hAnsi="Arial" w:cs="Arial"/>
+          <w:color w:val="000000"/>
+          <w:kern w:val="0"/>
+          <w14:ligatures w14:val="none"/>
+        </w:rPr>
+        <w:t xml:space="preserve"> </w:t>
+      </w:r>
+      <w:r>
+        <w:rPr>
+          <w:rFonts w:ascii="Arial" w:eastAsia="Times New Roman" w:hAnsi="Arial" w:cs="Arial"/>
+          <w:color w:val="000000"/>
+          <w:kern w:val="0"/>
+          <w14:ligatures w14:val="none"/>
+        </w:rPr>
+        <w:t xml:space="preserve">to have different </w:t>
+      </w:r>
+      <w:r>
+        <w:rPr>
+          <w:rFonts w:ascii="Arial" w:eastAsia="Times New Roman" w:hAnsi="Arial" w:cs="Arial"/>
+          <w:color w:val="000000"/>
+          <w:kern w:val="0"/>
+          <w14:ligatures w14:val="none"/>
+        </w:rPr>
+        <w:t>context window</w:t>
+      </w:r>
+      <w:r>
+        <w:rPr>
+          <w:rFonts w:ascii="Arial" w:eastAsia="Times New Roman" w:hAnsi="Arial" w:cs="Arial"/>
+          <w:color w:val="000000"/>
+          <w:kern w:val="0"/>
+          <w14:ligatures w14:val="none"/>
+        </w:rPr>
+        <w:t>s</w:t>
+      </w:r>
+      <w:r>
+        <w:rPr>
+          <w:rFonts w:ascii="Arial" w:eastAsia="Times New Roman" w:hAnsi="Arial" w:cs="Arial"/>
+          <w:color w:val="000000"/>
+          <w:kern w:val="0"/>
+          <w14:ligatures w14:val="none"/>
+        </w:rPr>
+        <w:t xml:space="preserve"> or “memory</w:t>
+      </w:r>
+      <w:r>
+        <w:rPr>
+          <w:rFonts w:ascii="Arial" w:hAnsi="Arial" w:cs="Arial"/>
+          <w:color w:val="000000"/>
+        </w:rPr>
+        <w:t>,”</w:t>
+      </w:r>
+      <w:r>
+        <w:rPr>
+          <w:rFonts w:ascii="Arial" w:eastAsia="Times New Roman" w:hAnsi="Arial" w:cs="Arial"/>
+          <w:color w:val="000000"/>
+          <w:kern w:val="0"/>
+          <w14:ligatures w14:val="none"/>
+        </w:rPr>
+        <w:t xml:space="preserve"> </w:t>
+      </w:r>
+      <w:r>
+        <w:rPr>
+          <w:rFonts w:ascii="Arial" w:eastAsia="Times New Roman" w:hAnsi="Arial" w:cs="Arial"/>
+          <w:color w:val="000000"/>
+          <w:kern w:val="0"/>
+          <w14:ligatures w14:val="none"/>
+        </w:rPr>
+        <w:t xml:space="preserve">despite </w:t>
+      </w:r>
+      <w:r>
+        <w:rPr>
+          <w:rFonts w:ascii="Arial" w:eastAsia="Times New Roman" w:hAnsi="Arial" w:cs="Arial"/>
+          <w:color w:val="000000"/>
+          <w:kern w:val="0"/>
+          <w14:ligatures w14:val="none"/>
+        </w:rPr>
+        <w:t>documentation su</w:t>
+      </w:r>
+      <w:r>
+        <w:rPr>
+          <w:rFonts w:ascii="Arial" w:eastAsia="Times New Roman" w:hAnsi="Arial" w:cs="Arial"/>
+          <w:color w:val="000000"/>
+          <w:kern w:val="0"/>
+          <w14:ligatures w14:val="none"/>
+        </w:rPr>
+        <w:t xml:space="preserve">ggesting </w:t>
+      </w:r>
+      <w:r>
+        <w:rPr>
+          <w:rFonts w:ascii="Arial" w:hAnsi="Arial" w:cs="Arial"/>
+          <w:color w:val="000000"/>
+        </w:rPr>
+        <w:t xml:space="preserve">that </w:t>
+      </w:r>
+      <w:r>
+        <w:rPr>
+          <w:rFonts w:ascii="Arial" w:eastAsia="Times New Roman" w:hAnsi="Arial" w:cs="Arial"/>
+          <w:color w:val="000000"/>
+          <w:kern w:val="0"/>
+          <w14:ligatures w14:val="none"/>
+        </w:rPr>
+        <w:t xml:space="preserve">all models </w:t>
+      </w:r>
+      <w:r>
+        <w:rPr>
+          <w:rFonts w:ascii="Arial" w:hAnsi="Arial" w:cs="Arial"/>
+          <w:color w:val="000000"/>
+        </w:rPr>
+        <w:t>had</w:t>
+      </w:r>
+      <w:r>
+        <w:rPr>
+          <w:rFonts w:ascii="Arial" w:eastAsia="Times New Roman" w:hAnsi="Arial" w:cs="Arial"/>
+          <w:color w:val="000000"/>
+          <w:kern w:val="0"/>
+          <w14:ligatures w14:val="none"/>
+        </w:rPr>
+        <w:t xml:space="preserve"> sufficiently large windows for each question.</w:t>
+      </w:r>
+      <w:r>
+        <w:rPr>
+          <w:rFonts w:ascii="Arial" w:eastAsia="Times New Roman" w:hAnsi="Arial" w:cs="Arial"/>
+          <w:color w:val="000000"/>
+          <w:kern w:val="0"/>
+          <w14:ligatures w14:val="none"/>
+        </w:rPr>
+        <w:t xml:space="preserve"> </w:t>
+      </w:r>
+      <w:r>
+        <w:rPr>
+          <w:rFonts w:ascii="Arial" w:eastAsia="Times New Roman" w:hAnsi="Arial" w:cs="Arial"/>
+          <w:color w:val="000000"/>
+          <w:kern w:val="0"/>
+          <w14:ligatures w14:val="none"/>
+        </w:rPr>
+        <w:t>Th</w:t>
+      </w:r>
+      <w:r>
+        <w:rPr>
+          <w:rFonts w:ascii="Arial" w:eastAsia="Times New Roman" w:hAnsi="Arial" w:cs="Arial"/>
+          <w:color w:val="000000"/>
+          <w:kern w:val="0"/>
+          <w14:ligatures w14:val="none"/>
+        </w:rPr>
+        <w:t xml:space="preserve">e information </w:t>
+      </w:r>
+      <w:r>
+        <w:rPr>
+          <w:rFonts w:ascii="Arial" w:eastAsia="Times New Roman" w:hAnsi="Arial" w:cs="Arial"/>
+          <w:color w:val="000000"/>
+          <w:kern w:val="0"/>
+          <w14:ligatures w14:val="none"/>
+        </w:rPr>
+        <w:t xml:space="preserve">each AI seemed to remember as the conversation progressed </w:t>
+      </w:r>
+      <w:r>
+        <w:rPr>
+          <w:rFonts w:ascii="Arial" w:hAnsi="Arial" w:cs="Arial"/>
+          <w:color w:val="000000"/>
+        </w:rPr>
+        <w:t>was</w:t>
+      </w:r>
+      <w:r>
+        <w:rPr>
+          <w:rFonts w:ascii="Arial" w:eastAsia="Times New Roman" w:hAnsi="Arial" w:cs="Arial"/>
+          <w:color w:val="000000"/>
+          <w:kern w:val="0"/>
+          <w14:ligatures w14:val="none"/>
+        </w:rPr>
+        <w:t xml:space="preserve"> very different. </w:t>
+      </w:r>
+      <w:r>
+        <w:rPr>
+          <w:rFonts w:ascii="Arial" w:eastAsia="Times New Roman" w:hAnsi="Arial" w:cs="Arial"/>
+          <w:color w:val="000000"/>
+          <w:kern w:val="0"/>
+          <w14:ligatures w14:val="none"/>
+        </w:rPr>
+        <w:t xml:space="preserve">The conversations </w:t>
+      </w:r>
+      <w:r>
+        <w:rPr>
+          <w:rFonts w:ascii="Arial" w:hAnsi="Arial" w:cs="Arial"/>
+          <w:color w:val="000000"/>
+        </w:rPr>
+        <w:t xml:space="preserve">in which </w:t>
+      </w:r>
+      <w:r>
+        <w:rPr>
+          <w:rFonts w:ascii="Arial" w:eastAsia="Times New Roman" w:hAnsi="Arial" w:cs="Arial"/>
+          <w:color w:val="000000"/>
+          <w:kern w:val="0"/>
+          <w14:ligatures w14:val="none"/>
+        </w:rPr>
+        <w:t xml:space="preserve">the AI seemed to remember the entire </w:t>
+      </w:r>
+      <w:r>
+        <w:rPr>
+          <w:rFonts w:ascii="Arial" w:hAnsi="Arial" w:cs="Arial"/>
+          <w:color w:val="000000"/>
+        </w:rPr>
+        <w:t>discussion felt</w:t>
+      </w:r>
+      <w:r>
+        <w:rPr>
+          <w:rFonts w:ascii="Arial" w:eastAsia="Times New Roman" w:hAnsi="Arial" w:cs="Arial"/>
+          <w:color w:val="000000"/>
+          <w:kern w:val="0"/>
+          <w14:ligatures w14:val="none"/>
+        </w:rPr>
+        <w:t xml:space="preserve"> more </w:t>
+      </w:r>
+      <w:r>
+        <w:rPr>
+          <w:rFonts w:ascii="Arial" w:eastAsia="Times New Roman" w:hAnsi="Arial" w:cs="Arial"/>
+          <w:color w:val="000000"/>
+          <w:kern w:val="0"/>
+          <w14:ligatures w14:val="none"/>
+        </w:rPr>
+        <w:t>natural</w:t>
+      </w:r>
+      <w:r>
+        <w:rPr>
+          <w:rFonts w:ascii="Arial" w:hAnsi="Arial" w:cs="Arial"/>
+          <w:color w:val="000000"/>
+        </w:rPr>
+        <w:t>.</w:t>
+      </w:r>
+      <w:r>
+        <w:rPr>
+          <w:rFonts w:ascii="Arial" w:eastAsia="Times New Roman" w:hAnsi="Arial" w:cs="Arial"/>
+          <w:color w:val="000000"/>
+          <w:kern w:val="0"/>
+          <w14:ligatures w14:val="none"/>
+        </w:rPr>
+        <w:t xml:space="preserve"> The Llama 4 model had a hard time staying on the central topic </w:t>
+      </w:r>
+      <w:r>
+        <w:rPr>
+          <w:rFonts w:ascii="Arial" w:hAnsi="Arial" w:cs="Arial"/>
+          <w:color w:val="000000"/>
+        </w:rPr>
+        <w:t>as</w:t>
+      </w:r>
+      <w:r>
+        <w:rPr>
+          <w:rFonts w:ascii="Arial" w:eastAsia="Times New Roman" w:hAnsi="Arial" w:cs="Arial"/>
+          <w:color w:val="000000"/>
+          <w:kern w:val="0"/>
+          <w14:ligatures w14:val="none"/>
+        </w:rPr>
+        <w:t xml:space="preserve"> the conversation </w:t>
+      </w:r>
+      <w:r>
+        <w:rPr>
+          <w:rFonts w:ascii="Arial" w:hAnsi="Arial" w:cs="Arial"/>
+          <w:color w:val="000000"/>
+        </w:rPr>
+        <w:t>continued</w:t>
+      </w:r>
+      <w:r>
+        <w:rPr>
+          <w:rFonts w:ascii="Arial" w:eastAsia="Times New Roman" w:hAnsi="Arial" w:cs="Arial"/>
+          <w:color w:val="000000"/>
+          <w:kern w:val="0"/>
+          <w14:ligatures w14:val="none"/>
+        </w:rPr>
+        <w:t xml:space="preserve"> and </w:t>
+      </w:r>
+      <w:r>
+        <w:rPr>
+          <w:rFonts w:ascii="Arial" w:eastAsia="Times New Roman" w:hAnsi="Arial" w:cs="Arial"/>
+          <w:color w:val="000000"/>
+          <w:kern w:val="0"/>
+          <w14:ligatures w14:val="none"/>
+        </w:rPr>
+        <w:t xml:space="preserve">more </w:t>
+      </w:r>
+      <w:r>
+        <w:rPr>
+          <w:rFonts w:ascii="Arial" w:eastAsia="Times New Roman" w:hAnsi="Arial" w:cs="Arial"/>
+          <w:color w:val="000000"/>
+          <w:kern w:val="0"/>
+          <w14:ligatures w14:val="none"/>
+        </w:rPr>
+        <w:t xml:space="preserve">side conversations occurred. I also found that all the models were too verbose in their default </w:t>
+      </w:r>
+      <w:r>
+        <w:rPr>
+          <w:rFonts w:ascii="Arial" w:hAnsi="Arial" w:cs="Arial"/>
+          <w:color w:val="000000"/>
+        </w:rPr>
+        <w:t xml:space="preserve">responses </w:t>
+      </w:r>
+      <w:r>
+        <w:rPr>
+          <w:rFonts w:ascii="Arial" w:eastAsia="Times New Roman" w:hAnsi="Arial" w:cs="Arial"/>
+          <w:color w:val="000000"/>
+          <w:kern w:val="0"/>
+          <w14:ligatures w14:val="none"/>
+        </w:rPr>
+        <w:t xml:space="preserve">for </w:t>
+      </w:r>
+      <w:r>
+        <w:rPr>
+          <w:rFonts w:ascii="Arial" w:eastAsia="Times New Roman" w:hAnsi="Arial" w:cs="Arial"/>
+          <w:color w:val="000000"/>
+          <w:kern w:val="0"/>
+          <w14:ligatures w14:val="none"/>
+        </w:rPr>
+        <w:t xml:space="preserve">the </w:t>
+      </w:r>
+      <w:r>
+        <w:rPr>
+          <w:rFonts w:ascii="Arial" w:hAnsi="Arial" w:cs="Arial"/>
+          <w:color w:val="000000"/>
+        </w:rPr>
+        <w:t xml:space="preserve">interactions to </w:t>
+      </w:r>
+      <w:r>
+        <w:rPr>
+          <w:rFonts w:ascii="Arial" w:eastAsia="Times New Roman" w:hAnsi="Arial" w:cs="Arial"/>
+          <w:color w:val="000000"/>
+          <w:kern w:val="0"/>
+          <w14:ligatures w14:val="none"/>
+        </w:rPr>
+        <w:t xml:space="preserve">feel </w:t>
+      </w:r>
+      <w:r>
+        <w:rPr>
+          <w:rFonts w:ascii="Arial" w:eastAsia="Times New Roman" w:hAnsi="Arial" w:cs="Arial"/>
+          <w:color w:val="000000"/>
+          <w:kern w:val="0"/>
+          <w14:ligatures w14:val="none"/>
+        </w:rPr>
+        <w:t xml:space="preserve">like </w:t>
+      </w:r>
+      <w:r>
+        <w:rPr>
+          <w:rFonts w:ascii="Arial" w:hAnsi="Arial" w:cs="Arial"/>
+          <w:color w:val="000000"/>
+        </w:rPr>
+        <w:t>conversations.</w:t>
+      </w:r>
+      <w:r>
+        <w:rPr>
+          <w:rFonts w:ascii="Arial" w:eastAsia="Times New Roman" w:hAnsi="Arial" w:cs="Arial"/>
+          <w:color w:val="000000"/>
+          <w:kern w:val="0"/>
+          <w14:ligatures w14:val="none"/>
+        </w:rPr>
+        <w:t xml:space="preserve"> When I </w:t>
       </w:r>
       <w:r>
         <w:rPr>
@@ -858,34 +1224,143 @@
           <w:kern w:val="0"/>
           <w14:ligatures w14:val="none"/>
         </w:rPr>
-        <w:t>to limit their response to fewer words, the “conversation” flowed better</w:t>
-      </w:r>
-      <w:r>
-        <w:rPr>
-          <w:rFonts w:ascii="Arial" w:eastAsia="Times New Roman" w:hAnsi="Arial" w:cs="Arial"/>
-          <w:color w:val="000000"/>
-          <w:kern w:val="0"/>
-          <w14:ligatures w14:val="none"/>
-        </w:rPr>
-        <w:t>, but for complex responses like question 5, Llama</w:t>
-      </w:r>
-      <w:r>
-        <w:rPr>
-          <w:rFonts w:ascii="Arial" w:eastAsia="Times New Roman" w:hAnsi="Arial" w:cs="Arial"/>
-          <w:color w:val="000000"/>
-          <w:kern w:val="0"/>
-          <w14:ligatures w14:val="none"/>
-        </w:rPr>
-        <w:t>’s response didn’t make sense.  When I allowed the models to respond with as many words as they wanted, Llama’s response was much shorter</w:t>
-      </w:r>
-      <w:r>
-        <w:rPr>
-          <w:rFonts w:ascii="Arial" w:eastAsia="Times New Roman" w:hAnsi="Arial" w:cs="Arial"/>
-          <w:color w:val="000000"/>
-          <w:kern w:val="0"/>
-          <w14:ligatures w14:val="none"/>
-        </w:rPr>
-        <w:t>.  An interesting difference between Llama and the other models, was that the Llama model reference</w:t>
+        <w:t xml:space="preserve">to limit their </w:t>
+      </w:r>
+      <w:r>
+        <w:rPr>
+          <w:rFonts w:ascii="Arial" w:hAnsi="Arial" w:cs="Arial"/>
+          <w:color w:val="000000"/>
+        </w:rPr>
+        <w:t xml:space="preserve">responses to </w:t>
+      </w:r>
+      <w:r>
+        <w:rPr>
+          <w:rFonts w:ascii="Arial" w:eastAsia="Times New Roman" w:hAnsi="Arial" w:cs="Arial"/>
+          <w:color w:val="000000"/>
+          <w:kern w:val="0"/>
+          <w14:ligatures w14:val="none"/>
+        </w:rPr>
+        <w:t>fewer words, the “</w:t>
+      </w:r>
+      <w:r>
+        <w:rPr>
+          <w:rFonts w:ascii="Arial" w:hAnsi="Arial" w:cs="Arial"/>
+          <w:color w:val="000000"/>
+        </w:rPr>
+        <w:t>conversations</w:t>
+      </w:r>
+      <w:r>
+        <w:rPr>
+          <w:rFonts w:ascii="Arial" w:eastAsia="Times New Roman" w:hAnsi="Arial" w:cs="Arial"/>
+          <w:color w:val="000000"/>
+          <w:kern w:val="0"/>
+          <w14:ligatures w14:val="none"/>
+        </w:rPr>
+        <w:t>” flowed better</w:t>
+      </w:r>
+      <w:r>
+        <w:rPr>
+          <w:rFonts w:ascii="Arial" w:eastAsia="Times New Roman" w:hAnsi="Arial" w:cs="Arial"/>
+          <w:color w:val="000000"/>
+          <w:kern w:val="0"/>
+          <w14:ligatures w14:val="none"/>
+        </w:rPr>
+        <w:t xml:space="preserve">, but for complex responses like </w:t>
+      </w:r>
+      <w:r>
+        <w:rPr>
+          <w:rFonts w:ascii="Arial" w:hAnsi="Arial" w:cs="Arial"/>
+          <w:color w:val="000000"/>
+        </w:rPr>
+        <w:t>the one to Question</w:t>
+      </w:r>
+      <w:r>
+        <w:rPr>
+          <w:rFonts w:ascii="Arial" w:eastAsia="Times New Roman" w:hAnsi="Arial" w:cs="Arial"/>
+          <w:color w:val="000000"/>
+          <w:kern w:val="0"/>
+          <w14:ligatures w14:val="none"/>
+        </w:rPr>
+        <w:t xml:space="preserve"> 5, Llama</w:t>
+      </w:r>
+      <w:r>
+        <w:rPr>
+          <w:rFonts w:ascii="Arial" w:eastAsia="Times New Roman" w:hAnsi="Arial" w:cs="Arial"/>
+          <w:color w:val="000000"/>
+          <w:kern w:val="0"/>
+          <w14:ligatures w14:val="none"/>
+        </w:rPr>
+        <w:t xml:space="preserve">’s response </w:t>
+      </w:r>
+      <w:r>
+        <w:rPr>
+          <w:rFonts w:ascii="Arial" w:hAnsi="Arial" w:cs="Arial"/>
+          <w:color w:val="000000"/>
+        </w:rPr>
+        <w:t>did not</w:t>
+      </w:r>
+      <w:r>
+        <w:rPr>
+          <w:rFonts w:ascii="Arial" w:eastAsia="Times New Roman" w:hAnsi="Arial" w:cs="Arial"/>
+          <w:color w:val="000000"/>
+          <w:kern w:val="0"/>
+          <w14:ligatures w14:val="none"/>
+        </w:rPr>
+        <w:t xml:space="preserve"> make sense. </w:t>
+      </w:r>
+      <w:r>
+        <w:rPr>
+          <w:rFonts w:ascii="Arial" w:eastAsia="Times New Roman" w:hAnsi="Arial" w:cs="Arial"/>
+          <w:color w:val="000000"/>
+          <w:kern w:val="0"/>
+          <w14:ligatures w14:val="none"/>
+        </w:rPr>
+        <w:t>When I allowed the models to respond with as many words as they wanted, Llama’s response was much shorter</w:t>
+      </w:r>
+      <w:r>
+        <w:rPr>
+          <w:rFonts w:ascii="Arial" w:eastAsia="Times New Roman" w:hAnsi="Arial" w:cs="Arial"/>
+          <w:color w:val="000000"/>
+          <w:kern w:val="0"/>
+          <w14:ligatures w14:val="none"/>
+        </w:rPr>
+        <w:t xml:space="preserve">. </w:t>
+      </w:r>
+      <w:r>
+        <w:rPr>
+          <w:rFonts w:ascii="Arial" w:eastAsia="Times New Roman" w:hAnsi="Arial" w:cs="Arial"/>
+          <w:color w:val="000000"/>
+          <w:kern w:val="0"/>
+          <w14:ligatures w14:val="none"/>
+        </w:rPr>
+        <w:t>An interesting difference between Llama and the other models</w:t>
+      </w:r>
+      <w:r>
+        <w:rPr>
+          <w:rFonts w:ascii="Arial" w:eastAsia="Times New Roman" w:hAnsi="Arial" w:cs="Arial"/>
+          <w:color w:val="000000"/>
+          <w:kern w:val="0"/>
+          <w14:ligatures w14:val="none"/>
+        </w:rPr>
+        <w:t xml:space="preserve"> was that </w:t>
+      </w:r>
+      <w:r>
+        <w:rPr>
+          <w:rFonts w:ascii="Arial" w:eastAsia="Times New Roman" w:hAnsi="Arial" w:cs="Arial"/>
+          <w:color w:val="000000"/>
+          <w:kern w:val="0"/>
+          <w14:ligatures w14:val="none"/>
+        </w:rPr>
+        <w:t xml:space="preserve">Llama </w:t>
+      </w:r>
+      <w:r>
+        <w:rPr>
+          <w:rFonts w:ascii="Arial" w:eastAsia="Times New Roman" w:hAnsi="Arial" w:cs="Arial"/>
+          <w:color w:val="000000"/>
+          <w:kern w:val="0"/>
+          <w14:ligatures w14:val="none"/>
+        </w:rPr>
+        <w:t>reference</w:t>
       </w:r>
       <w:r>
         <w:rPr>
@@ -903,52 +1378,393 @@
           <w:kern w:val="0"/>
           <w14:ligatures w14:val="none"/>
         </w:rPr>
-        <w:t xml:space="preserve"> Bible verses when the persona was a person of faith or a religious background.  The Christian faith was assumed by Llama even though I didn’t specify any specific faith.  The other models seemed to avoid directly referencing scriptures </w:t>
-      </w:r>
-      <w:r>
-        <w:rPr>
-          <w:rFonts w:ascii="Arial" w:eastAsia="Times New Roman" w:hAnsi="Arial" w:cs="Arial"/>
-          <w:color w:val="000000"/>
-          <w:kern w:val="0"/>
-          <w14:ligatures w14:val="none"/>
-        </w:rPr>
-        <w:t xml:space="preserve">passages </w:t>
-      </w:r>
-      <w:r>
-        <w:rPr>
-          <w:rFonts w:ascii="Arial" w:eastAsia="Times New Roman" w:hAnsi="Arial" w:cs="Arial"/>
-          <w:color w:val="000000"/>
-          <w:kern w:val="0"/>
-          <w14:ligatures w14:val="none"/>
-        </w:rPr>
-        <w:t>even when the persona specified naturally would have</w:t>
-      </w:r>
-      <w:r>
-        <w:rPr>
-          <w:rFonts w:ascii="Arial" w:eastAsia="Times New Roman" w:hAnsi="Arial" w:cs="Arial"/>
-          <w:color w:val="000000"/>
-          <w:kern w:val="0"/>
-          <w14:ligatures w14:val="none"/>
-        </w:rPr>
-        <w:t xml:space="preserve"> used some religious text</w:t>
-      </w:r>
-      <w:r>
-        <w:rPr>
-          <w:rFonts w:ascii="Arial" w:eastAsia="Times New Roman" w:hAnsi="Arial" w:cs="Arial"/>
-          <w:color w:val="000000"/>
-          <w:kern w:val="0"/>
-          <w14:ligatures w14:val="none"/>
-        </w:rPr>
-        <w:t xml:space="preserve">.  Maybe they didn’t know what faith tradition to use so to avoid offense, they didn’t use </w:t>
-      </w:r>
-      <w:r>
-        <w:rPr>
-          <w:rFonts w:ascii="Arial" w:eastAsia="Times New Roman" w:hAnsi="Arial" w:cs="Arial"/>
-          <w:color w:val="000000"/>
-          <w:kern w:val="0"/>
-          <w14:ligatures w14:val="none"/>
-        </w:rPr>
-        <w:t>any religious text.  Another odd thing about Llama’s responses was the inclusion of the mathematical formulas for probability, which doesn’t really fit any of the personas, and fails to feel like a conversation.  The GPT and Gemini models were more naturally conversational overall.</w:t>
+        <w:t xml:space="preserve"> Bible verses when the persona was a person of faith or </w:t>
+      </w:r>
+      <w:r>
+        <w:rPr>
+          <w:rFonts w:ascii="Arial" w:hAnsi="Arial" w:cs="Arial"/>
+          <w:color w:val="000000"/>
+        </w:rPr>
+        <w:t xml:space="preserve">had </w:t>
+      </w:r>
+      <w:r>
+        <w:rPr>
+          <w:rFonts w:ascii="Arial" w:eastAsia="Times New Roman" w:hAnsi="Arial" w:cs="Arial"/>
+          <w:color w:val="000000"/>
+          <w:kern w:val="0"/>
+          <w14:ligatures w14:val="none"/>
+        </w:rPr>
+        <w:t xml:space="preserve">a religious background. </w:t>
+      </w:r>
+      <w:r>
+        <w:rPr>
+          <w:rFonts w:ascii="Arial" w:hAnsi="Arial" w:cs="Arial"/>
+          <w:color w:val="000000"/>
+        </w:rPr>
+        <w:t xml:space="preserve">Llama assumed the </w:t>
+      </w:r>
+      <w:r>
+        <w:rPr>
+          <w:rFonts w:ascii="Arial" w:eastAsia="Times New Roman" w:hAnsi="Arial" w:cs="Arial"/>
+          <w:color w:val="000000"/>
+          <w:kern w:val="0"/>
+          <w14:ligatures w14:val="none"/>
+        </w:rPr>
+        <w:t xml:space="preserve">Christian faith </w:t>
+      </w:r>
+      <w:r>
+        <w:rPr>
+          <w:rFonts w:ascii="Arial" w:eastAsia="Times New Roman" w:hAnsi="Arial" w:cs="Arial"/>
+          <w:color w:val="000000"/>
+          <w:kern w:val="0"/>
+          <w14:ligatures w14:val="none"/>
+        </w:rPr>
+        <w:t xml:space="preserve">even though I </w:t>
+      </w:r>
+      <w:r>
+        <w:rPr>
+          <w:rFonts w:ascii="Arial" w:hAnsi="Arial" w:cs="Arial"/>
+          <w:color w:val="000000"/>
+        </w:rPr>
+        <w:t>did not</w:t>
+      </w:r>
+      <w:r>
+        <w:rPr>
+          <w:rFonts w:ascii="Arial" w:eastAsia="Times New Roman" w:hAnsi="Arial" w:cs="Arial"/>
+          <w:color w:val="000000"/>
+          <w:kern w:val="0"/>
+          <w14:ligatures w14:val="none"/>
+        </w:rPr>
+        <w:t xml:space="preserve"> specify </w:t>
+      </w:r>
+      <w:r>
+        <w:rPr>
+          <w:rFonts w:ascii="Arial" w:hAnsi="Arial" w:cs="Arial"/>
+          <w:color w:val="000000"/>
+        </w:rPr>
+        <w:t>a particular</w:t>
+      </w:r>
+      <w:r>
+        <w:rPr>
+          <w:rFonts w:ascii="Arial" w:eastAsia="Times New Roman" w:hAnsi="Arial" w:cs="Arial"/>
+          <w:color w:val="000000"/>
+          <w:kern w:val="0"/>
+          <w14:ligatures w14:val="none"/>
+        </w:rPr>
+        <w:t xml:space="preserve"> faith. </w:t>
+      </w:r>
+      <w:r>
+        <w:rPr>
+          <w:rFonts w:ascii="Arial" w:eastAsia="Times New Roman" w:hAnsi="Arial" w:cs="Arial"/>
+          <w:color w:val="000000"/>
+          <w:kern w:val="0"/>
+          <w14:ligatures w14:val="none"/>
+        </w:rPr>
+        <w:t>The other models seemed to avoid directly referencing scriptur</w:t>
+      </w:r>
+      <w:r>
+        <w:rPr>
+          <w:rFonts w:ascii="Arial" w:eastAsia="Times New Roman" w:hAnsi="Arial" w:cs="Arial"/>
+          <w:color w:val="000000"/>
+          <w:kern w:val="0"/>
+          <w14:ligatures w14:val="none"/>
+        </w:rPr>
+        <w:t>al</w:t>
+      </w:r>
+      <w:r>
+        <w:rPr>
+          <w:rFonts w:ascii="Arial" w:eastAsia="Times New Roman" w:hAnsi="Arial" w:cs="Arial"/>
+          <w:color w:val="000000"/>
+          <w:kern w:val="0"/>
+          <w14:ligatures w14:val="none"/>
+        </w:rPr>
+        <w:t xml:space="preserve"> </w:t>
+      </w:r>
+      <w:r>
+        <w:rPr>
+          <w:rFonts w:ascii="Arial" w:eastAsia="Times New Roman" w:hAnsi="Arial" w:cs="Arial"/>
+          <w:color w:val="000000"/>
+          <w:kern w:val="0"/>
+          <w14:ligatures w14:val="none"/>
+        </w:rPr>
+        <w:t>passages</w:t>
+      </w:r>
+      <w:r>
+        <w:rPr>
+          <w:rFonts w:ascii="Arial" w:hAnsi="Arial" w:cs="Arial"/>
+          <w:color w:val="000000"/>
+        </w:rPr>
+        <w:t>,</w:t>
+      </w:r>
+      <w:r>
+        <w:rPr>
+          <w:rFonts w:ascii="Arial" w:eastAsia="Times New Roman" w:hAnsi="Arial" w:cs="Arial"/>
+          <w:color w:val="000000"/>
+          <w:kern w:val="0"/>
+          <w14:ligatures w14:val="none"/>
+        </w:rPr>
+        <w:t xml:space="preserve"> </w:t>
+      </w:r>
+      <w:r>
+        <w:rPr>
+          <w:rFonts w:ascii="Arial" w:eastAsia="Times New Roman" w:hAnsi="Arial" w:cs="Arial"/>
+          <w:color w:val="000000"/>
+          <w:kern w:val="0"/>
+          <w14:ligatures w14:val="none"/>
+        </w:rPr>
+        <w:t xml:space="preserve">even when the </w:t>
+      </w:r>
+      <w:r>
+        <w:rPr>
+          <w:rFonts w:ascii="Arial" w:eastAsia="Times New Roman" w:hAnsi="Arial" w:cs="Arial"/>
+          <w:color w:val="000000"/>
+          <w:kern w:val="0"/>
+          <w14:ligatures w14:val="none"/>
+        </w:rPr>
+        <w:t xml:space="preserve">specified </w:t>
+      </w:r>
+      <w:proofErr w:type="gramStart"/>
+      <w:r>
+        <w:rPr>
+          <w:rFonts w:ascii="Arial" w:hAnsi="Arial" w:cs="Arial"/>
+          <w:color w:val="000000"/>
+        </w:rPr>
+        <w:t>persona</w:t>
+      </w:r>
+      <w:proofErr w:type="gramEnd"/>
+      <w:r>
+        <w:rPr>
+          <w:rFonts w:ascii="Arial" w:hAnsi="Arial" w:cs="Arial"/>
+          <w:color w:val="000000"/>
+        </w:rPr>
+        <w:t xml:space="preserve"> </w:t>
+      </w:r>
+      <w:r>
+        <w:rPr>
+          <w:rFonts w:ascii="Arial" w:eastAsia="Times New Roman" w:hAnsi="Arial" w:cs="Arial"/>
+          <w:color w:val="000000"/>
+          <w:kern w:val="0"/>
+          <w14:ligatures w14:val="none"/>
+        </w:rPr>
+        <w:t>naturally would have</w:t>
+      </w:r>
+      <w:r>
+        <w:rPr>
+          <w:rFonts w:ascii="Arial" w:eastAsia="Times New Roman" w:hAnsi="Arial" w:cs="Arial"/>
+          <w:color w:val="000000"/>
+          <w:kern w:val="0"/>
+          <w14:ligatures w14:val="none"/>
+        </w:rPr>
+        <w:t xml:space="preserve"> used </w:t>
+      </w:r>
+      <w:r>
+        <w:rPr>
+          <w:rFonts w:ascii="Arial" w:hAnsi="Arial" w:cs="Arial"/>
+          <w:color w:val="000000"/>
+        </w:rPr>
+        <w:t>a</w:t>
+      </w:r>
+      <w:r>
+        <w:rPr>
+          <w:rFonts w:ascii="Arial" w:eastAsia="Times New Roman" w:hAnsi="Arial" w:cs="Arial"/>
+          <w:color w:val="000000"/>
+          <w:kern w:val="0"/>
+          <w14:ligatures w14:val="none"/>
+        </w:rPr>
+        <w:t xml:space="preserve"> religious text</w:t>
+      </w:r>
+      <w:r>
+        <w:rPr>
+          <w:rFonts w:ascii="Arial" w:eastAsia="Times New Roman" w:hAnsi="Arial" w:cs="Arial"/>
+          <w:color w:val="000000"/>
+          <w:kern w:val="0"/>
+          <w14:ligatures w14:val="none"/>
+        </w:rPr>
+        <w:t xml:space="preserve">. </w:t>
+      </w:r>
+      <w:r>
+        <w:rPr>
+          <w:rFonts w:ascii="Arial" w:eastAsia="Times New Roman" w:hAnsi="Arial" w:cs="Arial"/>
+          <w:color w:val="000000"/>
+          <w:kern w:val="0"/>
+          <w14:ligatures w14:val="none"/>
+        </w:rPr>
+        <w:t xml:space="preserve">Maybe they </w:t>
+      </w:r>
+      <w:r>
+        <w:rPr>
+          <w:rFonts w:ascii="Arial" w:hAnsi="Arial" w:cs="Arial"/>
+          <w:color w:val="000000"/>
+        </w:rPr>
+        <w:t>did not</w:t>
+      </w:r>
+      <w:r>
+        <w:rPr>
+          <w:rFonts w:ascii="Arial" w:eastAsia="Times New Roman" w:hAnsi="Arial" w:cs="Arial"/>
+          <w:color w:val="000000"/>
+          <w:kern w:val="0"/>
+          <w14:ligatures w14:val="none"/>
+        </w:rPr>
+        <w:t xml:space="preserve"> know </w:t>
+      </w:r>
+      <w:r>
+        <w:rPr>
+          <w:rFonts w:ascii="Arial" w:hAnsi="Arial" w:cs="Arial"/>
+          <w:color w:val="000000"/>
+        </w:rPr>
+        <w:t>which</w:t>
+      </w:r>
+      <w:r>
+        <w:rPr>
+          <w:rFonts w:ascii="Arial" w:eastAsia="Times New Roman" w:hAnsi="Arial" w:cs="Arial"/>
+          <w:color w:val="000000"/>
+          <w:kern w:val="0"/>
+          <w14:ligatures w14:val="none"/>
+        </w:rPr>
+        <w:t xml:space="preserve"> faith tradition to use</w:t>
+      </w:r>
+      <w:r>
+        <w:rPr>
+          <w:rFonts w:ascii="Arial" w:hAnsi="Arial" w:cs="Arial"/>
+          <w:color w:val="000000"/>
+        </w:rPr>
+        <w:t>,</w:t>
+      </w:r>
+      <w:r>
+        <w:rPr>
+          <w:rFonts w:ascii="Arial" w:eastAsia="Times New Roman" w:hAnsi="Arial" w:cs="Arial"/>
+          <w:color w:val="000000"/>
+          <w:kern w:val="0"/>
+          <w14:ligatures w14:val="none"/>
+        </w:rPr>
+        <w:t xml:space="preserve"> so </w:t>
+      </w:r>
+      <w:r>
+        <w:rPr>
+          <w:rFonts w:ascii="Arial" w:eastAsia="Times New Roman" w:hAnsi="Arial" w:cs="Arial"/>
+          <w:color w:val="000000"/>
+          <w:kern w:val="0"/>
+          <w14:ligatures w14:val="none"/>
+        </w:rPr>
+        <w:t xml:space="preserve">they </w:t>
+      </w:r>
+      <w:r>
+        <w:rPr>
+          <w:rFonts w:ascii="Arial" w:hAnsi="Arial" w:cs="Arial"/>
+          <w:color w:val="000000"/>
+        </w:rPr>
+        <w:t>avoided</w:t>
+      </w:r>
+      <w:r>
+        <w:rPr>
+          <w:rFonts w:ascii="Arial" w:eastAsia="Times New Roman" w:hAnsi="Arial" w:cs="Arial"/>
+          <w:color w:val="000000"/>
+          <w:kern w:val="0"/>
+          <w14:ligatures w14:val="none"/>
+        </w:rPr>
+        <w:t xml:space="preserve"> religious </w:t>
+      </w:r>
+      <w:r>
+        <w:rPr>
+          <w:rFonts w:ascii="Arial" w:hAnsi="Arial" w:cs="Arial"/>
+          <w:color w:val="000000"/>
+        </w:rPr>
+        <w:t>texts to prevent offense.</w:t>
+      </w:r>
+      <w:r>
+        <w:rPr>
+          <w:rFonts w:ascii="Arial" w:eastAsia="Times New Roman" w:hAnsi="Arial" w:cs="Arial"/>
+          <w:color w:val="000000"/>
+          <w:kern w:val="0"/>
+          <w14:ligatures w14:val="none"/>
+        </w:rPr>
+        <w:t xml:space="preserve"> Another odd </w:t>
+      </w:r>
+      <w:r>
+        <w:rPr>
+          <w:rFonts w:ascii="Arial" w:hAnsi="Arial" w:cs="Arial"/>
+          <w:color w:val="000000"/>
+        </w:rPr>
+        <w:t xml:space="preserve">feature of </w:t>
+      </w:r>
+      <w:r>
+        <w:rPr>
+          <w:rFonts w:ascii="Arial" w:eastAsia="Times New Roman" w:hAnsi="Arial" w:cs="Arial"/>
+          <w:color w:val="000000"/>
+          <w:kern w:val="0"/>
+          <w14:ligatures w14:val="none"/>
+        </w:rPr>
+        <w:t xml:space="preserve">Llama’s responses was the inclusion of </w:t>
+      </w:r>
+      <w:r>
+        <w:rPr>
+          <w:rFonts w:ascii="Arial" w:eastAsia="Times New Roman" w:hAnsi="Arial" w:cs="Arial"/>
+          <w:color w:val="000000"/>
+          <w:kern w:val="0"/>
+          <w14:ligatures w14:val="none"/>
+        </w:rPr>
+        <w:t xml:space="preserve">mathematical </w:t>
+      </w:r>
+      <w:r>
+        <w:rPr>
+          <w:rFonts w:ascii="Arial" w:eastAsia="Times New Roman" w:hAnsi="Arial" w:cs="Arial"/>
+          <w:color w:val="000000"/>
+          <w:kern w:val="0"/>
+          <w14:ligatures w14:val="none"/>
+        </w:rPr>
+        <w:t>probability</w:t>
+      </w:r>
+      <w:r>
+        <w:rPr>
+          <w:rFonts w:ascii="Arial" w:hAnsi="Arial" w:cs="Arial"/>
+          <w:color w:val="000000"/>
+        </w:rPr>
+        <w:t xml:space="preserve"> formulas, which did not</w:t>
+      </w:r>
+      <w:r>
+        <w:rPr>
+          <w:rFonts w:ascii="Arial" w:eastAsia="Times New Roman" w:hAnsi="Arial" w:cs="Arial"/>
+          <w:color w:val="000000"/>
+          <w:kern w:val="0"/>
+          <w14:ligatures w14:val="none"/>
+        </w:rPr>
+        <w:t xml:space="preserve"> fit any of the personas</w:t>
+      </w:r>
+      <w:r>
+        <w:rPr>
+          <w:rFonts w:ascii="Arial" w:eastAsia="Times New Roman" w:hAnsi="Arial" w:cs="Arial"/>
+          <w:color w:val="000000"/>
+          <w:kern w:val="0"/>
+          <w14:ligatures w14:val="none"/>
+        </w:rPr>
+        <w:t xml:space="preserve"> and </w:t>
+      </w:r>
+      <w:r>
+        <w:rPr>
+          <w:rFonts w:ascii="Arial" w:eastAsia="Times New Roman" w:hAnsi="Arial" w:cs="Arial"/>
+          <w:color w:val="000000"/>
+          <w:kern w:val="0"/>
+          <w14:ligatures w14:val="none"/>
+        </w:rPr>
+        <w:t xml:space="preserve">resulted in a confusing </w:t>
+      </w:r>
+      <w:r>
+        <w:rPr>
+          <w:rFonts w:ascii="Arial" w:eastAsia="Times New Roman" w:hAnsi="Arial" w:cs="Arial"/>
+          <w:color w:val="000000"/>
+          <w:kern w:val="0"/>
+          <w14:ligatures w14:val="none"/>
+        </w:rPr>
+        <w:t xml:space="preserve">conversation. </w:t>
+      </w:r>
+      <w:r>
+        <w:rPr>
+          <w:rFonts w:ascii="Arial" w:eastAsia="Times New Roman" w:hAnsi="Arial" w:cs="Arial"/>
+          <w:color w:val="000000"/>
+          <w:kern w:val="0"/>
+          <w14:ligatures w14:val="none"/>
+        </w:rPr>
+        <w:t>The GPT and Gemini models were more naturally conversational overall.</w:t>
       </w:r>
     </w:p>
     <w:p>
@@ -999,16 +1815,8 @@
     </w:p>
     <w:p>
       <w:pPr>
-        <w:spacing w:after="0" w:line="240" w:lineRule="auto"/>
-        <w:rPr>
-          <w:rFonts w:ascii="Times New Roman" w:eastAsia="Times New Roman" w:hAnsi="Times New Roman" w:cs="Times New Roman"/>
-          <w:kern w:val="0"/>
-          <w:sz w:val="24"/>
-          <w:szCs w:val="24"/>
-          <w14:ligatures w14:val="none"/>
-        </w:rPr>
-      </w:pPr>
-      <w:r>
+        <w:spacing w:before="240" w:after="0" w:line="240" w:lineRule="auto"/>
+        <w:textAlignment w:val="baseline"/>
         <w:rPr>
           <w:rFonts w:ascii="Arial" w:eastAsia="Times New Roman" w:hAnsi="Arial" w:cs="Arial"/>
           <w:b/>
@@ -1017,16 +1825,1507 @@
           <w:kern w:val="0"/>
           <w14:ligatures w14:val="none"/>
         </w:rPr>
-        <w:t>Complete this only after Part 2 has been completed.  </w:t>
+      </w:pPr>
+      <w:r>
+        <w:rPr>
+          <w:rFonts w:ascii="Arial" w:eastAsia="Times New Roman" w:hAnsi="Arial" w:cs="Arial"/>
+          <w:b/>
+          <w:bCs/>
+          <w:color w:val="000000"/>
+          <w:kern w:val="0"/>
+          <w14:ligatures w14:val="none"/>
+        </w:rPr>
+        <w:t>Reflection</w:t>
       </w:r>
     </w:p>
     <w:p>
       <w:pPr>
+        <w:spacing w:before="240" w:after="0"/>
+        <w:textAlignment w:val="baseline"/>
+        <w:rPr>
+          <w:rFonts w:ascii="Arial" w:eastAsia="Times New Roman" w:hAnsi="Arial" w:cs="Arial"/>
+          <w:color w:val="000000"/>
+          <w:kern w:val="0"/>
+          <w14:ligatures w14:val="none"/>
+        </w:rPr>
+      </w:pPr>
+      <w:r>
+        <w:rPr>
+          <w:rFonts w:ascii="Arial" w:eastAsia="Times New Roman" w:hAnsi="Arial" w:cs="Arial"/>
+          <w:color w:val="000000"/>
+          <w:kern w:val="0"/>
+          <w14:ligatures w14:val="none"/>
+        </w:rPr>
+        <w:t xml:space="preserve">For my </w:t>
+      </w:r>
+      <w:r>
+        <w:rPr>
+          <w:rFonts w:ascii="Arial" w:eastAsia="Times New Roman" w:hAnsi="Arial" w:cs="Arial"/>
+          <w:color w:val="000000"/>
+          <w:kern w:val="0"/>
+          <w14:ligatures w14:val="none"/>
+        </w:rPr>
+        <w:t xml:space="preserve">interviews with humans, I </w:t>
+      </w:r>
+      <w:r>
+        <w:rPr>
+          <w:rFonts w:ascii="Arial" w:eastAsia="Times New Roman" w:hAnsi="Arial" w:cs="Arial"/>
+          <w:color w:val="000000"/>
+          <w:kern w:val="0"/>
+          <w14:ligatures w14:val="none"/>
+        </w:rPr>
+        <w:t>elected</w:t>
+      </w:r>
+      <w:r>
+        <w:rPr>
+          <w:rFonts w:ascii="Arial" w:eastAsia="Times New Roman" w:hAnsi="Arial" w:cs="Arial"/>
+          <w:color w:val="000000"/>
+          <w:kern w:val="0"/>
+          <w14:ligatures w14:val="none"/>
+        </w:rPr>
+        <w:t xml:space="preserve"> </w:t>
+      </w:r>
+      <w:r>
+        <w:rPr>
+          <w:rFonts w:ascii="Arial" w:eastAsia="Times New Roman" w:hAnsi="Arial" w:cs="Arial"/>
+          <w:color w:val="000000"/>
+          <w:kern w:val="0"/>
+          <w14:ligatures w14:val="none"/>
+        </w:rPr>
+        <w:t xml:space="preserve">to interview my wife, my </w:t>
+      </w:r>
+      <w:r>
+        <w:rPr>
+          <w:rFonts w:ascii="Arial" w:eastAsia="Times New Roman" w:hAnsi="Arial" w:cs="Arial"/>
+          <w:color w:val="000000"/>
+          <w:kern w:val="0"/>
+          <w14:ligatures w14:val="none"/>
+        </w:rPr>
+        <w:t>mother</w:t>
+      </w:r>
+      <w:r>
+        <w:rPr>
+          <w:rFonts w:ascii="Arial" w:eastAsia="Times New Roman" w:hAnsi="Arial" w:cs="Arial"/>
+          <w:color w:val="000000"/>
+          <w:kern w:val="0"/>
+          <w14:ligatures w14:val="none"/>
+        </w:rPr>
+        <w:t>, and m</w:t>
+      </w:r>
+      <w:r>
+        <w:rPr>
+          <w:rFonts w:ascii="Arial" w:eastAsia="Times New Roman" w:hAnsi="Arial" w:cs="Arial"/>
+          <w:color w:val="000000"/>
+          <w:kern w:val="0"/>
+          <w14:ligatures w14:val="none"/>
+        </w:rPr>
+        <w:t>y mother</w:t>
+      </w:r>
+      <w:r>
+        <w:rPr>
+          <w:rFonts w:ascii="Arial" w:eastAsia="Times New Roman" w:hAnsi="Arial" w:cs="Arial"/>
+          <w:color w:val="000000"/>
+          <w:kern w:val="0"/>
+          <w14:ligatures w14:val="none"/>
+        </w:rPr>
+        <w:t>’</w:t>
+      </w:r>
+      <w:r>
+        <w:rPr>
+          <w:rFonts w:ascii="Arial" w:eastAsia="Times New Roman" w:hAnsi="Arial" w:cs="Arial"/>
+          <w:color w:val="000000"/>
+          <w:kern w:val="0"/>
+          <w14:ligatures w14:val="none"/>
+        </w:rPr>
+        <w:t xml:space="preserve">s husband. </w:t>
+      </w:r>
+      <w:r>
+        <w:rPr>
+          <w:rFonts w:ascii="Arial" w:eastAsia="Times New Roman" w:hAnsi="Arial" w:cs="Arial"/>
+          <w:color w:val="000000"/>
+          <w:kern w:val="0"/>
+          <w14:ligatures w14:val="none"/>
+        </w:rPr>
+        <w:t>All</w:t>
+      </w:r>
+      <w:r>
+        <w:rPr>
+          <w:rFonts w:ascii="Arial" w:hAnsi="Arial" w:cs="Arial"/>
+          <w:color w:val="000000"/>
+        </w:rPr>
+        <w:t xml:space="preserve"> three</w:t>
+      </w:r>
+      <w:r>
+        <w:rPr>
+          <w:rFonts w:ascii="Arial" w:eastAsia="Times New Roman" w:hAnsi="Arial" w:cs="Arial"/>
+          <w:color w:val="000000"/>
+          <w:kern w:val="0"/>
+          <w14:ligatures w14:val="none"/>
+        </w:rPr>
+        <w:t xml:space="preserve"> </w:t>
+      </w:r>
+      <w:r>
+        <w:rPr>
+          <w:rFonts w:ascii="Arial" w:eastAsia="Times New Roman" w:hAnsi="Arial" w:cs="Arial"/>
+          <w:color w:val="000000"/>
+          <w:kern w:val="0"/>
+          <w14:ligatures w14:val="none"/>
+        </w:rPr>
+        <w:t>individuals are activ</w:t>
+      </w:r>
+      <w:r>
+        <w:rPr>
+          <w:rFonts w:ascii="Arial" w:eastAsia="Times New Roman" w:hAnsi="Arial" w:cs="Arial"/>
+          <w:color w:val="000000"/>
+          <w:kern w:val="0"/>
+          <w14:ligatures w14:val="none"/>
+        </w:rPr>
+        <w:t>e in</w:t>
+      </w:r>
+      <w:r>
+        <w:rPr>
+          <w:rFonts w:ascii="Arial" w:eastAsia="Times New Roman" w:hAnsi="Arial" w:cs="Arial"/>
+          <w:color w:val="000000"/>
+          <w:kern w:val="0"/>
+          <w14:ligatures w14:val="none"/>
+        </w:rPr>
+        <w:t xml:space="preserve"> their r</w:t>
+      </w:r>
+      <w:r>
+        <w:rPr>
+          <w:rFonts w:ascii="Arial" w:eastAsia="Times New Roman" w:hAnsi="Arial" w:cs="Arial"/>
+          <w:color w:val="000000"/>
+          <w:kern w:val="0"/>
+          <w14:ligatures w14:val="none"/>
+        </w:rPr>
+        <w:t xml:space="preserve">espective </w:t>
+      </w:r>
+      <w:r>
+        <w:rPr>
+          <w:rFonts w:ascii="Arial" w:eastAsia="Times New Roman" w:hAnsi="Arial" w:cs="Arial"/>
+          <w:color w:val="000000"/>
+          <w:kern w:val="0"/>
+          <w14:ligatures w14:val="none"/>
+        </w:rPr>
+        <w:t>faiths and</w:t>
+      </w:r>
+      <w:r>
+        <w:rPr>
+          <w:rFonts w:ascii="Arial" w:eastAsia="Times New Roman" w:hAnsi="Arial" w:cs="Arial"/>
+          <w:color w:val="000000"/>
+          <w:kern w:val="0"/>
+          <w14:ligatures w14:val="none"/>
+        </w:rPr>
+        <w:t xml:space="preserve"> serve </w:t>
+      </w:r>
+      <w:r>
+        <w:rPr>
+          <w:rFonts w:ascii="Arial" w:eastAsia="Times New Roman" w:hAnsi="Arial" w:cs="Arial"/>
+          <w:color w:val="000000"/>
+          <w:kern w:val="0"/>
+          <w14:ligatures w14:val="none"/>
+        </w:rPr>
+        <w:t>their congregations i</w:t>
+      </w:r>
+      <w:r>
+        <w:rPr>
+          <w:rFonts w:ascii="Arial" w:eastAsia="Times New Roman" w:hAnsi="Arial" w:cs="Arial"/>
+          <w:color w:val="000000"/>
+          <w:kern w:val="0"/>
+          <w14:ligatures w14:val="none"/>
+        </w:rPr>
+        <w:t>n capacities t</w:t>
+      </w:r>
+      <w:r>
+        <w:rPr>
+          <w:rFonts w:ascii="Arial" w:eastAsia="Times New Roman" w:hAnsi="Arial" w:cs="Arial"/>
+          <w:color w:val="000000"/>
+          <w:kern w:val="0"/>
+          <w14:ligatures w14:val="none"/>
+        </w:rPr>
+        <w:t xml:space="preserve">hat </w:t>
+      </w:r>
+      <w:r>
+        <w:rPr>
+          <w:rFonts w:ascii="Arial" w:eastAsia="Times New Roman" w:hAnsi="Arial" w:cs="Arial"/>
+          <w:color w:val="000000"/>
+          <w:kern w:val="0"/>
+          <w14:ligatures w14:val="none"/>
+        </w:rPr>
+        <w:t xml:space="preserve">make them </w:t>
+      </w:r>
+      <w:r>
+        <w:rPr>
+          <w:rFonts w:ascii="Arial" w:eastAsia="Times New Roman" w:hAnsi="Arial" w:cs="Arial"/>
+          <w:color w:val="000000"/>
+          <w:kern w:val="0"/>
+          <w14:ligatures w14:val="none"/>
+        </w:rPr>
+        <w:t>knowledgeable</w:t>
+      </w:r>
+      <w:r>
+        <w:rPr>
+          <w:rFonts w:ascii="Arial" w:eastAsia="Times New Roman" w:hAnsi="Arial" w:cs="Arial"/>
+          <w:color w:val="000000"/>
+          <w:kern w:val="0"/>
+          <w14:ligatures w14:val="none"/>
+        </w:rPr>
+        <w:t xml:space="preserve"> </w:t>
+      </w:r>
+      <w:r>
+        <w:rPr>
+          <w:rFonts w:ascii="Arial" w:hAnsi="Arial" w:cs="Arial"/>
+          <w:color w:val="000000"/>
+        </w:rPr>
+        <w:t>about</w:t>
+      </w:r>
+      <w:r>
+        <w:rPr>
+          <w:rFonts w:ascii="Arial" w:eastAsia="Times New Roman" w:hAnsi="Arial" w:cs="Arial"/>
+          <w:color w:val="000000"/>
+          <w:kern w:val="0"/>
+          <w14:ligatures w14:val="none"/>
+        </w:rPr>
+        <w:t xml:space="preserve"> </w:t>
+      </w:r>
+      <w:r>
+        <w:rPr>
+          <w:rFonts w:ascii="Arial" w:eastAsia="Times New Roman" w:hAnsi="Arial" w:cs="Arial"/>
+          <w:color w:val="000000"/>
+          <w:kern w:val="0"/>
+          <w14:ligatures w14:val="none"/>
+        </w:rPr>
+        <w:t>faith</w:t>
+      </w:r>
+      <w:r>
+        <w:rPr>
+          <w:rFonts w:ascii="Arial" w:eastAsia="Times New Roman" w:hAnsi="Arial" w:cs="Arial"/>
+          <w:color w:val="000000"/>
+          <w:kern w:val="0"/>
+          <w14:ligatures w14:val="none"/>
+        </w:rPr>
+        <w:t>-</w:t>
+      </w:r>
+      <w:r>
+        <w:rPr>
+          <w:rFonts w:ascii="Arial" w:eastAsia="Times New Roman" w:hAnsi="Arial" w:cs="Arial"/>
+          <w:color w:val="000000"/>
+          <w:kern w:val="0"/>
+          <w14:ligatures w14:val="none"/>
+        </w:rPr>
+        <w:t xml:space="preserve">related </w:t>
+      </w:r>
+      <w:r>
+        <w:rPr>
+          <w:rFonts w:ascii="Arial" w:eastAsia="Times New Roman" w:hAnsi="Arial" w:cs="Arial"/>
+          <w:color w:val="000000"/>
+          <w:kern w:val="0"/>
+          <w14:ligatures w14:val="none"/>
+        </w:rPr>
+        <w:t>subject</w:t>
+      </w:r>
+      <w:r>
+        <w:rPr>
+          <w:rFonts w:ascii="Arial" w:eastAsia="Times New Roman" w:hAnsi="Arial" w:cs="Arial"/>
+          <w:color w:val="000000"/>
+          <w:kern w:val="0"/>
+          <w14:ligatures w14:val="none"/>
+        </w:rPr>
+        <w:t>s</w:t>
+      </w:r>
+      <w:r>
+        <w:rPr>
+          <w:rFonts w:ascii="Arial" w:hAnsi="Arial" w:cs="Arial"/>
+          <w:color w:val="000000"/>
+        </w:rPr>
+        <w:t>, such as serving as</w:t>
+      </w:r>
+      <w:r>
+        <w:rPr>
+          <w:rFonts w:ascii="Arial" w:eastAsia="Times New Roman" w:hAnsi="Arial" w:cs="Arial"/>
+          <w:color w:val="000000"/>
+          <w:kern w:val="0"/>
+          <w14:ligatures w14:val="none"/>
+        </w:rPr>
+        <w:t xml:space="preserve"> Su</w:t>
+      </w:r>
+      <w:r>
+        <w:rPr>
+          <w:rFonts w:ascii="Arial" w:eastAsia="Times New Roman" w:hAnsi="Arial" w:cs="Arial"/>
+          <w:color w:val="000000"/>
+          <w:kern w:val="0"/>
+          <w14:ligatures w14:val="none"/>
+        </w:rPr>
+        <w:t xml:space="preserve">nday </w:t>
+      </w:r>
+      <w:r>
+        <w:rPr>
+          <w:rFonts w:ascii="Arial" w:hAnsi="Arial" w:cs="Arial"/>
+          <w:color w:val="000000"/>
+        </w:rPr>
+        <w:t>school teachers.</w:t>
+      </w:r>
+      <w:r>
+        <w:rPr>
+          <w:rFonts w:ascii="Arial" w:eastAsia="Times New Roman" w:hAnsi="Arial" w:cs="Arial"/>
+          <w:color w:val="000000"/>
+          <w:kern w:val="0"/>
+          <w14:ligatures w14:val="none"/>
+        </w:rPr>
+        <w:t xml:space="preserve"> Talking with huma</w:t>
+      </w:r>
+      <w:r>
+        <w:rPr>
+          <w:rFonts w:ascii="Arial" w:eastAsia="Times New Roman" w:hAnsi="Arial" w:cs="Arial"/>
+          <w:color w:val="000000"/>
+          <w:kern w:val="0"/>
+          <w14:ligatures w14:val="none"/>
+        </w:rPr>
+        <w:t xml:space="preserve">ns </w:t>
+      </w:r>
+      <w:r>
+        <w:rPr>
+          <w:rFonts w:ascii="Arial" w:eastAsia="Times New Roman" w:hAnsi="Arial" w:cs="Arial"/>
+          <w:color w:val="000000"/>
+          <w:kern w:val="0"/>
+          <w14:ligatures w14:val="none"/>
+        </w:rPr>
+        <w:t xml:space="preserve">was </w:t>
+      </w:r>
+      <w:r>
+        <w:rPr>
+          <w:rFonts w:ascii="Arial" w:eastAsia="Times New Roman" w:hAnsi="Arial" w:cs="Arial"/>
+          <w:color w:val="000000"/>
+          <w:kern w:val="0"/>
+          <w14:ligatures w14:val="none"/>
+        </w:rPr>
+        <w:t>much more en</w:t>
+      </w:r>
+      <w:r>
+        <w:rPr>
+          <w:rFonts w:ascii="Arial" w:eastAsia="Times New Roman" w:hAnsi="Arial" w:cs="Arial"/>
+          <w:color w:val="000000"/>
+          <w:kern w:val="0"/>
+          <w14:ligatures w14:val="none"/>
+        </w:rPr>
+        <w:t>gaging tha</w:t>
+      </w:r>
+      <w:r>
+        <w:rPr>
+          <w:rFonts w:ascii="Arial" w:eastAsia="Times New Roman" w:hAnsi="Arial" w:cs="Arial"/>
+          <w:color w:val="000000"/>
+          <w:kern w:val="0"/>
+          <w14:ligatures w14:val="none"/>
+        </w:rPr>
+        <w:t xml:space="preserve">n </w:t>
+      </w:r>
+      <w:r>
+        <w:rPr>
+          <w:rFonts w:ascii="Arial" w:hAnsi="Arial" w:cs="Arial"/>
+          <w:color w:val="000000"/>
+        </w:rPr>
+        <w:t xml:space="preserve">talking </w:t>
+      </w:r>
+      <w:r>
+        <w:rPr>
+          <w:rFonts w:ascii="Arial" w:eastAsia="Times New Roman" w:hAnsi="Arial" w:cs="Arial"/>
+          <w:color w:val="000000"/>
+          <w:kern w:val="0"/>
+          <w14:ligatures w14:val="none"/>
+        </w:rPr>
+        <w:t>with AI.</w:t>
+      </w:r>
+      <w:r>
+        <w:rPr>
+          <w:rFonts w:ascii="Arial" w:eastAsia="Times New Roman" w:hAnsi="Arial" w:cs="Arial"/>
+          <w:color w:val="000000"/>
+          <w:kern w:val="0"/>
+          <w14:ligatures w14:val="none"/>
+        </w:rPr>
+        <w:t xml:space="preserve"> </w:t>
+      </w:r>
+      <w:r>
+        <w:rPr>
+          <w:rFonts w:ascii="Arial" w:eastAsia="Times New Roman" w:hAnsi="Arial" w:cs="Arial"/>
+          <w:color w:val="000000"/>
+          <w:kern w:val="0"/>
+          <w14:ligatures w14:val="none"/>
+        </w:rPr>
+        <w:t>Even though AI provided more in</w:t>
+      </w:r>
+      <w:r>
+        <w:rPr>
+          <w:rFonts w:ascii="Arial" w:eastAsia="Times New Roman" w:hAnsi="Arial" w:cs="Arial"/>
+          <w:color w:val="000000"/>
+          <w:kern w:val="0"/>
+          <w14:ligatures w14:val="none"/>
+        </w:rPr>
+        <w:t>-</w:t>
+      </w:r>
+      <w:r>
+        <w:rPr>
+          <w:rFonts w:ascii="Arial" w:eastAsia="Times New Roman" w:hAnsi="Arial" w:cs="Arial"/>
+          <w:color w:val="000000"/>
+          <w:kern w:val="0"/>
+          <w14:ligatures w14:val="none"/>
+        </w:rPr>
+        <w:t>depth</w:t>
+      </w:r>
+      <w:r>
+        <w:rPr>
+          <w:rFonts w:ascii="Arial" w:eastAsia="Times New Roman" w:hAnsi="Arial" w:cs="Arial"/>
+          <w:color w:val="000000"/>
+          <w:kern w:val="0"/>
+          <w14:ligatures w14:val="none"/>
+        </w:rPr>
+        <w:t xml:space="preserve"> responses, </w:t>
+      </w:r>
+      <w:r>
+        <w:rPr>
+          <w:rFonts w:ascii="Arial" w:eastAsia="Times New Roman" w:hAnsi="Arial" w:cs="Arial"/>
+          <w:color w:val="000000"/>
+          <w:kern w:val="0"/>
+          <w14:ligatures w14:val="none"/>
+        </w:rPr>
+        <w:t>th</w:t>
+      </w:r>
+      <w:r>
+        <w:rPr>
+          <w:rFonts w:ascii="Arial" w:eastAsia="Times New Roman" w:hAnsi="Arial" w:cs="Arial"/>
+          <w:color w:val="000000"/>
+          <w:kern w:val="0"/>
+          <w14:ligatures w14:val="none"/>
+        </w:rPr>
+        <w:t>ose responses</w:t>
+      </w:r>
+      <w:r>
+        <w:rPr>
+          <w:rFonts w:ascii="Arial" w:eastAsia="Times New Roman" w:hAnsi="Arial" w:cs="Arial"/>
+          <w:color w:val="000000"/>
+          <w:kern w:val="0"/>
+          <w14:ligatures w14:val="none"/>
+        </w:rPr>
+        <w:t xml:space="preserve"> did not contain</w:t>
+      </w:r>
+      <w:r>
+        <w:rPr>
+          <w:rFonts w:ascii="Arial" w:eastAsia="Times New Roman" w:hAnsi="Arial" w:cs="Arial"/>
+          <w:color w:val="000000"/>
+          <w:kern w:val="0"/>
+          <w14:ligatures w14:val="none"/>
+        </w:rPr>
+        <w:t xml:space="preserve"> the</w:t>
+      </w:r>
+      <w:r>
+        <w:rPr>
+          <w:rFonts w:ascii="Arial" w:eastAsia="Times New Roman" w:hAnsi="Arial" w:cs="Arial"/>
+          <w:color w:val="000000"/>
+          <w:kern w:val="0"/>
+          <w14:ligatures w14:val="none"/>
+        </w:rPr>
+        <w:t xml:space="preserve"> </w:t>
+      </w:r>
+      <w:r>
+        <w:rPr>
+          <w:rFonts w:ascii="Arial" w:eastAsia="Times New Roman" w:hAnsi="Arial" w:cs="Arial"/>
+          <w:color w:val="000000"/>
+          <w:kern w:val="0"/>
+          <w14:ligatures w14:val="none"/>
+        </w:rPr>
+        <w:t>relatable comparison</w:t>
+      </w:r>
+      <w:r>
+        <w:rPr>
+          <w:rFonts w:ascii="Arial" w:eastAsia="Times New Roman" w:hAnsi="Arial" w:cs="Arial"/>
+          <w:color w:val="000000"/>
+          <w:kern w:val="0"/>
+          <w14:ligatures w14:val="none"/>
+        </w:rPr>
+        <w:t>s</w:t>
+      </w:r>
+      <w:r>
+        <w:rPr>
+          <w:rFonts w:ascii="Arial" w:eastAsia="Times New Roman" w:hAnsi="Arial" w:cs="Arial"/>
+          <w:color w:val="000000"/>
+          <w:kern w:val="0"/>
+          <w14:ligatures w14:val="none"/>
+        </w:rPr>
+        <w:t xml:space="preserve"> </w:t>
+      </w:r>
+      <w:r>
+        <w:rPr>
+          <w:rFonts w:ascii="Arial" w:eastAsia="Times New Roman" w:hAnsi="Arial" w:cs="Arial"/>
+          <w:color w:val="000000"/>
+          <w:kern w:val="0"/>
+          <w14:ligatures w14:val="none"/>
+        </w:rPr>
+        <w:t xml:space="preserve">and </w:t>
+      </w:r>
+      <w:r>
+        <w:rPr>
+          <w:rFonts w:ascii="Arial" w:eastAsia="Times New Roman" w:hAnsi="Arial" w:cs="Arial"/>
+          <w:color w:val="000000"/>
+          <w:kern w:val="0"/>
+          <w14:ligatures w14:val="none"/>
+        </w:rPr>
+        <w:t>ane</w:t>
+      </w:r>
+      <w:r>
+        <w:rPr>
+          <w:rFonts w:ascii="Arial" w:eastAsia="Times New Roman" w:hAnsi="Arial" w:cs="Arial"/>
+          <w:color w:val="000000"/>
+          <w:kern w:val="0"/>
+          <w14:ligatures w14:val="none"/>
+        </w:rPr>
+        <w:t>c</w:t>
+      </w:r>
+      <w:r>
+        <w:rPr>
+          <w:rFonts w:ascii="Arial" w:eastAsia="Times New Roman" w:hAnsi="Arial" w:cs="Arial"/>
+          <w:color w:val="000000"/>
+          <w:kern w:val="0"/>
+          <w14:ligatures w14:val="none"/>
+        </w:rPr>
+        <w:t xml:space="preserve">dotes </w:t>
+      </w:r>
+      <w:r>
+        <w:rPr>
+          <w:rFonts w:ascii="Arial" w:eastAsia="Times New Roman" w:hAnsi="Arial" w:cs="Arial"/>
+          <w:color w:val="000000"/>
+          <w:kern w:val="0"/>
+          <w14:ligatures w14:val="none"/>
+        </w:rPr>
+        <w:t>th</w:t>
+      </w:r>
+      <w:r>
+        <w:rPr>
+          <w:rFonts w:ascii="Arial" w:eastAsia="Times New Roman" w:hAnsi="Arial" w:cs="Arial"/>
+          <w:color w:val="000000"/>
+          <w:kern w:val="0"/>
+          <w14:ligatures w14:val="none"/>
+        </w:rPr>
+        <w:t xml:space="preserve">at </w:t>
+      </w:r>
+      <w:r>
+        <w:rPr>
+          <w:rFonts w:ascii="Arial" w:eastAsia="Times New Roman" w:hAnsi="Arial" w:cs="Arial"/>
+          <w:color w:val="000000"/>
+          <w:kern w:val="0"/>
+          <w14:ligatures w14:val="none"/>
+        </w:rPr>
+        <w:t>made</w:t>
+      </w:r>
+      <w:r>
+        <w:rPr>
+          <w:rFonts w:ascii="Arial" w:eastAsia="Times New Roman" w:hAnsi="Arial" w:cs="Arial"/>
+          <w:color w:val="000000"/>
+          <w:kern w:val="0"/>
+          <w14:ligatures w14:val="none"/>
+        </w:rPr>
+        <w:t xml:space="preserve"> the </w:t>
+      </w:r>
+      <w:r>
+        <w:rPr>
+          <w:rFonts w:ascii="Arial" w:eastAsia="Times New Roman" w:hAnsi="Arial" w:cs="Arial"/>
+          <w:color w:val="000000"/>
+          <w:kern w:val="0"/>
+          <w14:ligatures w14:val="none"/>
+        </w:rPr>
+        <w:t xml:space="preserve">human </w:t>
+      </w:r>
+      <w:r>
+        <w:rPr>
+          <w:rFonts w:ascii="Arial" w:eastAsia="Times New Roman" w:hAnsi="Arial" w:cs="Arial"/>
+          <w:color w:val="000000"/>
+          <w:kern w:val="0"/>
+          <w14:ligatures w14:val="none"/>
+        </w:rPr>
+        <w:t xml:space="preserve">conversations </w:t>
+      </w:r>
+      <w:r>
+        <w:rPr>
+          <w:rFonts w:ascii="Arial" w:eastAsia="Times New Roman" w:hAnsi="Arial" w:cs="Arial"/>
+          <w:color w:val="000000"/>
+          <w:kern w:val="0"/>
+          <w14:ligatures w14:val="none"/>
+        </w:rPr>
+        <w:t xml:space="preserve">more </w:t>
+      </w:r>
+      <w:r>
+        <w:rPr>
+          <w:rFonts w:ascii="Arial" w:eastAsia="Times New Roman" w:hAnsi="Arial" w:cs="Arial"/>
+          <w:color w:val="000000"/>
+          <w:kern w:val="0"/>
+          <w14:ligatures w14:val="none"/>
+        </w:rPr>
+        <w:t xml:space="preserve">interesting. </w:t>
+      </w:r>
+      <w:r>
+        <w:rPr>
+          <w:rFonts w:ascii="Arial" w:eastAsia="Times New Roman" w:hAnsi="Arial" w:cs="Arial"/>
+          <w:color w:val="000000"/>
+          <w:kern w:val="0"/>
+          <w14:ligatures w14:val="none"/>
+        </w:rPr>
+        <w:t>I noticed that the c</w:t>
+      </w:r>
+      <w:r>
+        <w:rPr>
+          <w:rFonts w:ascii="Arial" w:eastAsia="Times New Roman" w:hAnsi="Arial" w:cs="Arial"/>
+          <w:color w:val="000000"/>
+          <w:kern w:val="0"/>
+          <w14:ligatures w14:val="none"/>
+        </w:rPr>
+        <w:t xml:space="preserve">onversations with humans </w:t>
+      </w:r>
+      <w:r>
+        <w:rPr>
+          <w:rFonts w:ascii="Arial" w:eastAsia="Times New Roman" w:hAnsi="Arial" w:cs="Arial"/>
+          <w:color w:val="000000"/>
+          <w:kern w:val="0"/>
+          <w14:ligatures w14:val="none"/>
+        </w:rPr>
+        <w:t xml:space="preserve">also </w:t>
+      </w:r>
+      <w:r>
+        <w:rPr>
+          <w:rFonts w:ascii="Arial" w:eastAsia="Times New Roman" w:hAnsi="Arial" w:cs="Arial"/>
+          <w:color w:val="000000"/>
+          <w:kern w:val="0"/>
+          <w14:ligatures w14:val="none"/>
+        </w:rPr>
+        <w:t xml:space="preserve">tended to wander from the main </w:t>
+      </w:r>
+      <w:r>
+        <w:rPr>
+          <w:rFonts w:ascii="Arial" w:eastAsia="Times New Roman" w:hAnsi="Arial" w:cs="Arial"/>
+          <w:color w:val="000000"/>
+          <w:kern w:val="0"/>
+          <w14:ligatures w14:val="none"/>
+        </w:rPr>
+        <w:t>question</w:t>
+      </w:r>
+      <w:r>
+        <w:rPr>
+          <w:rFonts w:ascii="Arial" w:eastAsia="Times New Roman" w:hAnsi="Arial" w:cs="Arial"/>
+          <w:color w:val="000000"/>
+          <w:kern w:val="0"/>
+          <w14:ligatures w14:val="none"/>
+        </w:rPr>
+        <w:t xml:space="preserve"> </w:t>
+      </w:r>
+      <w:r>
+        <w:rPr>
+          <w:rFonts w:ascii="Arial" w:eastAsia="Times New Roman" w:hAnsi="Arial" w:cs="Arial"/>
+          <w:color w:val="000000"/>
+          <w:kern w:val="0"/>
+          <w14:ligatures w14:val="none"/>
+        </w:rPr>
+        <w:t>to adjacent topics</w:t>
+      </w:r>
+      <w:r>
+        <w:rPr>
+          <w:rFonts w:ascii="Arial" w:eastAsia="Times New Roman" w:hAnsi="Arial" w:cs="Arial"/>
+          <w:color w:val="000000"/>
+          <w:kern w:val="0"/>
+          <w14:ligatures w14:val="none"/>
+        </w:rPr>
+        <w:t xml:space="preserve"> and </w:t>
+      </w:r>
+      <w:r>
+        <w:rPr>
+          <w:rFonts w:ascii="Arial" w:hAnsi="Arial" w:cs="Arial"/>
+          <w:color w:val="000000"/>
+        </w:rPr>
+        <w:t xml:space="preserve">then </w:t>
+      </w:r>
+      <w:r>
+        <w:rPr>
+          <w:rFonts w:ascii="Arial" w:hAnsi="Arial" w:cs="Arial"/>
+          <w:color w:val="000000"/>
+        </w:rPr>
+        <w:t>returned</w:t>
+      </w:r>
+      <w:r>
+        <w:rPr>
+          <w:rFonts w:ascii="Arial" w:eastAsia="Times New Roman" w:hAnsi="Arial" w:cs="Arial"/>
+          <w:color w:val="000000"/>
+          <w:kern w:val="0"/>
+          <w14:ligatures w14:val="none"/>
+        </w:rPr>
+        <w:t xml:space="preserve"> to the main po</w:t>
+      </w:r>
+      <w:r>
+        <w:rPr>
+          <w:rFonts w:ascii="Arial" w:eastAsia="Times New Roman" w:hAnsi="Arial" w:cs="Arial"/>
+          <w:color w:val="000000"/>
+          <w:kern w:val="0"/>
+          <w14:ligatures w14:val="none"/>
+        </w:rPr>
+        <w:t xml:space="preserve">int. </w:t>
+      </w:r>
+      <w:r>
+        <w:rPr>
+          <w:rFonts w:ascii="Arial" w:eastAsia="Times New Roman" w:hAnsi="Arial" w:cs="Arial"/>
+          <w:color w:val="000000"/>
+          <w:kern w:val="0"/>
+          <w14:ligatures w14:val="none"/>
+        </w:rPr>
+        <w:t>Th</w:t>
+      </w:r>
+      <w:r>
+        <w:rPr>
+          <w:rFonts w:ascii="Arial" w:eastAsia="Times New Roman" w:hAnsi="Arial" w:cs="Arial"/>
+          <w:color w:val="000000"/>
+          <w:kern w:val="0"/>
+          <w14:ligatures w14:val="none"/>
+        </w:rPr>
+        <w:t xml:space="preserve">ese </w:t>
+      </w:r>
+      <w:r>
+        <w:rPr>
+          <w:rFonts w:ascii="Arial" w:hAnsi="Arial" w:cs="Arial"/>
+          <w:color w:val="000000"/>
+        </w:rPr>
+        <w:t>sidebar</w:t>
+      </w:r>
+      <w:r>
+        <w:rPr>
+          <w:rFonts w:ascii="Arial" w:eastAsia="Times New Roman" w:hAnsi="Arial" w:cs="Arial"/>
+          <w:color w:val="000000"/>
+          <w:kern w:val="0"/>
+          <w14:ligatures w14:val="none"/>
+        </w:rPr>
+        <w:t xml:space="preserve"> conversation</w:t>
+      </w:r>
+      <w:r>
+        <w:rPr>
+          <w:rFonts w:ascii="Arial" w:eastAsia="Times New Roman" w:hAnsi="Arial" w:cs="Arial"/>
+          <w:color w:val="000000"/>
+          <w:kern w:val="0"/>
+          <w14:ligatures w14:val="none"/>
+        </w:rPr>
+        <w:t>s</w:t>
+      </w:r>
+      <w:r>
+        <w:rPr>
+          <w:rFonts w:ascii="Arial" w:eastAsia="Times New Roman" w:hAnsi="Arial" w:cs="Arial"/>
+          <w:color w:val="000000"/>
+          <w:kern w:val="0"/>
+          <w14:ligatures w14:val="none"/>
+        </w:rPr>
+        <w:t xml:space="preserve"> </w:t>
+      </w:r>
+      <w:r>
+        <w:rPr>
+          <w:rFonts w:ascii="Arial" w:eastAsia="Times New Roman" w:hAnsi="Arial" w:cs="Arial"/>
+          <w:color w:val="000000"/>
+          <w:kern w:val="0"/>
+          <w14:ligatures w14:val="none"/>
+        </w:rPr>
+        <w:t xml:space="preserve">were </w:t>
+      </w:r>
+      <w:r>
+        <w:rPr>
+          <w:rFonts w:ascii="Arial" w:eastAsia="Times New Roman" w:hAnsi="Arial" w:cs="Arial"/>
+          <w:color w:val="000000"/>
+          <w:kern w:val="0"/>
+          <w14:ligatures w14:val="none"/>
+        </w:rPr>
+        <w:t>indirectly rel</w:t>
+      </w:r>
+      <w:r>
+        <w:rPr>
+          <w:rFonts w:ascii="Arial" w:eastAsia="Times New Roman" w:hAnsi="Arial" w:cs="Arial"/>
+          <w:color w:val="000000"/>
+          <w:kern w:val="0"/>
+          <w14:ligatures w14:val="none"/>
+        </w:rPr>
+        <w:t>ev</w:t>
+      </w:r>
+      <w:r>
+        <w:rPr>
+          <w:rFonts w:ascii="Arial" w:eastAsia="Times New Roman" w:hAnsi="Arial" w:cs="Arial"/>
+          <w:color w:val="000000"/>
+          <w:kern w:val="0"/>
+          <w14:ligatures w14:val="none"/>
+        </w:rPr>
+        <w:t>ant to the</w:t>
+      </w:r>
+      <w:r>
+        <w:rPr>
+          <w:rFonts w:ascii="Arial" w:eastAsia="Times New Roman" w:hAnsi="Arial" w:cs="Arial"/>
+          <w:color w:val="000000"/>
+          <w:kern w:val="0"/>
+          <w14:ligatures w14:val="none"/>
+        </w:rPr>
+        <w:t xml:space="preserve"> </w:t>
+      </w:r>
+      <w:r>
+        <w:rPr>
+          <w:rFonts w:ascii="Arial" w:eastAsia="Times New Roman" w:hAnsi="Arial" w:cs="Arial"/>
+          <w:color w:val="000000"/>
+          <w:kern w:val="0"/>
+          <w14:ligatures w14:val="none"/>
+        </w:rPr>
+        <w:t>topic</w:t>
+      </w:r>
+      <w:r>
+        <w:rPr>
+          <w:rFonts w:ascii="Arial" w:hAnsi="Arial" w:cs="Arial"/>
+          <w:color w:val="000000"/>
+        </w:rPr>
+        <w:t>,</w:t>
+      </w:r>
+      <w:r>
+        <w:rPr>
+          <w:rFonts w:ascii="Arial" w:eastAsia="Times New Roman" w:hAnsi="Arial" w:cs="Arial"/>
+          <w:color w:val="000000"/>
+          <w:kern w:val="0"/>
+          <w14:ligatures w14:val="none"/>
+        </w:rPr>
+        <w:t xml:space="preserve"> but</w:t>
+      </w:r>
+      <w:r>
+        <w:rPr>
+          <w:rFonts w:ascii="Arial" w:hAnsi="Arial" w:cs="Arial"/>
+          <w:color w:val="000000"/>
+        </w:rPr>
+        <w:t xml:space="preserve"> they</w:t>
+      </w:r>
+      <w:r>
+        <w:rPr>
+          <w:rFonts w:ascii="Arial" w:eastAsia="Times New Roman" w:hAnsi="Arial" w:cs="Arial"/>
+          <w:color w:val="000000"/>
+          <w:kern w:val="0"/>
+          <w14:ligatures w14:val="none"/>
+        </w:rPr>
+        <w:t xml:space="preserve"> also </w:t>
+      </w:r>
+      <w:r>
+        <w:rPr>
+          <w:rFonts w:ascii="Arial" w:eastAsia="Times New Roman" w:hAnsi="Arial" w:cs="Arial"/>
+          <w:color w:val="000000"/>
+          <w:kern w:val="0"/>
+          <w14:ligatures w14:val="none"/>
+        </w:rPr>
+        <w:t>added interesting</w:t>
+      </w:r>
+      <w:r>
+        <w:rPr>
+          <w:rFonts w:ascii="Arial" w:eastAsia="Times New Roman" w:hAnsi="Arial" w:cs="Arial"/>
+          <w:color w:val="000000"/>
+          <w:kern w:val="0"/>
+          <w14:ligatures w14:val="none"/>
+        </w:rPr>
+        <w:t xml:space="preserve"> and more meaningful</w:t>
+      </w:r>
+      <w:r>
+        <w:rPr>
+          <w:rFonts w:ascii="Arial" w:eastAsia="Times New Roman" w:hAnsi="Arial" w:cs="Arial"/>
+          <w:color w:val="000000"/>
+          <w:kern w:val="0"/>
+          <w14:ligatures w14:val="none"/>
+        </w:rPr>
+        <w:t xml:space="preserve"> </w:t>
+      </w:r>
+      <w:r>
+        <w:rPr>
+          <w:rFonts w:ascii="Arial" w:eastAsia="Times New Roman" w:hAnsi="Arial" w:cs="Arial"/>
+          <w:color w:val="000000"/>
+          <w:kern w:val="0"/>
+          <w14:ligatures w14:val="none"/>
+        </w:rPr>
+        <w:t>view</w:t>
+      </w:r>
+      <w:r>
+        <w:rPr>
+          <w:rFonts w:ascii="Arial" w:eastAsia="Times New Roman" w:hAnsi="Arial" w:cs="Arial"/>
+          <w:color w:val="000000"/>
+          <w:kern w:val="0"/>
+          <w14:ligatures w14:val="none"/>
+        </w:rPr>
+        <w:t>points</w:t>
+      </w:r>
+      <w:r>
+        <w:rPr>
+          <w:rFonts w:ascii="Arial" w:eastAsia="Times New Roman" w:hAnsi="Arial" w:cs="Arial"/>
+          <w:color w:val="000000"/>
+          <w:kern w:val="0"/>
+          <w14:ligatures w14:val="none"/>
+        </w:rPr>
+        <w:t xml:space="preserve">. </w:t>
+      </w:r>
+      <w:r>
+        <w:rPr>
+          <w:rFonts w:ascii="Arial" w:eastAsia="Times New Roman" w:hAnsi="Arial" w:cs="Arial"/>
+          <w:color w:val="000000"/>
+          <w:kern w:val="0"/>
+          <w14:ligatures w14:val="none"/>
+        </w:rPr>
+        <w:t xml:space="preserve">They </w:t>
+      </w:r>
+      <w:r>
+        <w:rPr>
+          <w:rFonts w:ascii="Arial" w:eastAsia="Times New Roman" w:hAnsi="Arial" w:cs="Arial"/>
+          <w:color w:val="000000"/>
+          <w:kern w:val="0"/>
+          <w14:ligatures w14:val="none"/>
+        </w:rPr>
+        <w:t xml:space="preserve">allowed personal experiences to </w:t>
+      </w:r>
+      <w:r>
+        <w:rPr>
+          <w:rFonts w:ascii="Arial" w:eastAsia="Times New Roman" w:hAnsi="Arial" w:cs="Arial"/>
+          <w:color w:val="000000"/>
+          <w:kern w:val="0"/>
+          <w14:ligatures w14:val="none"/>
+        </w:rPr>
+        <w:t>provide</w:t>
+      </w:r>
+      <w:r>
+        <w:rPr>
+          <w:rFonts w:ascii="Arial" w:eastAsia="Times New Roman" w:hAnsi="Arial" w:cs="Arial"/>
+          <w:color w:val="000000"/>
+          <w:kern w:val="0"/>
+          <w14:ligatures w14:val="none"/>
+        </w:rPr>
+        <w:t xml:space="preserve"> </w:t>
+      </w:r>
+      <w:r>
+        <w:rPr>
+          <w:rFonts w:ascii="Arial" w:hAnsi="Arial" w:cs="Arial"/>
+          <w:color w:val="000000"/>
+        </w:rPr>
+        <w:t>clarification</w:t>
+      </w:r>
+      <w:r>
+        <w:rPr>
+          <w:rFonts w:ascii="Arial" w:eastAsia="Times New Roman" w:hAnsi="Arial" w:cs="Arial"/>
+          <w:color w:val="000000"/>
+          <w:kern w:val="0"/>
+          <w14:ligatures w14:val="none"/>
+        </w:rPr>
+        <w:t xml:space="preserve"> and </w:t>
+      </w:r>
+      <w:r>
+        <w:rPr>
+          <w:rFonts w:ascii="Arial" w:eastAsia="Times New Roman" w:hAnsi="Arial" w:cs="Arial"/>
+          <w:color w:val="000000"/>
+          <w:kern w:val="0"/>
+          <w14:ligatures w14:val="none"/>
+        </w:rPr>
+        <w:t>emotional</w:t>
+      </w:r>
+      <w:r>
+        <w:rPr>
+          <w:rFonts w:ascii="Arial" w:eastAsia="Times New Roman" w:hAnsi="Arial" w:cs="Arial"/>
+          <w:color w:val="000000"/>
+          <w:kern w:val="0"/>
+          <w14:ligatures w14:val="none"/>
+        </w:rPr>
+        <w:t>ly reinforced opinions</w:t>
+      </w:r>
+      <w:r>
+        <w:rPr>
+          <w:rFonts w:ascii="Arial" w:eastAsia="Times New Roman" w:hAnsi="Arial" w:cs="Arial"/>
+          <w:color w:val="000000"/>
+          <w:kern w:val="0"/>
+          <w14:ligatures w14:val="none"/>
+        </w:rPr>
+        <w:t xml:space="preserve">. </w:t>
+      </w:r>
+      <w:r>
+        <w:rPr>
+          <w:rFonts w:ascii="Arial" w:eastAsia="Times New Roman" w:hAnsi="Arial" w:cs="Arial"/>
+          <w:color w:val="000000"/>
+          <w:kern w:val="0"/>
+          <w14:ligatures w14:val="none"/>
+        </w:rPr>
+        <w:t>The AI conversation</w:t>
+      </w:r>
+      <w:r>
+        <w:rPr>
+          <w:rFonts w:ascii="Arial" w:eastAsia="Times New Roman" w:hAnsi="Arial" w:cs="Arial"/>
+          <w:color w:val="000000"/>
+          <w:kern w:val="0"/>
+          <w14:ligatures w14:val="none"/>
+        </w:rPr>
+        <w:t>s were</w:t>
+      </w:r>
+      <w:r>
+        <w:rPr>
+          <w:rFonts w:ascii="Arial" w:eastAsia="Times New Roman" w:hAnsi="Arial" w:cs="Arial"/>
+          <w:color w:val="000000"/>
+          <w:kern w:val="0"/>
+          <w14:ligatures w14:val="none"/>
+        </w:rPr>
+        <w:t xml:space="preserve"> </w:t>
+      </w:r>
+      <w:r>
+        <w:rPr>
+          <w:rFonts w:ascii="Arial" w:eastAsia="Times New Roman" w:hAnsi="Arial" w:cs="Arial"/>
+          <w:color w:val="000000"/>
+          <w:kern w:val="0"/>
+          <w14:ligatures w14:val="none"/>
+        </w:rPr>
+        <w:t>fact</w:t>
+      </w:r>
+      <w:r>
+        <w:rPr>
+          <w:rFonts w:ascii="Arial" w:hAnsi="Arial" w:cs="Arial"/>
+          <w:color w:val="000000"/>
+        </w:rPr>
+        <w:t>-</w:t>
+      </w:r>
+      <w:r>
+        <w:rPr>
+          <w:rFonts w:ascii="Arial" w:eastAsia="Times New Roman" w:hAnsi="Arial" w:cs="Arial"/>
+          <w:color w:val="000000"/>
+          <w:kern w:val="0"/>
+          <w14:ligatures w14:val="none"/>
+        </w:rPr>
+        <w:t>driven</w:t>
+      </w:r>
+      <w:r>
+        <w:rPr>
+          <w:rFonts w:ascii="Arial" w:eastAsia="Times New Roman" w:hAnsi="Arial" w:cs="Arial"/>
+          <w:color w:val="000000"/>
+          <w:kern w:val="0"/>
+          <w14:ligatures w14:val="none"/>
+        </w:rPr>
+        <w:t xml:space="preserve"> </w:t>
+      </w:r>
+      <w:r>
+        <w:rPr>
+          <w:rFonts w:ascii="Arial" w:eastAsia="Times New Roman" w:hAnsi="Arial" w:cs="Arial"/>
+          <w:color w:val="000000"/>
+          <w:kern w:val="0"/>
+          <w14:ligatures w14:val="none"/>
+        </w:rPr>
+        <w:t>but</w:t>
+      </w:r>
+      <w:r>
+        <w:rPr>
+          <w:rFonts w:ascii="Arial" w:eastAsia="Times New Roman" w:hAnsi="Arial" w:cs="Arial"/>
+          <w:color w:val="000000"/>
+          <w:kern w:val="0"/>
+          <w14:ligatures w14:val="none"/>
+        </w:rPr>
+        <w:t xml:space="preserve"> </w:t>
+      </w:r>
+      <w:r>
+        <w:rPr>
+          <w:rFonts w:ascii="Arial" w:eastAsia="Times New Roman" w:hAnsi="Arial" w:cs="Arial"/>
+          <w:color w:val="000000"/>
+          <w:kern w:val="0"/>
+          <w14:ligatures w14:val="none"/>
+        </w:rPr>
+        <w:t>emotion</w:t>
+      </w:r>
+      <w:r>
+        <w:rPr>
+          <w:rFonts w:ascii="Arial" w:eastAsia="Times New Roman" w:hAnsi="Arial" w:cs="Arial"/>
+          <w:color w:val="000000"/>
+          <w:kern w:val="0"/>
+          <w14:ligatures w14:val="none"/>
+        </w:rPr>
+        <w:t>less</w:t>
+      </w:r>
+      <w:r>
+        <w:rPr>
+          <w:rFonts w:ascii="Arial" w:eastAsia="Times New Roman" w:hAnsi="Arial" w:cs="Arial"/>
+          <w:color w:val="000000"/>
+          <w:kern w:val="0"/>
+          <w14:ligatures w14:val="none"/>
+        </w:rPr>
+        <w:t xml:space="preserve">. </w:t>
+      </w:r>
+      <w:r>
+        <w:rPr>
+          <w:rFonts w:ascii="Arial" w:eastAsia="Times New Roman" w:hAnsi="Arial" w:cs="Arial"/>
+          <w:color w:val="000000"/>
+          <w:kern w:val="0"/>
+          <w14:ligatures w14:val="none"/>
+        </w:rPr>
+        <w:t xml:space="preserve">The human </w:t>
+      </w:r>
+      <w:r>
+        <w:rPr>
+          <w:rFonts w:ascii="Arial" w:hAnsi="Arial" w:cs="Arial"/>
+          <w:color w:val="000000"/>
+        </w:rPr>
+        <w:t>conversations</w:t>
+      </w:r>
+      <w:r>
+        <w:rPr>
+          <w:rFonts w:ascii="Arial" w:eastAsia="Times New Roman" w:hAnsi="Arial" w:cs="Arial"/>
+          <w:color w:val="000000"/>
+          <w:kern w:val="0"/>
+          <w14:ligatures w14:val="none"/>
+        </w:rPr>
+        <w:t xml:space="preserve"> included facts</w:t>
+      </w:r>
+      <w:r>
+        <w:rPr>
+          <w:rFonts w:ascii="Arial" w:eastAsia="Times New Roman" w:hAnsi="Arial" w:cs="Arial"/>
+          <w:color w:val="000000"/>
+          <w:kern w:val="0"/>
+          <w14:ligatures w14:val="none"/>
+        </w:rPr>
+        <w:t xml:space="preserve"> in the form of </w:t>
+      </w:r>
+      <w:r>
+        <w:rPr>
+          <w:rFonts w:ascii="Arial" w:eastAsia="Times New Roman" w:hAnsi="Arial" w:cs="Arial"/>
+          <w:color w:val="000000"/>
+          <w:kern w:val="0"/>
+          <w14:ligatures w14:val="none"/>
+        </w:rPr>
+        <w:t xml:space="preserve">real-life </w:t>
+      </w:r>
+      <w:r>
+        <w:rPr>
+          <w:rFonts w:ascii="Arial" w:eastAsia="Times New Roman" w:hAnsi="Arial" w:cs="Arial"/>
+          <w:color w:val="000000"/>
+          <w:kern w:val="0"/>
+          <w14:ligatures w14:val="none"/>
+        </w:rPr>
+        <w:t>experiences</w:t>
+      </w:r>
+      <w:r>
+        <w:rPr>
+          <w:rFonts w:ascii="Arial" w:hAnsi="Arial" w:cs="Arial"/>
+          <w:color w:val="000000"/>
+        </w:rPr>
+        <w:t>, as well as</w:t>
+      </w:r>
+      <w:r>
+        <w:rPr>
+          <w:rFonts w:ascii="Arial" w:eastAsia="Times New Roman" w:hAnsi="Arial" w:cs="Arial"/>
+          <w:color w:val="000000"/>
+          <w:kern w:val="0"/>
+          <w14:ligatures w14:val="none"/>
+        </w:rPr>
+        <w:t xml:space="preserve"> personal </w:t>
+      </w:r>
+      <w:r>
+        <w:rPr>
+          <w:rFonts w:ascii="Arial" w:eastAsia="Times New Roman" w:hAnsi="Arial" w:cs="Arial"/>
+          <w:color w:val="000000"/>
+          <w:kern w:val="0"/>
+          <w14:ligatures w14:val="none"/>
+        </w:rPr>
+        <w:t>s</w:t>
+      </w:r>
+      <w:r>
+        <w:rPr>
+          <w:rFonts w:ascii="Arial" w:eastAsia="Times New Roman" w:hAnsi="Arial" w:cs="Arial"/>
+          <w:color w:val="000000"/>
+          <w:kern w:val="0"/>
+          <w14:ligatures w14:val="none"/>
+        </w:rPr>
+        <w:t>t</w:t>
+      </w:r>
+      <w:r>
+        <w:rPr>
+          <w:rFonts w:ascii="Arial" w:eastAsia="Times New Roman" w:hAnsi="Arial" w:cs="Arial"/>
+          <w:color w:val="000000"/>
+          <w:kern w:val="0"/>
+          <w14:ligatures w14:val="none"/>
+        </w:rPr>
+        <w:t xml:space="preserve">ories, </w:t>
+      </w:r>
+      <w:r>
+        <w:rPr>
+          <w:rFonts w:ascii="Arial" w:eastAsia="Times New Roman" w:hAnsi="Arial" w:cs="Arial"/>
+          <w:color w:val="000000"/>
+          <w:kern w:val="0"/>
+          <w14:ligatures w14:val="none"/>
+        </w:rPr>
+        <w:t>opinions</w:t>
+      </w:r>
+      <w:r>
+        <w:rPr>
+          <w:rFonts w:ascii="Arial" w:hAnsi="Arial" w:cs="Arial"/>
+          <w:color w:val="000000"/>
+        </w:rPr>
+        <w:t>,</w:t>
+      </w:r>
+      <w:r>
+        <w:rPr>
+          <w:rFonts w:ascii="Arial" w:eastAsia="Times New Roman" w:hAnsi="Arial" w:cs="Arial"/>
+          <w:color w:val="000000"/>
+          <w:kern w:val="0"/>
+          <w14:ligatures w14:val="none"/>
+        </w:rPr>
+        <w:t xml:space="preserve"> </w:t>
+      </w:r>
+      <w:r>
+        <w:rPr>
+          <w:rFonts w:ascii="Arial" w:eastAsia="Times New Roman" w:hAnsi="Arial" w:cs="Arial"/>
+          <w:color w:val="000000"/>
+          <w:kern w:val="0"/>
+          <w14:ligatures w14:val="none"/>
+        </w:rPr>
+        <w:t>and e</w:t>
+      </w:r>
+      <w:r>
+        <w:rPr>
+          <w:rFonts w:ascii="Arial" w:eastAsia="Times New Roman" w:hAnsi="Arial" w:cs="Arial"/>
+          <w:color w:val="000000"/>
+          <w:kern w:val="0"/>
+          <w14:ligatures w14:val="none"/>
+        </w:rPr>
+        <w:t xml:space="preserve">xpressions of faith </w:t>
+      </w:r>
+      <w:r>
+        <w:rPr>
+          <w:rFonts w:ascii="Arial" w:eastAsia="Times New Roman" w:hAnsi="Arial" w:cs="Arial"/>
+          <w:color w:val="000000"/>
+          <w:kern w:val="0"/>
+          <w14:ligatures w14:val="none"/>
+        </w:rPr>
+        <w:t xml:space="preserve">that were not </w:t>
+      </w:r>
+      <w:r>
+        <w:rPr>
+          <w:rFonts w:ascii="Arial" w:eastAsia="Times New Roman" w:hAnsi="Arial" w:cs="Arial"/>
+          <w:color w:val="000000"/>
+          <w:kern w:val="0"/>
+          <w14:ligatures w14:val="none"/>
+        </w:rPr>
+        <w:t xml:space="preserve">strictly </w:t>
+      </w:r>
+      <w:r>
+        <w:rPr>
+          <w:rFonts w:ascii="Arial" w:eastAsia="Times New Roman" w:hAnsi="Arial" w:cs="Arial"/>
+          <w:color w:val="000000"/>
+          <w:kern w:val="0"/>
+          <w14:ligatures w14:val="none"/>
+        </w:rPr>
+        <w:t>fact</w:t>
+      </w:r>
+      <w:r>
+        <w:rPr>
+          <w:rFonts w:ascii="Arial" w:eastAsia="Times New Roman" w:hAnsi="Arial" w:cs="Arial"/>
+          <w:color w:val="000000"/>
+          <w:kern w:val="0"/>
+          <w14:ligatures w14:val="none"/>
+        </w:rPr>
+        <w:t>-</w:t>
+      </w:r>
+      <w:r>
+        <w:rPr>
+          <w:rFonts w:ascii="Arial" w:eastAsia="Times New Roman" w:hAnsi="Arial" w:cs="Arial"/>
+          <w:color w:val="000000"/>
+          <w:kern w:val="0"/>
+          <w14:ligatures w14:val="none"/>
+        </w:rPr>
+        <w:t>based</w:t>
+      </w:r>
+      <w:r>
+        <w:rPr>
+          <w:rFonts w:ascii="Arial" w:eastAsia="Times New Roman" w:hAnsi="Arial" w:cs="Arial"/>
+          <w:color w:val="000000"/>
+          <w:kern w:val="0"/>
+          <w14:ligatures w14:val="none"/>
+        </w:rPr>
+        <w:t xml:space="preserve">. </w:t>
+      </w:r>
+      <w:r>
+        <w:rPr>
+          <w:rFonts w:ascii="Arial" w:eastAsia="Times New Roman" w:hAnsi="Arial" w:cs="Arial"/>
+          <w:color w:val="000000"/>
+          <w:kern w:val="0"/>
+          <w14:ligatures w14:val="none"/>
+        </w:rPr>
+        <w:t>Th</w:t>
+      </w:r>
+      <w:r>
+        <w:rPr>
+          <w:rFonts w:ascii="Arial" w:eastAsia="Times New Roman" w:hAnsi="Arial" w:cs="Arial"/>
+          <w:color w:val="000000"/>
+          <w:kern w:val="0"/>
+          <w14:ligatures w14:val="none"/>
+        </w:rPr>
+        <w:t xml:space="preserve">e </w:t>
+      </w:r>
+      <w:r>
+        <w:rPr>
+          <w:rFonts w:ascii="Arial" w:eastAsia="Times New Roman" w:hAnsi="Arial" w:cs="Arial"/>
+          <w:color w:val="000000"/>
+          <w:kern w:val="0"/>
+          <w14:ligatures w14:val="none"/>
+        </w:rPr>
+        <w:t xml:space="preserve">AI </w:t>
+      </w:r>
+      <w:r>
+        <w:rPr>
+          <w:rFonts w:ascii="Arial" w:hAnsi="Arial" w:cs="Arial"/>
+          <w:color w:val="000000"/>
+        </w:rPr>
+        <w:t>conversations</w:t>
+      </w:r>
+      <w:r>
+        <w:rPr>
+          <w:rFonts w:ascii="Arial" w:eastAsia="Times New Roman" w:hAnsi="Arial" w:cs="Arial"/>
+          <w:color w:val="000000"/>
+          <w:kern w:val="0"/>
+          <w14:ligatures w14:val="none"/>
+        </w:rPr>
+        <w:t xml:space="preserve"> </w:t>
+      </w:r>
+      <w:r>
+        <w:rPr>
+          <w:rFonts w:ascii="Arial" w:eastAsia="Times New Roman" w:hAnsi="Arial" w:cs="Arial"/>
+          <w:color w:val="000000"/>
+          <w:kern w:val="0"/>
+          <w14:ligatures w14:val="none"/>
+        </w:rPr>
+        <w:t xml:space="preserve">could </w:t>
+      </w:r>
+      <w:r>
+        <w:rPr>
+          <w:rFonts w:ascii="Arial" w:eastAsia="Times New Roman" w:hAnsi="Arial" w:cs="Arial"/>
+          <w:color w:val="000000"/>
+          <w:kern w:val="0"/>
+          <w14:ligatures w14:val="none"/>
+        </w:rPr>
+        <w:t>n</w:t>
+      </w:r>
+      <w:r>
+        <w:rPr>
+          <w:rFonts w:ascii="Arial" w:eastAsia="Times New Roman" w:hAnsi="Arial" w:cs="Arial"/>
+          <w:color w:val="000000"/>
+          <w:kern w:val="0"/>
+          <w14:ligatures w14:val="none"/>
+        </w:rPr>
+        <w:t>ot match the</w:t>
+      </w:r>
+      <w:r>
+        <w:rPr>
+          <w:rFonts w:ascii="Arial" w:eastAsia="Times New Roman" w:hAnsi="Arial" w:cs="Arial"/>
+          <w:color w:val="000000"/>
+          <w:kern w:val="0"/>
+          <w14:ligatures w14:val="none"/>
+        </w:rPr>
+        <w:t xml:space="preserve"> lev</w:t>
+      </w:r>
+      <w:r>
+        <w:rPr>
+          <w:rFonts w:ascii="Arial" w:eastAsia="Times New Roman" w:hAnsi="Arial" w:cs="Arial"/>
+          <w:color w:val="000000"/>
+          <w:kern w:val="0"/>
+          <w14:ligatures w14:val="none"/>
+        </w:rPr>
+        <w:t xml:space="preserve">el of </w:t>
+      </w:r>
+      <w:r>
+        <w:rPr>
+          <w:rFonts w:ascii="Arial" w:eastAsia="Times New Roman" w:hAnsi="Arial" w:cs="Arial"/>
+          <w:color w:val="000000"/>
+          <w:kern w:val="0"/>
+          <w14:ligatures w14:val="none"/>
+        </w:rPr>
+        <w:t xml:space="preserve">engagement </w:t>
+      </w:r>
+      <w:r>
+        <w:rPr>
+          <w:rFonts w:ascii="Arial" w:eastAsia="Times New Roman" w:hAnsi="Arial" w:cs="Arial"/>
+          <w:color w:val="000000"/>
+          <w:kern w:val="0"/>
+          <w14:ligatures w14:val="none"/>
+        </w:rPr>
+        <w:t>of the hu</w:t>
+      </w:r>
+      <w:r>
+        <w:rPr>
+          <w:rFonts w:ascii="Arial" w:eastAsia="Times New Roman" w:hAnsi="Arial" w:cs="Arial"/>
+          <w:color w:val="000000"/>
+          <w:kern w:val="0"/>
+          <w14:ligatures w14:val="none"/>
+        </w:rPr>
+        <w:t xml:space="preserve">man </w:t>
+      </w:r>
+      <w:r>
+        <w:rPr>
+          <w:rFonts w:ascii="Arial" w:hAnsi="Arial" w:cs="Arial"/>
+          <w:color w:val="000000"/>
+        </w:rPr>
+        <w:t>conversations.</w:t>
+      </w:r>
+      <w:r>
+        <w:rPr>
+          <w:rFonts w:ascii="Arial" w:eastAsia="Times New Roman" w:hAnsi="Arial" w:cs="Arial"/>
+          <w:color w:val="000000"/>
+          <w:kern w:val="0"/>
+          <w14:ligatures w14:val="none"/>
+        </w:rPr>
+        <w:t xml:space="preserve"> </w:t>
+      </w:r>
+      <w:r>
+        <w:rPr>
+          <w:rFonts w:ascii="Arial" w:eastAsia="Times New Roman" w:hAnsi="Arial" w:cs="Arial"/>
+          <w:color w:val="000000"/>
+          <w:kern w:val="0"/>
+          <w14:ligatures w14:val="none"/>
+        </w:rPr>
+        <w:t>I attribute this</w:t>
+      </w:r>
+      <w:r>
+        <w:rPr>
+          <w:rFonts w:ascii="Arial" w:eastAsia="Times New Roman" w:hAnsi="Arial" w:cs="Arial"/>
+          <w:color w:val="000000"/>
+          <w:kern w:val="0"/>
+          <w14:ligatures w14:val="none"/>
+        </w:rPr>
+        <w:t xml:space="preserve">, </w:t>
+      </w:r>
+      <w:r>
+        <w:rPr>
+          <w:rFonts w:ascii="Arial" w:eastAsia="Times New Roman" w:hAnsi="Arial" w:cs="Arial"/>
+          <w:color w:val="000000"/>
+          <w:kern w:val="0"/>
+          <w14:ligatures w14:val="none"/>
+        </w:rPr>
+        <w:t>in part</w:t>
+      </w:r>
+      <w:r>
+        <w:rPr>
+          <w:rFonts w:ascii="Arial" w:eastAsia="Times New Roman" w:hAnsi="Arial" w:cs="Arial"/>
+          <w:color w:val="000000"/>
+          <w:kern w:val="0"/>
+          <w14:ligatures w14:val="none"/>
+        </w:rPr>
+        <w:t xml:space="preserve">, </w:t>
+      </w:r>
+      <w:r>
+        <w:rPr>
+          <w:rFonts w:ascii="Arial" w:eastAsia="Times New Roman" w:hAnsi="Arial" w:cs="Arial"/>
+          <w:color w:val="000000"/>
+          <w:kern w:val="0"/>
+          <w14:ligatures w14:val="none"/>
+        </w:rPr>
+        <w:t>to the following:</w:t>
+      </w:r>
+      <w:r>
+        <w:rPr>
+          <w:rFonts w:ascii="Arial" w:eastAsia="Times New Roman" w:hAnsi="Arial" w:cs="Arial"/>
+          <w:color w:val="000000"/>
+          <w:kern w:val="0"/>
+          <w14:ligatures w14:val="none"/>
+        </w:rPr>
+        <w:br/>
+      </w:r>
+    </w:p>
+    <w:p>
+      <w:pPr>
+        <w:pStyle w:val="ListParagraph"/>
         <w:numPr>
           <w:ilvl w:val="0"/>
-          <w:numId w:val="13"/>
+          <w:numId w:val="20"/>
         </w:numPr>
-        <w:spacing w:before="240" w:after="0" w:line="240" w:lineRule="auto"/>
         <w:textAlignment w:val="baseline"/>
         <w:rPr>
           <w:rFonts w:ascii="Arial" w:eastAsia="Times New Roman" w:hAnsi="Arial" w:cs="Arial"/>
@@ -1038,69 +3337,248 @@
       <w:r>
         <w:rPr>
           <w:rFonts w:ascii="Arial" w:eastAsia="Times New Roman" w:hAnsi="Arial" w:cs="Arial"/>
-          <w:b/>
-          <w:bCs/>
-          <w:color w:val="000000"/>
-          <w:kern w:val="0"/>
-          <w14:ligatures w14:val="none"/>
-        </w:rPr>
-        <w:t>Task:</w:t>
-      </w:r>
-      <w:r>
-        <w:rPr>
-          <w:rFonts w:ascii="Arial" w:eastAsia="Times New Roman" w:hAnsi="Arial" w:cs="Arial"/>
-          <w:color w:val="000000"/>
-          <w:kern w:val="0"/>
-          <w14:ligatures w14:val="none"/>
-        </w:rPr>
-        <w:t xml:space="preserve"> Interview one or more humans using your Part 1 questions. These could be faith leaders, small group members, congregation members, knowledgeable individuals, or anyone you believe would have good responses to your questions. Please note: the quality of your interaction will really depend on if the person is conversant in these topics, so work ahead of time to set up the conversation. Before beginning, be sure to discuss the parameters of this assignment, and assure them their responses will remain confidential.  Ask your questions, along with follow-ups, clarifications, and </w:t>
-      </w:r>
-      <w:proofErr w:type="gramStart"/>
-      <w:r>
-        <w:rPr>
-          <w:rFonts w:ascii="Arial" w:eastAsia="Times New Roman" w:hAnsi="Arial" w:cs="Arial"/>
-          <w:color w:val="000000"/>
-          <w:kern w:val="0"/>
-          <w14:ligatures w14:val="none"/>
-        </w:rPr>
-        <w:t>push-backs</w:t>
-      </w:r>
-      <w:proofErr w:type="gramEnd"/>
-      <w:r>
-        <w:rPr>
-          <w:rFonts w:ascii="Arial" w:eastAsia="Times New Roman" w:hAnsi="Arial" w:cs="Arial"/>
-          <w:color w:val="000000"/>
-          <w:kern w:val="0"/>
-          <w14:ligatures w14:val="none"/>
-        </w:rPr>
-        <w:t xml:space="preserve">.  </w:t>
-      </w:r>
-      <w:r>
-        <w:rPr>
-          <w:rFonts w:ascii="Arial" w:eastAsia="Times New Roman" w:hAnsi="Arial" w:cs="Arial"/>
-          <w:color w:val="000000"/>
-          <w:kern w:val="0"/>
-          <w14:ligatures w14:val="none"/>
-        </w:rPr>
-        <w:br/>
-      </w:r>
-      <w:r>
-        <w:rPr>
-          <w:rFonts w:ascii="Arial" w:eastAsia="Times New Roman" w:hAnsi="Arial" w:cs="Arial"/>
-          <w:color w:val="000000"/>
-          <w:kern w:val="0"/>
-          <w14:ligatures w14:val="none"/>
-        </w:rPr>
-        <w:br/>
+          <w:color w:val="000000"/>
+          <w:kern w:val="0"/>
+          <w14:ligatures w14:val="none"/>
+        </w:rPr>
+        <w:t>T</w:t>
+      </w:r>
+      <w:r>
+        <w:rPr>
+          <w:rFonts w:ascii="Arial" w:eastAsia="Times New Roman" w:hAnsi="Arial" w:cs="Arial"/>
+          <w:color w:val="000000"/>
+          <w:kern w:val="0"/>
+          <w14:ligatures w14:val="none"/>
+        </w:rPr>
+        <w:t>he</w:t>
+      </w:r>
+      <w:r>
+        <w:rPr>
+          <w:rFonts w:ascii="Arial" w:eastAsia="Times New Roman" w:hAnsi="Arial" w:cs="Arial"/>
+          <w:color w:val="000000"/>
+          <w:kern w:val="0"/>
+          <w14:ligatures w14:val="none"/>
+        </w:rPr>
+        <w:t xml:space="preserve"> </w:t>
+      </w:r>
+      <w:r>
+        <w:rPr>
+          <w:rFonts w:ascii="Arial" w:eastAsia="Times New Roman" w:hAnsi="Arial" w:cs="Arial"/>
+          <w:color w:val="000000"/>
+          <w:kern w:val="0"/>
+          <w14:ligatures w14:val="none"/>
+        </w:rPr>
+        <w:t>h</w:t>
+      </w:r>
+      <w:r>
+        <w:rPr>
+          <w:rFonts w:ascii="Arial" w:eastAsia="Times New Roman" w:hAnsi="Arial" w:cs="Arial"/>
+          <w:color w:val="000000"/>
+          <w:kern w:val="0"/>
+          <w14:ligatures w14:val="none"/>
+        </w:rPr>
+        <w:t>uman conversation</w:t>
+      </w:r>
+      <w:r>
+        <w:rPr>
+          <w:rFonts w:ascii="Arial" w:eastAsia="Times New Roman" w:hAnsi="Arial" w:cs="Arial"/>
+          <w:color w:val="000000"/>
+          <w:kern w:val="0"/>
+          <w14:ligatures w14:val="none"/>
+        </w:rPr>
+        <w:t xml:space="preserve">s included </w:t>
+      </w:r>
+      <w:r>
+        <w:rPr>
+          <w:rFonts w:ascii="Arial" w:hAnsi="Arial" w:cs="Arial"/>
+          <w:color w:val="000000"/>
+        </w:rPr>
+        <w:t>nontextual cues.</w:t>
+      </w:r>
+      <w:r>
+        <w:rPr>
+          <w:rFonts w:ascii="Arial" w:eastAsia="Times New Roman" w:hAnsi="Arial" w:cs="Arial"/>
+          <w:color w:val="000000"/>
+          <w:kern w:val="0"/>
+          <w14:ligatures w14:val="none"/>
+        </w:rPr>
+        <w:t xml:space="preserve">  </w:t>
+      </w:r>
+      <w:r>
+        <w:rPr>
+          <w:rFonts w:ascii="Arial" w:eastAsia="Times New Roman" w:hAnsi="Arial" w:cs="Arial"/>
+          <w:color w:val="000000"/>
+          <w:kern w:val="0"/>
+          <w14:ligatures w14:val="none"/>
+        </w:rPr>
+        <w:t>Vo</w:t>
+      </w:r>
+      <w:r>
+        <w:rPr>
+          <w:rFonts w:ascii="Arial" w:eastAsia="Times New Roman" w:hAnsi="Arial" w:cs="Arial"/>
+          <w:color w:val="000000"/>
+          <w:kern w:val="0"/>
+          <w14:ligatures w14:val="none"/>
+        </w:rPr>
+        <w:t>cal infle</w:t>
+      </w:r>
+      <w:r>
+        <w:rPr>
+          <w:rFonts w:ascii="Arial" w:eastAsia="Times New Roman" w:hAnsi="Arial" w:cs="Arial"/>
+          <w:color w:val="000000"/>
+          <w:kern w:val="0"/>
+          <w14:ligatures w14:val="none"/>
+        </w:rPr>
+        <w:t xml:space="preserve">ction, tone, and </w:t>
+      </w:r>
+      <w:r>
+        <w:rPr>
+          <w:rFonts w:ascii="Arial" w:eastAsia="Times New Roman" w:hAnsi="Arial" w:cs="Arial"/>
+          <w:color w:val="000000"/>
+          <w:kern w:val="0"/>
+          <w14:ligatures w14:val="none"/>
+        </w:rPr>
+        <w:t>p</w:t>
+      </w:r>
+      <w:r>
+        <w:rPr>
+          <w:rFonts w:ascii="Arial" w:eastAsia="Times New Roman" w:hAnsi="Arial" w:cs="Arial"/>
+          <w:color w:val="000000"/>
+          <w:kern w:val="0"/>
+          <w14:ligatures w14:val="none"/>
+        </w:rPr>
+        <w:t>ac</w:t>
+      </w:r>
+      <w:r>
+        <w:rPr>
+          <w:rFonts w:ascii="Arial" w:eastAsia="Times New Roman" w:hAnsi="Arial" w:cs="Arial"/>
+          <w:color w:val="000000"/>
+          <w:kern w:val="0"/>
+          <w14:ligatures w14:val="none"/>
+        </w:rPr>
+        <w:t>e</w:t>
+      </w:r>
+      <w:r>
+        <w:rPr>
+          <w:rFonts w:ascii="Arial" w:eastAsia="Times New Roman" w:hAnsi="Arial" w:cs="Arial"/>
+          <w:color w:val="000000"/>
+          <w:kern w:val="0"/>
+          <w14:ligatures w14:val="none"/>
+        </w:rPr>
+        <w:t xml:space="preserve"> of sp</w:t>
+      </w:r>
+      <w:r>
+        <w:rPr>
+          <w:rFonts w:ascii="Arial" w:eastAsia="Times New Roman" w:hAnsi="Arial" w:cs="Arial"/>
+          <w:color w:val="000000"/>
+          <w:kern w:val="0"/>
+          <w14:ligatures w14:val="none"/>
+        </w:rPr>
+        <w:t xml:space="preserve">eech </w:t>
+      </w:r>
+      <w:r>
+        <w:rPr>
+          <w:rFonts w:ascii="Arial" w:eastAsia="Times New Roman" w:hAnsi="Arial" w:cs="Arial"/>
+          <w:color w:val="000000"/>
+          <w:kern w:val="0"/>
+          <w14:ligatures w14:val="none"/>
+        </w:rPr>
+        <w:t xml:space="preserve">each </w:t>
+      </w:r>
+      <w:r>
+        <w:rPr>
+          <w:rFonts w:ascii="Arial" w:eastAsia="Times New Roman" w:hAnsi="Arial" w:cs="Arial"/>
+          <w:color w:val="000000"/>
+          <w:kern w:val="0"/>
+          <w14:ligatures w14:val="none"/>
+        </w:rPr>
+        <w:t xml:space="preserve">enhanced </w:t>
+      </w:r>
+      <w:r>
+        <w:rPr>
+          <w:rFonts w:ascii="Arial" w:hAnsi="Arial" w:cs="Arial"/>
+          <w:color w:val="000000"/>
+        </w:rPr>
+        <w:t>human</w:t>
+      </w:r>
+      <w:r>
+        <w:rPr>
+          <w:rFonts w:ascii="Arial" w:eastAsia="Times New Roman" w:hAnsi="Arial" w:cs="Arial"/>
+          <w:color w:val="000000"/>
+          <w:kern w:val="0"/>
+          <w14:ligatures w14:val="none"/>
+        </w:rPr>
+        <w:t xml:space="preserve"> </w:t>
+      </w:r>
+      <w:r>
+        <w:rPr>
+          <w:rFonts w:ascii="Arial" w:hAnsi="Arial" w:cs="Arial"/>
+          <w:color w:val="000000"/>
+        </w:rPr>
+        <w:t>conversations</w:t>
+      </w:r>
+      <w:r>
+        <w:rPr>
+          <w:rFonts w:ascii="Arial" w:eastAsia="Times New Roman" w:hAnsi="Arial" w:cs="Arial"/>
+          <w:color w:val="000000"/>
+          <w:kern w:val="0"/>
+          <w14:ligatures w14:val="none"/>
+        </w:rPr>
+        <w:t xml:space="preserve"> in </w:t>
+      </w:r>
+      <w:r>
+        <w:rPr>
+          <w:rFonts w:ascii="Arial" w:eastAsia="Times New Roman" w:hAnsi="Arial" w:cs="Arial"/>
+          <w:color w:val="000000"/>
+          <w:kern w:val="0"/>
+          <w14:ligatures w14:val="none"/>
+        </w:rPr>
+        <w:t>way</w:t>
+      </w:r>
+      <w:r>
+        <w:rPr>
+          <w:rFonts w:ascii="Arial" w:eastAsia="Times New Roman" w:hAnsi="Arial" w:cs="Arial"/>
+          <w:color w:val="000000"/>
+          <w:kern w:val="0"/>
+          <w14:ligatures w14:val="none"/>
+        </w:rPr>
+        <w:t>s</w:t>
+      </w:r>
+      <w:r>
+        <w:rPr>
+          <w:rFonts w:ascii="Arial" w:eastAsia="Times New Roman" w:hAnsi="Arial" w:cs="Arial"/>
+          <w:color w:val="000000"/>
+          <w:kern w:val="0"/>
+          <w14:ligatures w14:val="none"/>
+        </w:rPr>
+        <w:t xml:space="preserve"> that could not be replicated by </w:t>
+      </w:r>
+      <w:r>
+        <w:rPr>
+          <w:rFonts w:ascii="Arial" w:eastAsia="Times New Roman" w:hAnsi="Arial" w:cs="Arial"/>
+          <w:color w:val="000000"/>
+          <w:kern w:val="0"/>
+          <w14:ligatures w14:val="none"/>
+        </w:rPr>
+        <w:t xml:space="preserve">chatting with </w:t>
+      </w:r>
+      <w:r>
+        <w:rPr>
+          <w:rFonts w:ascii="Arial" w:eastAsia="Times New Roman" w:hAnsi="Arial" w:cs="Arial"/>
+          <w:color w:val="000000"/>
+          <w:kern w:val="0"/>
+          <w14:ligatures w14:val="none"/>
+        </w:rPr>
+        <w:t>AI.</w:t>
       </w:r>
     </w:p>
     <w:p>
       <w:pPr>
+        <w:pStyle w:val="ListParagraph"/>
         <w:numPr>
           <w:ilvl w:val="0"/>
-          <w:numId w:val="13"/>
+          <w:numId w:val="20"/>
         </w:numPr>
-        <w:spacing w:after="0" w:line="240" w:lineRule="auto"/>
         <w:textAlignment w:val="baseline"/>
         <w:rPr>
           <w:rFonts w:ascii="Arial" w:eastAsia="Times New Roman" w:hAnsi="Arial" w:cs="Arial"/>
@@ -1112,69 +3590,223 @@
       <w:r>
         <w:rPr>
           <w:rFonts w:ascii="Arial" w:eastAsia="Times New Roman" w:hAnsi="Arial" w:cs="Arial"/>
-          <w:b/>
-          <w:bCs/>
-          <w:color w:val="000000"/>
-          <w:kern w:val="0"/>
-          <w14:ligatures w14:val="none"/>
-        </w:rPr>
-        <w:t>Reflection:</w:t>
-      </w:r>
-      <w:r>
-        <w:rPr>
-          <w:rFonts w:ascii="Arial" w:eastAsia="Times New Roman" w:hAnsi="Arial" w:cs="Arial"/>
-          <w:color w:val="000000"/>
-          <w:kern w:val="0"/>
-          <w14:ligatures w14:val="none"/>
-        </w:rPr>
-        <w:t xml:space="preserve"> Write </w:t>
-      </w:r>
-      <w:r>
-        <w:rPr>
-          <w:rFonts w:ascii="Arial" w:eastAsia="Times New Roman" w:hAnsi="Arial" w:cs="Arial"/>
-          <w:b/>
-          <w:bCs/>
-          <w:color w:val="000000"/>
-          <w:kern w:val="0"/>
-          <w14:ligatures w14:val="none"/>
-        </w:rPr>
-        <w:t>250–500 words</w:t>
-      </w:r>
-      <w:r>
-        <w:rPr>
-          <w:rFonts w:ascii="Arial" w:eastAsia="Times New Roman" w:hAnsi="Arial" w:cs="Arial"/>
-          <w:color w:val="000000"/>
-          <w:kern w:val="0"/>
-          <w14:ligatures w14:val="none"/>
-        </w:rPr>
-        <w:t xml:space="preserve"> addressing:</w:t>
-      </w:r>
-      <w:r>
-        <w:rPr>
-          <w:rFonts w:ascii="Arial" w:eastAsia="Times New Roman" w:hAnsi="Arial" w:cs="Arial"/>
-          <w:color w:val="000000"/>
-          <w:kern w:val="0"/>
-          <w14:ligatures w14:val="none"/>
-        </w:rPr>
-        <w:br/>
-      </w:r>
-      <w:r>
-        <w:rPr>
-          <w:rFonts w:ascii="Arial" w:eastAsia="Times New Roman" w:hAnsi="Arial" w:cs="Arial"/>
-          <w:color w:val="000000"/>
-          <w:kern w:val="0"/>
-          <w14:ligatures w14:val="none"/>
-        </w:rPr>
-        <w:br/>
+          <w:color w:val="000000"/>
+          <w:kern w:val="0"/>
+          <w14:ligatures w14:val="none"/>
+        </w:rPr>
+        <w:t xml:space="preserve">The </w:t>
+      </w:r>
+      <w:r>
+        <w:rPr>
+          <w:rFonts w:ascii="Arial" w:eastAsia="Times New Roman" w:hAnsi="Arial" w:cs="Arial"/>
+          <w:color w:val="000000"/>
+          <w:kern w:val="0"/>
+          <w14:ligatures w14:val="none"/>
+        </w:rPr>
+        <w:t>AI</w:t>
+      </w:r>
+      <w:r>
+        <w:rPr>
+          <w:rFonts w:ascii="Arial" w:eastAsia="Times New Roman" w:hAnsi="Arial" w:cs="Arial"/>
+          <w:color w:val="000000"/>
+          <w:kern w:val="0"/>
+          <w14:ligatures w14:val="none"/>
+        </w:rPr>
+        <w:t xml:space="preserve"> conversation</w:t>
+      </w:r>
+      <w:r>
+        <w:rPr>
+          <w:rFonts w:ascii="Arial" w:eastAsia="Times New Roman" w:hAnsi="Arial" w:cs="Arial"/>
+          <w:color w:val="000000"/>
+          <w:kern w:val="0"/>
+          <w14:ligatures w14:val="none"/>
+        </w:rPr>
+        <w:t>s</w:t>
+      </w:r>
+      <w:r>
+        <w:rPr>
+          <w:rFonts w:ascii="Arial" w:eastAsia="Times New Roman" w:hAnsi="Arial" w:cs="Arial"/>
+          <w:color w:val="000000"/>
+          <w:kern w:val="0"/>
+          <w14:ligatures w14:val="none"/>
+        </w:rPr>
+        <w:t xml:space="preserve"> </w:t>
+      </w:r>
+      <w:r>
+        <w:rPr>
+          <w:rFonts w:ascii="Arial" w:eastAsia="Times New Roman" w:hAnsi="Arial" w:cs="Arial"/>
+          <w:color w:val="000000"/>
+          <w:kern w:val="0"/>
+          <w14:ligatures w14:val="none"/>
+        </w:rPr>
+        <w:t>were</w:t>
+      </w:r>
+      <w:r>
+        <w:rPr>
+          <w:rFonts w:ascii="Arial" w:eastAsia="Times New Roman" w:hAnsi="Arial" w:cs="Arial"/>
+          <w:color w:val="000000"/>
+          <w:kern w:val="0"/>
+          <w14:ligatures w14:val="none"/>
+        </w:rPr>
+        <w:t xml:space="preserve"> </w:t>
+      </w:r>
+      <w:r>
+        <w:rPr>
+          <w:rFonts w:ascii="Arial" w:eastAsia="Times New Roman" w:hAnsi="Arial" w:cs="Arial"/>
+          <w:color w:val="000000"/>
+          <w:kern w:val="0"/>
+          <w14:ligatures w14:val="none"/>
+        </w:rPr>
+        <w:t>more like reading from a textbook tha</w:t>
+      </w:r>
+      <w:r>
+        <w:rPr>
+          <w:rFonts w:ascii="Arial" w:eastAsia="Times New Roman" w:hAnsi="Arial" w:cs="Arial"/>
+          <w:color w:val="000000"/>
+          <w:kern w:val="0"/>
+          <w14:ligatures w14:val="none"/>
+        </w:rPr>
+        <w:t>n</w:t>
+      </w:r>
+      <w:r>
+        <w:rPr>
+          <w:rFonts w:ascii="Arial" w:eastAsia="Times New Roman" w:hAnsi="Arial" w:cs="Arial"/>
+          <w:color w:val="000000"/>
+          <w:kern w:val="0"/>
+          <w14:ligatures w14:val="none"/>
+        </w:rPr>
+        <w:t xml:space="preserve"> </w:t>
+      </w:r>
+      <w:r>
+        <w:rPr>
+          <w:rFonts w:ascii="Arial" w:eastAsia="Times New Roman" w:hAnsi="Arial" w:cs="Arial"/>
+          <w:color w:val="000000"/>
+          <w:kern w:val="0"/>
+          <w14:ligatures w14:val="none"/>
+        </w:rPr>
+        <w:t>talking with another person.  The fact</w:t>
+      </w:r>
+      <w:r>
+        <w:rPr>
+          <w:rFonts w:ascii="Arial" w:hAnsi="Arial" w:cs="Arial"/>
+          <w:color w:val="000000"/>
+        </w:rPr>
+        <w:t>-</w:t>
+      </w:r>
+      <w:r>
+        <w:rPr>
+          <w:rFonts w:ascii="Arial" w:eastAsia="Times New Roman" w:hAnsi="Arial" w:cs="Arial"/>
+          <w:color w:val="000000"/>
+          <w:kern w:val="0"/>
+          <w14:ligatures w14:val="none"/>
+        </w:rPr>
+        <w:t>f</w:t>
+      </w:r>
+      <w:r>
+        <w:rPr>
+          <w:rFonts w:ascii="Arial" w:eastAsia="Times New Roman" w:hAnsi="Arial" w:cs="Arial"/>
+          <w:color w:val="000000"/>
+          <w:kern w:val="0"/>
+          <w14:ligatures w14:val="none"/>
+        </w:rPr>
+        <w:t>ocu</w:t>
+      </w:r>
+      <w:r>
+        <w:rPr>
+          <w:rFonts w:ascii="Arial" w:eastAsia="Times New Roman" w:hAnsi="Arial" w:cs="Arial"/>
+          <w:color w:val="000000"/>
+          <w:kern w:val="0"/>
+          <w14:ligatures w14:val="none"/>
+        </w:rPr>
+        <w:t xml:space="preserve">sed </w:t>
+      </w:r>
+      <w:r>
+        <w:rPr>
+          <w:rFonts w:ascii="Arial" w:eastAsia="Times New Roman" w:hAnsi="Arial" w:cs="Arial"/>
+          <w:color w:val="000000"/>
+          <w:kern w:val="0"/>
+          <w14:ligatures w14:val="none"/>
+        </w:rPr>
+        <w:t xml:space="preserve">conversation with </w:t>
+      </w:r>
+      <w:r>
+        <w:rPr>
+          <w:rFonts w:ascii="Arial" w:eastAsia="Times New Roman" w:hAnsi="Arial" w:cs="Arial"/>
+          <w:color w:val="000000"/>
+          <w:kern w:val="0"/>
+          <w14:ligatures w14:val="none"/>
+        </w:rPr>
+        <w:t xml:space="preserve">AI was </w:t>
+      </w:r>
+      <w:r>
+        <w:rPr>
+          <w:rFonts w:ascii="Arial" w:eastAsia="Times New Roman" w:hAnsi="Arial" w:cs="Arial"/>
+          <w:color w:val="000000"/>
+          <w:kern w:val="0"/>
+          <w14:ligatures w14:val="none"/>
+        </w:rPr>
+        <w:t xml:space="preserve">very </w:t>
+      </w:r>
+      <w:r>
+        <w:rPr>
+          <w:rFonts w:ascii="Arial" w:hAnsi="Arial" w:cs="Arial"/>
+          <w:color w:val="000000"/>
+        </w:rPr>
+        <w:t>informative</w:t>
+      </w:r>
+      <w:r>
+        <w:rPr>
+          <w:rFonts w:ascii="Arial" w:eastAsia="Times New Roman" w:hAnsi="Arial" w:cs="Arial"/>
+          <w:color w:val="000000"/>
+          <w:kern w:val="0"/>
+          <w14:ligatures w14:val="none"/>
+        </w:rPr>
+        <w:t xml:space="preserve"> </w:t>
+      </w:r>
+      <w:r>
+        <w:rPr>
+          <w:rFonts w:ascii="Arial" w:eastAsia="Times New Roman" w:hAnsi="Arial" w:cs="Arial"/>
+          <w:color w:val="000000"/>
+          <w:kern w:val="0"/>
+          <w14:ligatures w14:val="none"/>
+        </w:rPr>
+        <w:t xml:space="preserve">but emotionally sterile.  </w:t>
+      </w:r>
+      <w:r>
+        <w:rPr>
+          <w:rFonts w:ascii="Arial" w:eastAsia="Times New Roman" w:hAnsi="Arial" w:cs="Arial"/>
+          <w:color w:val="000000"/>
+          <w:kern w:val="0"/>
+          <w14:ligatures w14:val="none"/>
+        </w:rPr>
+        <w:t xml:space="preserve">The AI conversation was </w:t>
+      </w:r>
+      <w:r>
+        <w:rPr>
+          <w:rFonts w:ascii="Arial" w:eastAsia="Times New Roman" w:hAnsi="Arial" w:cs="Arial"/>
+          <w:color w:val="000000"/>
+          <w:kern w:val="0"/>
+          <w14:ligatures w14:val="none"/>
+        </w:rPr>
+        <w:t>bo</w:t>
+      </w:r>
+      <w:r>
+        <w:rPr>
+          <w:rFonts w:ascii="Arial" w:eastAsia="Times New Roman" w:hAnsi="Arial" w:cs="Arial"/>
+          <w:color w:val="000000"/>
+          <w:kern w:val="0"/>
+          <w14:ligatures w14:val="none"/>
+        </w:rPr>
+        <w:t>ring.</w:t>
       </w:r>
     </w:p>
     <w:p>
       <w:pPr>
+        <w:pStyle w:val="ListParagraph"/>
         <w:numPr>
-          <w:ilvl w:val="1"/>
-          <w:numId w:val="13"/>
+          <w:ilvl w:val="0"/>
+          <w:numId w:val="20"/>
         </w:numPr>
-        <w:spacing w:after="0" w:line="240" w:lineRule="auto"/>
         <w:textAlignment w:val="baseline"/>
         <w:rPr>
           <w:rFonts w:ascii="Arial" w:eastAsia="Times New Roman" w:hAnsi="Arial" w:cs="Arial"/>
@@ -1190,16 +3822,195 @@
           <w:kern w:val="0"/>
           <w14:ligatures w14:val="none"/>
         </w:rPr>
-        <w:t>How did talking to a human differ from AI?</w:t>
+        <w:t>Some of th</w:t>
+      </w:r>
+      <w:r>
+        <w:rPr>
+          <w:rFonts w:ascii="Arial" w:eastAsia="Times New Roman" w:hAnsi="Arial" w:cs="Arial"/>
+          <w:color w:val="000000"/>
+          <w:kern w:val="0"/>
+          <w14:ligatures w14:val="none"/>
+        </w:rPr>
+        <w:t>e</w:t>
+      </w:r>
+      <w:r>
+        <w:rPr>
+          <w:rFonts w:ascii="Arial" w:eastAsia="Times New Roman" w:hAnsi="Arial" w:cs="Arial"/>
+          <w:color w:val="000000"/>
+          <w:kern w:val="0"/>
+          <w14:ligatures w14:val="none"/>
+        </w:rPr>
+        <w:t xml:space="preserve"> AI </w:t>
+      </w:r>
+      <w:r>
+        <w:rPr>
+          <w:rFonts w:ascii="Arial" w:eastAsia="Times New Roman" w:hAnsi="Arial" w:cs="Arial"/>
+          <w:color w:val="000000"/>
+          <w:kern w:val="0"/>
+          <w14:ligatures w14:val="none"/>
+        </w:rPr>
+        <w:t>models used scientific or mathematical formulas</w:t>
+      </w:r>
+      <w:r>
+        <w:rPr>
+          <w:rFonts w:ascii="Arial" w:eastAsia="Times New Roman" w:hAnsi="Arial" w:cs="Arial"/>
+          <w:color w:val="000000"/>
+          <w:kern w:val="0"/>
+          <w14:ligatures w14:val="none"/>
+        </w:rPr>
+        <w:t xml:space="preserve"> without be</w:t>
+      </w:r>
+      <w:r>
+        <w:rPr>
+          <w:rFonts w:ascii="Arial" w:eastAsia="Times New Roman" w:hAnsi="Arial" w:cs="Arial"/>
+          <w:color w:val="000000"/>
+          <w:kern w:val="0"/>
+          <w14:ligatures w14:val="none"/>
+        </w:rPr>
+        <w:t>ing prompted to</w:t>
+      </w:r>
+      <w:r>
+        <w:rPr>
+          <w:rFonts w:ascii="Arial" w:hAnsi="Arial" w:cs="Arial"/>
+          <w:color w:val="000000"/>
+        </w:rPr>
+        <w:t xml:space="preserve"> do so.</w:t>
+      </w:r>
+      <w:r>
+        <w:rPr>
+          <w:rFonts w:ascii="Arial" w:eastAsia="Times New Roman" w:hAnsi="Arial" w:cs="Arial"/>
+          <w:color w:val="000000"/>
+          <w:kern w:val="0"/>
+          <w14:ligatures w14:val="none"/>
+        </w:rPr>
+        <w:t xml:space="preserve">  </w:t>
+      </w:r>
+      <w:r>
+        <w:rPr>
+          <w:rFonts w:ascii="Arial" w:eastAsia="Times New Roman" w:hAnsi="Arial" w:cs="Arial"/>
+          <w:color w:val="000000"/>
+          <w:kern w:val="0"/>
+          <w14:ligatures w14:val="none"/>
+        </w:rPr>
+        <w:t>This was not a</w:t>
+      </w:r>
+      <w:r>
+        <w:rPr>
+          <w:rFonts w:ascii="Arial" w:eastAsia="Times New Roman" w:hAnsi="Arial" w:cs="Arial"/>
+          <w:color w:val="000000"/>
+          <w:kern w:val="0"/>
+          <w14:ligatures w14:val="none"/>
+        </w:rPr>
+        <w:t xml:space="preserve"> choice I would have </w:t>
+      </w:r>
+      <w:r>
+        <w:rPr>
+          <w:rFonts w:ascii="Arial" w:eastAsia="Times New Roman" w:hAnsi="Arial" w:cs="Arial"/>
+          <w:color w:val="000000"/>
+          <w:kern w:val="0"/>
+          <w14:ligatures w14:val="none"/>
+        </w:rPr>
+        <w:t>expected</w:t>
+      </w:r>
+      <w:r>
+        <w:rPr>
+          <w:rFonts w:ascii="Arial" w:eastAsia="Times New Roman" w:hAnsi="Arial" w:cs="Arial"/>
+          <w:color w:val="000000"/>
+          <w:kern w:val="0"/>
+          <w14:ligatures w14:val="none"/>
+        </w:rPr>
+        <w:t xml:space="preserve"> </w:t>
+      </w:r>
+      <w:r>
+        <w:rPr>
+          <w:rFonts w:ascii="Arial" w:eastAsia="Times New Roman" w:hAnsi="Arial" w:cs="Arial"/>
+          <w:color w:val="000000"/>
+          <w:kern w:val="0"/>
+          <w14:ligatures w14:val="none"/>
+        </w:rPr>
+        <w:t xml:space="preserve">from any of the </w:t>
+      </w:r>
+      <w:r>
+        <w:rPr>
+          <w:rFonts w:ascii="Arial" w:eastAsia="Times New Roman" w:hAnsi="Arial" w:cs="Arial"/>
+          <w:color w:val="000000"/>
+          <w:kern w:val="0"/>
+          <w14:ligatures w14:val="none"/>
+        </w:rPr>
+        <w:t>persona</w:t>
+      </w:r>
+      <w:r>
+        <w:rPr>
+          <w:rFonts w:ascii="Arial" w:eastAsia="Times New Roman" w:hAnsi="Arial" w:cs="Arial"/>
+          <w:color w:val="000000"/>
+          <w:kern w:val="0"/>
+          <w14:ligatures w14:val="none"/>
+        </w:rPr>
+        <w:t xml:space="preserve">s </w:t>
+      </w:r>
+      <w:r>
+        <w:rPr>
+          <w:rFonts w:ascii="Arial" w:hAnsi="Arial" w:cs="Arial"/>
+          <w:color w:val="000000"/>
+        </w:rPr>
+        <w:t xml:space="preserve">used </w:t>
+      </w:r>
+      <w:r>
+        <w:rPr>
+          <w:rFonts w:ascii="Arial" w:eastAsia="Times New Roman" w:hAnsi="Arial" w:cs="Arial"/>
+          <w:color w:val="000000"/>
+          <w:kern w:val="0"/>
+          <w14:ligatures w14:val="none"/>
+        </w:rPr>
+        <w:t xml:space="preserve">in </w:t>
+      </w:r>
+      <w:r>
+        <w:rPr>
+          <w:rFonts w:ascii="Arial" w:eastAsia="Times New Roman" w:hAnsi="Arial" w:cs="Arial"/>
+          <w:color w:val="000000"/>
+          <w:kern w:val="0"/>
+          <w14:ligatures w14:val="none"/>
+        </w:rPr>
+        <w:t xml:space="preserve">a conversation </w:t>
+      </w:r>
+      <w:r>
+        <w:rPr>
+          <w:rFonts w:ascii="Arial" w:hAnsi="Arial" w:cs="Arial"/>
+          <w:color w:val="000000"/>
+        </w:rPr>
+        <w:t>about</w:t>
+      </w:r>
+      <w:r>
+        <w:rPr>
+          <w:rFonts w:ascii="Arial" w:eastAsia="Times New Roman" w:hAnsi="Arial" w:cs="Arial"/>
+          <w:color w:val="000000"/>
+          <w:kern w:val="0"/>
+          <w14:ligatures w14:val="none"/>
+        </w:rPr>
+        <w:t xml:space="preserve"> </w:t>
+      </w:r>
+      <w:r>
+        <w:rPr>
+          <w:rFonts w:ascii="Arial" w:eastAsia="Times New Roman" w:hAnsi="Arial" w:cs="Arial"/>
+          <w:color w:val="000000"/>
+          <w:kern w:val="0"/>
+          <w14:ligatures w14:val="none"/>
+        </w:rPr>
+        <w:t>faith-related</w:t>
+      </w:r>
+      <w:r>
+        <w:rPr>
+          <w:rFonts w:ascii="Arial" w:eastAsia="Times New Roman" w:hAnsi="Arial" w:cs="Arial"/>
+          <w:color w:val="000000"/>
+          <w:kern w:val="0"/>
+          <w14:ligatures w14:val="none"/>
+        </w:rPr>
+        <w:t xml:space="preserve"> topics.</w:t>
       </w:r>
     </w:p>
     <w:p>
       <w:pPr>
-        <w:numPr>
-          <w:ilvl w:val="1"/>
-          <w:numId w:val="13"/>
-        </w:numPr>
-        <w:spacing w:after="0" w:line="240" w:lineRule="auto"/>
+        <w:spacing w:before="240" w:after="0"/>
         <w:textAlignment w:val="baseline"/>
         <w:rPr>
           <w:rFonts w:ascii="Arial" w:eastAsia="Times New Roman" w:hAnsi="Arial" w:cs="Arial"/>
@@ -1215,225 +4026,686 @@
           <w:kern w:val="0"/>
           <w14:ligatures w14:val="none"/>
         </w:rPr>
-        <w:t>Was the conversation deeper or more meaningful?</w:t>
+        <w:t>From this experience</w:t>
+      </w:r>
+      <w:r>
+        <w:rPr>
+          <w:rFonts w:ascii="Arial" w:hAnsi="Arial" w:cs="Arial"/>
+          <w:color w:val="000000"/>
+        </w:rPr>
+        <w:t xml:space="preserve">, I have </w:t>
+      </w:r>
+      <w:r>
+        <w:rPr>
+          <w:rFonts w:ascii="Arial" w:eastAsia="Times New Roman" w:hAnsi="Arial" w:cs="Arial"/>
+          <w:color w:val="000000"/>
+          <w:kern w:val="0"/>
+          <w14:ligatures w14:val="none"/>
+        </w:rPr>
+        <w:t xml:space="preserve">determined </w:t>
+      </w:r>
+      <w:r>
+        <w:rPr>
+          <w:rFonts w:ascii="Arial" w:eastAsia="Times New Roman" w:hAnsi="Arial" w:cs="Arial"/>
+          <w:color w:val="000000"/>
+          <w:kern w:val="0"/>
+          <w14:ligatures w14:val="none"/>
+        </w:rPr>
+        <w:t xml:space="preserve">that </w:t>
+      </w:r>
+      <w:r>
+        <w:rPr>
+          <w:rFonts w:ascii="Arial" w:eastAsia="Times New Roman" w:hAnsi="Arial" w:cs="Arial"/>
+          <w:color w:val="000000"/>
+          <w:kern w:val="0"/>
+          <w14:ligatures w14:val="none"/>
+        </w:rPr>
+        <w:t>AI</w:t>
+      </w:r>
+      <w:r>
+        <w:rPr>
+          <w:rFonts w:ascii="Arial" w:eastAsia="Times New Roman" w:hAnsi="Arial" w:cs="Arial"/>
+          <w:color w:val="000000"/>
+          <w:kern w:val="0"/>
+          <w14:ligatures w14:val="none"/>
+        </w:rPr>
+        <w:t xml:space="preserve"> is </w:t>
+      </w:r>
+      <w:r>
+        <w:rPr>
+          <w:rFonts w:ascii="Arial" w:hAnsi="Arial" w:cs="Arial"/>
+          <w:color w:val="000000"/>
+        </w:rPr>
+        <w:t>useful</w:t>
+      </w:r>
+      <w:r>
+        <w:rPr>
+          <w:rFonts w:ascii="Arial" w:eastAsia="Times New Roman" w:hAnsi="Arial" w:cs="Arial"/>
+          <w:color w:val="000000"/>
+          <w:kern w:val="0"/>
+          <w14:ligatures w14:val="none"/>
+        </w:rPr>
+        <w:t xml:space="preserve"> </w:t>
+      </w:r>
+      <w:r>
+        <w:rPr>
+          <w:rFonts w:ascii="Arial" w:eastAsia="Times New Roman" w:hAnsi="Arial" w:cs="Arial"/>
+          <w:color w:val="000000"/>
+          <w:kern w:val="0"/>
+          <w14:ligatures w14:val="none"/>
+        </w:rPr>
+        <w:t>for fai</w:t>
+      </w:r>
+      <w:r>
+        <w:rPr>
+          <w:rFonts w:ascii="Arial" w:eastAsia="Times New Roman" w:hAnsi="Arial" w:cs="Arial"/>
+          <w:color w:val="000000"/>
+          <w:kern w:val="0"/>
+          <w14:ligatures w14:val="none"/>
+        </w:rPr>
+        <w:t xml:space="preserve">th-based conversations that are limited to </w:t>
+      </w:r>
+      <w:r>
+        <w:rPr>
+          <w:rFonts w:ascii="Arial" w:eastAsia="Times New Roman" w:hAnsi="Arial" w:cs="Arial"/>
+          <w:color w:val="000000"/>
+          <w:kern w:val="0"/>
+          <w14:ligatures w14:val="none"/>
+        </w:rPr>
+        <w:t>simple factual question</w:t>
+      </w:r>
+      <w:r>
+        <w:rPr>
+          <w:rFonts w:ascii="Arial" w:eastAsia="Times New Roman" w:hAnsi="Arial" w:cs="Arial"/>
+          <w:color w:val="000000"/>
+          <w:kern w:val="0"/>
+          <w14:ligatures w14:val="none"/>
+        </w:rPr>
+        <w:t>s</w:t>
+      </w:r>
+      <w:r>
+        <w:rPr>
+          <w:rFonts w:ascii="Arial" w:eastAsia="Times New Roman" w:hAnsi="Arial" w:cs="Arial"/>
+          <w:color w:val="000000"/>
+          <w:kern w:val="0"/>
+          <w14:ligatures w14:val="none"/>
+        </w:rPr>
+        <w:t xml:space="preserve">, </w:t>
+      </w:r>
+      <w:r>
+        <w:rPr>
+          <w:rFonts w:ascii="Arial" w:hAnsi="Arial" w:cs="Arial"/>
+          <w:color w:val="000000"/>
+        </w:rPr>
+        <w:t>such as, “Where</w:t>
+      </w:r>
+      <w:r>
+        <w:rPr>
+          <w:rFonts w:ascii="Arial" w:eastAsia="Times New Roman" w:hAnsi="Arial" w:cs="Arial"/>
+          <w:color w:val="000000"/>
+          <w:kern w:val="0"/>
+          <w14:ligatures w14:val="none"/>
+        </w:rPr>
+        <w:t xml:space="preserve"> does the </w:t>
+      </w:r>
+      <w:r>
+        <w:rPr>
+          <w:rFonts w:ascii="Arial" w:eastAsia="Times New Roman" w:hAnsi="Arial" w:cs="Arial"/>
+          <w:color w:val="000000"/>
+          <w:kern w:val="0"/>
+          <w14:ligatures w14:val="none"/>
+        </w:rPr>
+        <w:t>Bible record the s</w:t>
+      </w:r>
+      <w:r>
+        <w:rPr>
+          <w:rFonts w:ascii="Arial" w:eastAsia="Times New Roman" w:hAnsi="Arial" w:cs="Arial"/>
+          <w:color w:val="000000"/>
+          <w:kern w:val="0"/>
+          <w14:ligatures w14:val="none"/>
+        </w:rPr>
+        <w:t xml:space="preserve">tory of the </w:t>
+      </w:r>
+      <w:r>
+        <w:rPr>
+          <w:rFonts w:ascii="Arial" w:eastAsia="Times New Roman" w:hAnsi="Arial" w:cs="Arial"/>
+          <w:color w:val="000000"/>
+          <w:kern w:val="0"/>
+          <w14:ligatures w14:val="none"/>
+        </w:rPr>
+        <w:t>P</w:t>
+      </w:r>
+      <w:r>
+        <w:rPr>
+          <w:rFonts w:ascii="Arial" w:eastAsia="Times New Roman" w:hAnsi="Arial" w:cs="Arial"/>
+          <w:color w:val="000000"/>
+          <w:kern w:val="0"/>
+          <w14:ligatures w14:val="none"/>
+        </w:rPr>
+        <w:t>rodigal</w:t>
+      </w:r>
+      <w:r>
+        <w:rPr>
+          <w:rFonts w:ascii="Arial" w:eastAsia="Times New Roman" w:hAnsi="Arial" w:cs="Arial"/>
+          <w:color w:val="000000"/>
+          <w:kern w:val="0"/>
+          <w14:ligatures w14:val="none"/>
+        </w:rPr>
+        <w:t xml:space="preserve"> </w:t>
+      </w:r>
+      <w:r>
+        <w:rPr>
+          <w:rFonts w:ascii="Arial" w:eastAsia="Times New Roman" w:hAnsi="Arial" w:cs="Arial"/>
+          <w:color w:val="000000"/>
+          <w:kern w:val="0"/>
+          <w14:ligatures w14:val="none"/>
+        </w:rPr>
+        <w:t>S</w:t>
+      </w:r>
+      <w:r>
+        <w:rPr>
+          <w:rFonts w:ascii="Arial" w:eastAsia="Times New Roman" w:hAnsi="Arial" w:cs="Arial"/>
+          <w:color w:val="000000"/>
+          <w:kern w:val="0"/>
+          <w14:ligatures w14:val="none"/>
+        </w:rPr>
+        <w:t>on</w:t>
+      </w:r>
+      <w:r>
+        <w:rPr>
+          <w:rFonts w:ascii="Arial" w:hAnsi="Arial" w:cs="Arial"/>
+          <w:color w:val="000000"/>
+        </w:rPr>
+        <w:t>?”</w:t>
+      </w:r>
+      <w:r>
+        <w:rPr>
+          <w:rFonts w:ascii="Arial" w:eastAsia="Times New Roman" w:hAnsi="Arial" w:cs="Arial"/>
+          <w:color w:val="000000"/>
+          <w:kern w:val="0"/>
+          <w14:ligatures w14:val="none"/>
+        </w:rPr>
+        <w:t xml:space="preserve"> AI can </w:t>
+      </w:r>
+      <w:r>
+        <w:rPr>
+          <w:rFonts w:ascii="Arial" w:eastAsia="Times New Roman" w:hAnsi="Arial" w:cs="Arial"/>
+          <w:color w:val="000000"/>
+          <w:kern w:val="0"/>
+          <w14:ligatures w14:val="none"/>
+        </w:rPr>
+        <w:t>pr</w:t>
+      </w:r>
+      <w:r>
+        <w:rPr>
+          <w:rFonts w:ascii="Arial" w:eastAsia="Times New Roman" w:hAnsi="Arial" w:cs="Arial"/>
+          <w:color w:val="000000"/>
+          <w:kern w:val="0"/>
+          <w14:ligatures w14:val="none"/>
+        </w:rPr>
+        <w:t>ov</w:t>
+      </w:r>
+      <w:r>
+        <w:rPr>
+          <w:rFonts w:ascii="Arial" w:eastAsia="Times New Roman" w:hAnsi="Arial" w:cs="Arial"/>
+          <w:color w:val="000000"/>
+          <w:kern w:val="0"/>
+          <w14:ligatures w14:val="none"/>
+        </w:rPr>
+        <w:t>ide the information quic</w:t>
+      </w:r>
+      <w:r>
+        <w:rPr>
+          <w:rFonts w:ascii="Arial" w:eastAsia="Times New Roman" w:hAnsi="Arial" w:cs="Arial"/>
+          <w:color w:val="000000"/>
+          <w:kern w:val="0"/>
+          <w14:ligatures w14:val="none"/>
+        </w:rPr>
+        <w:t>kly</w:t>
+      </w:r>
+      <w:r>
+        <w:rPr>
+          <w:rFonts w:ascii="Arial" w:eastAsia="Times New Roman" w:hAnsi="Arial" w:cs="Arial"/>
+          <w:color w:val="000000"/>
+          <w:kern w:val="0"/>
+          <w14:ligatures w14:val="none"/>
+        </w:rPr>
+        <w:t xml:space="preserve"> and </w:t>
+      </w:r>
+      <w:r>
+        <w:rPr>
+          <w:rFonts w:ascii="Arial" w:eastAsia="Times New Roman" w:hAnsi="Arial" w:cs="Arial"/>
+          <w:color w:val="000000"/>
+          <w:kern w:val="0"/>
+          <w14:ligatures w14:val="none"/>
+        </w:rPr>
+        <w:t>can</w:t>
+      </w:r>
+      <w:r>
+        <w:rPr>
+          <w:rFonts w:ascii="Arial" w:eastAsia="Times New Roman" w:hAnsi="Arial" w:cs="Arial"/>
+          <w:color w:val="000000"/>
+          <w:kern w:val="0"/>
+          <w14:ligatures w14:val="none"/>
+        </w:rPr>
+        <w:t xml:space="preserve"> easily respond to </w:t>
+      </w:r>
+      <w:r>
+        <w:rPr>
+          <w:rFonts w:ascii="Arial" w:eastAsia="Times New Roman" w:hAnsi="Arial" w:cs="Arial"/>
+          <w:color w:val="000000"/>
+          <w:kern w:val="0"/>
+          <w14:ligatures w14:val="none"/>
+        </w:rPr>
+        <w:t>follow</w:t>
+      </w:r>
+      <w:r>
+        <w:rPr>
+          <w:rFonts w:ascii="Arial" w:hAnsi="Arial" w:cs="Arial"/>
+          <w:color w:val="000000"/>
+        </w:rPr>
+        <w:t>-</w:t>
+      </w:r>
+      <w:r>
+        <w:rPr>
+          <w:rFonts w:ascii="Arial" w:eastAsia="Times New Roman" w:hAnsi="Arial" w:cs="Arial"/>
+          <w:color w:val="000000"/>
+          <w:kern w:val="0"/>
+          <w14:ligatures w14:val="none"/>
+        </w:rPr>
+        <w:t xml:space="preserve">up questions </w:t>
+      </w:r>
+      <w:r>
+        <w:rPr>
+          <w:rFonts w:ascii="Arial" w:hAnsi="Arial" w:cs="Arial"/>
+          <w:color w:val="000000"/>
+        </w:rPr>
+        <w:t>such as, “Whom</w:t>
+      </w:r>
+      <w:r>
+        <w:rPr>
+          <w:rFonts w:ascii="Arial" w:eastAsia="Times New Roman" w:hAnsi="Arial" w:cs="Arial"/>
+          <w:color w:val="000000"/>
+          <w:kern w:val="0"/>
+          <w14:ligatures w14:val="none"/>
+        </w:rPr>
+        <w:t xml:space="preserve"> </w:t>
+      </w:r>
+      <w:r>
+        <w:rPr>
+          <w:rFonts w:ascii="Arial" w:eastAsia="Times New Roman" w:hAnsi="Arial" w:cs="Arial"/>
+          <w:color w:val="000000"/>
+          <w:kern w:val="0"/>
+          <w14:ligatures w14:val="none"/>
+        </w:rPr>
+        <w:t xml:space="preserve">was Jesus </w:t>
+      </w:r>
+      <w:r>
+        <w:rPr>
+          <w:rFonts w:ascii="Arial" w:eastAsia="Times New Roman" w:hAnsi="Arial" w:cs="Arial"/>
+          <w:color w:val="000000"/>
+          <w:kern w:val="0"/>
+          <w14:ligatures w14:val="none"/>
+        </w:rPr>
+        <w:t>addressing</w:t>
+      </w:r>
+      <w:r>
+        <w:rPr>
+          <w:rFonts w:ascii="Arial" w:hAnsi="Arial" w:cs="Arial"/>
+          <w:color w:val="000000"/>
+        </w:rPr>
+        <w:t>?”</w:t>
+      </w:r>
+      <w:r>
+        <w:rPr>
+          <w:rFonts w:ascii="Arial" w:eastAsia="Times New Roman" w:hAnsi="Arial" w:cs="Arial"/>
+          <w:color w:val="000000"/>
+          <w:kern w:val="0"/>
+          <w14:ligatures w14:val="none"/>
+        </w:rPr>
+        <w:t xml:space="preserve"> For conversation</w:t>
+      </w:r>
+      <w:r>
+        <w:rPr>
+          <w:rFonts w:ascii="Arial" w:eastAsia="Times New Roman" w:hAnsi="Arial" w:cs="Arial"/>
+          <w:color w:val="000000"/>
+          <w:kern w:val="0"/>
+          <w14:ligatures w14:val="none"/>
+        </w:rPr>
+        <w:t xml:space="preserve">s </w:t>
+      </w:r>
+      <w:r>
+        <w:rPr>
+          <w:rFonts w:ascii="Arial" w:eastAsia="Times New Roman" w:hAnsi="Arial" w:cs="Arial"/>
+          <w:color w:val="000000"/>
+          <w:kern w:val="0"/>
+          <w14:ligatures w14:val="none"/>
+        </w:rPr>
+        <w:t>that explore my f</w:t>
+      </w:r>
+      <w:r>
+        <w:rPr>
+          <w:rFonts w:ascii="Arial" w:eastAsia="Times New Roman" w:hAnsi="Arial" w:cs="Arial"/>
+          <w:color w:val="000000"/>
+          <w:kern w:val="0"/>
+          <w14:ligatures w14:val="none"/>
+        </w:rPr>
+        <w:t xml:space="preserve">aith or </w:t>
+      </w:r>
+      <w:r>
+        <w:rPr>
+          <w:rFonts w:ascii="Arial" w:hAnsi="Arial" w:cs="Arial"/>
+          <w:color w:val="000000"/>
+        </w:rPr>
+        <w:t>another person’s</w:t>
+      </w:r>
+      <w:r>
+        <w:rPr>
+          <w:rFonts w:ascii="Arial" w:eastAsia="Times New Roman" w:hAnsi="Arial" w:cs="Arial"/>
+          <w:color w:val="000000"/>
+          <w:kern w:val="0"/>
+          <w14:ligatures w14:val="none"/>
+        </w:rPr>
+        <w:t xml:space="preserve"> faith</w:t>
+      </w:r>
+      <w:r>
+        <w:rPr>
+          <w:rFonts w:ascii="Arial" w:hAnsi="Arial" w:cs="Arial"/>
+          <w:color w:val="000000"/>
+        </w:rPr>
+        <w:t>,</w:t>
+      </w:r>
+      <w:r>
+        <w:rPr>
+          <w:rFonts w:ascii="Arial" w:eastAsia="Times New Roman" w:hAnsi="Arial" w:cs="Arial"/>
+          <w:color w:val="000000"/>
+          <w:kern w:val="0"/>
+          <w14:ligatures w14:val="none"/>
+        </w:rPr>
+        <w:t xml:space="preserve"> a </w:t>
+      </w:r>
+      <w:r>
+        <w:rPr>
+          <w:rFonts w:ascii="Arial" w:eastAsia="Times New Roman" w:hAnsi="Arial" w:cs="Arial"/>
+          <w:color w:val="000000"/>
+          <w:kern w:val="0"/>
+          <w14:ligatures w14:val="none"/>
+        </w:rPr>
+        <w:t>h</w:t>
+      </w:r>
+      <w:r>
+        <w:rPr>
+          <w:rFonts w:ascii="Arial" w:eastAsia="Times New Roman" w:hAnsi="Arial" w:cs="Arial"/>
+          <w:color w:val="000000"/>
+          <w:kern w:val="0"/>
+          <w14:ligatures w14:val="none"/>
+        </w:rPr>
+        <w:t xml:space="preserve">uman conversation is </w:t>
+      </w:r>
+      <w:r>
+        <w:rPr>
+          <w:rFonts w:ascii="Arial" w:eastAsia="Times New Roman" w:hAnsi="Arial" w:cs="Arial"/>
+          <w:color w:val="000000"/>
+          <w:kern w:val="0"/>
+          <w14:ligatures w14:val="none"/>
+        </w:rPr>
+        <w:t xml:space="preserve">much </w:t>
+      </w:r>
+      <w:r>
+        <w:rPr>
+          <w:rFonts w:ascii="Arial" w:eastAsia="Times New Roman" w:hAnsi="Arial" w:cs="Arial"/>
+          <w:color w:val="000000"/>
+          <w:kern w:val="0"/>
+          <w14:ligatures w14:val="none"/>
+        </w:rPr>
+        <w:t xml:space="preserve">better. </w:t>
+      </w:r>
+      <w:r>
+        <w:rPr>
+          <w:rFonts w:ascii="Arial" w:eastAsia="Times New Roman" w:hAnsi="Arial" w:cs="Arial"/>
+          <w:color w:val="000000"/>
+          <w:kern w:val="0"/>
+          <w14:ligatures w14:val="none"/>
+        </w:rPr>
+        <w:t xml:space="preserve">Questions about </w:t>
+      </w:r>
+      <w:r>
+        <w:rPr>
+          <w:rFonts w:ascii="Arial" w:eastAsia="Times New Roman" w:hAnsi="Arial" w:cs="Arial"/>
+          <w:color w:val="000000"/>
+          <w:kern w:val="0"/>
+          <w14:ligatures w14:val="none"/>
+        </w:rPr>
+        <w:t>doctrine</w:t>
+      </w:r>
+      <w:r>
+        <w:rPr>
+          <w:rFonts w:ascii="Arial" w:eastAsia="Times New Roman" w:hAnsi="Arial" w:cs="Arial"/>
+          <w:color w:val="000000"/>
+          <w:kern w:val="0"/>
+          <w14:ligatures w14:val="none"/>
+        </w:rPr>
+        <w:t xml:space="preserve"> or </w:t>
+      </w:r>
+      <w:r>
+        <w:rPr>
+          <w:rFonts w:ascii="Arial" w:hAnsi="Arial" w:cs="Arial"/>
+          <w:color w:val="000000"/>
+        </w:rPr>
+        <w:t xml:space="preserve">about </w:t>
+      </w:r>
+      <w:r>
+        <w:rPr>
+          <w:rFonts w:ascii="Arial" w:eastAsia="Times New Roman" w:hAnsi="Arial" w:cs="Arial"/>
+          <w:color w:val="000000"/>
+          <w:kern w:val="0"/>
+          <w14:ligatures w14:val="none"/>
+        </w:rPr>
+        <w:t xml:space="preserve">living </w:t>
+      </w:r>
+      <w:r>
+        <w:rPr>
+          <w:rFonts w:ascii="Arial" w:eastAsia="Times New Roman" w:hAnsi="Arial" w:cs="Arial"/>
+          <w:color w:val="000000"/>
+          <w:kern w:val="0"/>
+          <w14:ligatures w14:val="none"/>
+        </w:rPr>
+        <w:t xml:space="preserve">gospel </w:t>
+      </w:r>
+      <w:r>
+        <w:rPr>
+          <w:rFonts w:ascii="Arial" w:eastAsia="Times New Roman" w:hAnsi="Arial" w:cs="Arial"/>
+          <w:color w:val="000000"/>
+          <w:kern w:val="0"/>
+          <w14:ligatures w14:val="none"/>
+        </w:rPr>
+        <w:t xml:space="preserve">principles </w:t>
+      </w:r>
+      <w:r>
+        <w:rPr>
+          <w:rFonts w:ascii="Arial" w:hAnsi="Arial" w:cs="Arial"/>
+          <w:color w:val="000000"/>
+        </w:rPr>
+        <w:t>through</w:t>
+      </w:r>
+      <w:r>
+        <w:rPr>
+          <w:rFonts w:ascii="Arial" w:eastAsia="Times New Roman" w:hAnsi="Arial" w:cs="Arial"/>
+          <w:color w:val="000000"/>
+          <w:kern w:val="0"/>
+          <w14:ligatures w14:val="none"/>
+        </w:rPr>
+        <w:t xml:space="preserve"> </w:t>
+      </w:r>
+      <w:r>
+        <w:rPr>
+          <w:rFonts w:ascii="Arial" w:eastAsia="Times New Roman" w:hAnsi="Arial" w:cs="Arial"/>
+          <w:color w:val="000000"/>
+          <w:kern w:val="0"/>
+          <w14:ligatures w14:val="none"/>
+        </w:rPr>
+        <w:t xml:space="preserve">faith </w:t>
+      </w:r>
+      <w:r>
+        <w:rPr>
+          <w:rFonts w:ascii="Arial" w:eastAsia="Times New Roman" w:hAnsi="Arial" w:cs="Arial"/>
+          <w:color w:val="000000"/>
+          <w:kern w:val="0"/>
+          <w14:ligatures w14:val="none"/>
+        </w:rPr>
+        <w:t xml:space="preserve">must be </w:t>
+      </w:r>
+      <w:r>
+        <w:rPr>
+          <w:rFonts w:ascii="Arial" w:hAnsi="Arial" w:cs="Arial"/>
+          <w:color w:val="000000"/>
+        </w:rPr>
+        <w:t xml:space="preserve">addressed </w:t>
+      </w:r>
+      <w:r>
+        <w:rPr>
+          <w:rFonts w:ascii="Arial" w:eastAsia="Times New Roman" w:hAnsi="Arial" w:cs="Arial"/>
+          <w:color w:val="000000"/>
+          <w:kern w:val="0"/>
+          <w14:ligatures w14:val="none"/>
+        </w:rPr>
+        <w:t>with a hum</w:t>
+      </w:r>
+      <w:r>
+        <w:rPr>
+          <w:rFonts w:ascii="Arial" w:eastAsia="Times New Roman" w:hAnsi="Arial" w:cs="Arial"/>
+          <w:color w:val="000000"/>
+          <w:kern w:val="0"/>
+          <w14:ligatures w14:val="none"/>
+        </w:rPr>
+        <w:t xml:space="preserve">an. </w:t>
+      </w:r>
+      <w:r>
+        <w:rPr>
+          <w:rFonts w:ascii="Arial" w:hAnsi="Arial" w:cs="Arial"/>
+          <w:color w:val="000000"/>
+        </w:rPr>
+        <w:t>I do not</w:t>
+      </w:r>
+      <w:r>
+        <w:rPr>
+          <w:rFonts w:ascii="Arial" w:eastAsia="Times New Roman" w:hAnsi="Arial" w:cs="Arial"/>
+          <w:color w:val="000000"/>
+          <w:kern w:val="0"/>
+          <w14:ligatures w14:val="none"/>
+        </w:rPr>
+        <w:t xml:space="preserve"> </w:t>
+      </w:r>
+      <w:r>
+        <w:rPr>
+          <w:rFonts w:ascii="Arial" w:eastAsia="Times New Roman" w:hAnsi="Arial" w:cs="Arial"/>
+          <w:color w:val="000000"/>
+          <w:kern w:val="0"/>
+          <w14:ligatures w14:val="none"/>
+        </w:rPr>
+        <w:t>believe</w:t>
+      </w:r>
+      <w:r>
+        <w:rPr>
+          <w:rFonts w:ascii="Arial" w:eastAsia="Times New Roman" w:hAnsi="Arial" w:cs="Arial"/>
+          <w:color w:val="000000"/>
+          <w:kern w:val="0"/>
+          <w14:ligatures w14:val="none"/>
+        </w:rPr>
+        <w:t xml:space="preserve"> </w:t>
+      </w:r>
+      <w:r>
+        <w:rPr>
+          <w:rFonts w:ascii="Arial" w:eastAsia="Times New Roman" w:hAnsi="Arial" w:cs="Arial"/>
+          <w:color w:val="000000"/>
+          <w:kern w:val="0"/>
+          <w14:ligatures w14:val="none"/>
+        </w:rPr>
+        <w:t xml:space="preserve">AI </w:t>
+      </w:r>
+      <w:r>
+        <w:rPr>
+          <w:rFonts w:ascii="Arial" w:eastAsia="Times New Roman" w:hAnsi="Arial" w:cs="Arial"/>
+          <w:color w:val="000000"/>
+          <w:kern w:val="0"/>
+          <w14:ligatures w14:val="none"/>
+        </w:rPr>
+        <w:t>will ever</w:t>
+      </w:r>
+      <w:r>
+        <w:rPr>
+          <w:rFonts w:ascii="Arial" w:eastAsia="Times New Roman" w:hAnsi="Arial" w:cs="Arial"/>
+          <w:color w:val="000000"/>
+          <w:kern w:val="0"/>
+          <w14:ligatures w14:val="none"/>
+        </w:rPr>
+        <w:t xml:space="preserve"> have </w:t>
+      </w:r>
+      <w:r>
+        <w:rPr>
+          <w:rFonts w:ascii="Arial" w:eastAsia="Times New Roman" w:hAnsi="Arial" w:cs="Arial"/>
+          <w:color w:val="000000"/>
+          <w:kern w:val="0"/>
+          <w14:ligatures w14:val="none"/>
+        </w:rPr>
+        <w:t xml:space="preserve">the capacity to answer such questions with faith or </w:t>
+      </w:r>
+      <w:r>
+        <w:rPr>
+          <w:rFonts w:ascii="Arial" w:eastAsia="Times New Roman" w:hAnsi="Arial" w:cs="Arial"/>
+          <w:color w:val="000000"/>
+          <w:kern w:val="0"/>
+          <w14:ligatures w14:val="none"/>
+        </w:rPr>
+        <w:t xml:space="preserve">with </w:t>
+      </w:r>
+      <w:r>
+        <w:rPr>
+          <w:rFonts w:ascii="Arial" w:eastAsia="Times New Roman" w:hAnsi="Arial" w:cs="Arial"/>
+          <w:color w:val="000000"/>
+          <w:kern w:val="0"/>
+          <w14:ligatures w14:val="none"/>
+        </w:rPr>
+        <w:t>God</w:t>
+      </w:r>
+      <w:r>
+        <w:rPr>
+          <w:rFonts w:ascii="Arial" w:eastAsia="Times New Roman" w:hAnsi="Arial" w:cs="Arial"/>
+          <w:color w:val="000000"/>
+          <w:kern w:val="0"/>
+          <w14:ligatures w14:val="none"/>
+        </w:rPr>
+        <w:t>’</w:t>
+      </w:r>
+      <w:r>
+        <w:rPr>
+          <w:rFonts w:ascii="Arial" w:eastAsia="Times New Roman" w:hAnsi="Arial" w:cs="Arial"/>
+          <w:color w:val="000000"/>
+          <w:kern w:val="0"/>
+          <w14:ligatures w14:val="none"/>
+        </w:rPr>
+        <w:t xml:space="preserve">s </w:t>
+      </w:r>
+      <w:r>
+        <w:rPr>
+          <w:rFonts w:ascii="Arial" w:hAnsi="Arial" w:cs="Arial"/>
+          <w:color w:val="000000"/>
+        </w:rPr>
+        <w:t>Spirit</w:t>
+      </w:r>
+      <w:r>
+        <w:rPr>
+          <w:rFonts w:ascii="Arial" w:eastAsia="Times New Roman" w:hAnsi="Arial" w:cs="Arial"/>
+          <w:color w:val="000000"/>
+          <w:kern w:val="0"/>
+          <w14:ligatures w14:val="none"/>
+        </w:rPr>
+        <w:t>.</w:t>
       </w:r>
     </w:p>
     <w:p>
       <w:pPr>
-        <w:numPr>
-          <w:ilvl w:val="1"/>
-          <w:numId w:val="13"/>
-        </w:numPr>
         <w:spacing w:after="0" w:line="240" w:lineRule="auto"/>
-        <w:textAlignment w:val="baseline"/>
-        <w:rPr>
-          <w:rFonts w:ascii="Arial" w:eastAsia="Times New Roman" w:hAnsi="Arial" w:cs="Arial"/>
-          <w:color w:val="000000"/>
-          <w:kern w:val="0"/>
-          <w14:ligatures w14:val="none"/>
-        </w:rPr>
-      </w:pPr>
-      <w:r>
-        <w:rPr>
-          <w:rFonts w:ascii="Arial" w:eastAsia="Times New Roman" w:hAnsi="Arial" w:cs="Arial"/>
-          <w:color w:val="000000"/>
-          <w:kern w:val="0"/>
-          <w14:ligatures w14:val="none"/>
-        </w:rPr>
-        <w:t>Which interaction was more engaging?</w:t>
-      </w:r>
-    </w:p>
-    <w:p>
-      <w:pPr>
-        <w:numPr>
-          <w:ilvl w:val="1"/>
-          <w:numId w:val="13"/>
-        </w:numPr>
-        <w:spacing w:after="0" w:line="240" w:lineRule="auto"/>
-        <w:textAlignment w:val="baseline"/>
-        <w:rPr>
-          <w:rFonts w:ascii="Arial" w:eastAsia="Times New Roman" w:hAnsi="Arial" w:cs="Arial"/>
-          <w:color w:val="000000"/>
-          <w:kern w:val="0"/>
-          <w14:ligatures w14:val="none"/>
-        </w:rPr>
-      </w:pPr>
-      <w:r>
-        <w:rPr>
-          <w:rFonts w:ascii="Arial" w:eastAsia="Times New Roman" w:hAnsi="Arial" w:cs="Arial"/>
-          <w:color w:val="000000"/>
-          <w:kern w:val="0"/>
-          <w14:ligatures w14:val="none"/>
-        </w:rPr>
-        <w:t>Where would you turn for these types of questions in the future?</w:t>
-      </w:r>
-    </w:p>
-    <w:p/>
-    <w:p/>
-    <w:p>
-      <w:pPr>
-        <w:spacing w:before="400" w:after="120" w:line="240" w:lineRule="auto"/>
-        <w:outlineLvl w:val="0"/>
-        <w:rPr>
-          <w:rFonts w:ascii="Times New Roman" w:eastAsia="Times New Roman" w:hAnsi="Times New Roman" w:cs="Times New Roman"/>
-          <w:b/>
-          <w:bCs/>
-          <w:kern w:val="36"/>
-          <w:sz w:val="48"/>
-          <w:szCs w:val="48"/>
-          <w14:ligatures w14:val="none"/>
-        </w:rPr>
-      </w:pPr>
-      <w:r>
-        <w:rPr>
-          <w:rFonts w:ascii="Arial" w:eastAsia="Times New Roman" w:hAnsi="Arial" w:cs="Arial"/>
-          <w:color w:val="000000"/>
-          <w:kern w:val="36"/>
-          <w:sz w:val="40"/>
-          <w:szCs w:val="40"/>
-          <w14:ligatures w14:val="none"/>
-        </w:rPr>
-        <w:t>Summary of Deliverables</w:t>
-      </w:r>
-    </w:p>
-    <w:p>
-      <w:pPr>
-        <w:numPr>
-          <w:ilvl w:val="0"/>
-          <w:numId w:val="14"/>
-        </w:numPr>
-        <w:spacing w:after="0" w:line="240" w:lineRule="auto"/>
-        <w:textAlignment w:val="baseline"/>
-        <w:rPr>
-          <w:rFonts w:ascii="Arial" w:eastAsia="Times New Roman" w:hAnsi="Arial" w:cs="Arial"/>
-          <w:color w:val="000000"/>
-          <w:kern w:val="0"/>
-          <w14:ligatures w14:val="none"/>
-        </w:rPr>
-      </w:pPr>
-      <w:r>
-        <w:rPr>
-          <w:rFonts w:ascii="Arial" w:eastAsia="Times New Roman" w:hAnsi="Arial" w:cs="Arial"/>
-          <w:color w:val="000000"/>
-          <w:kern w:val="0"/>
-          <w14:ligatures w14:val="none"/>
-        </w:rPr>
-        <w:t>One PDF submitted to the “Module 7 Assignment Reflection Submission,” including:</w:t>
-      </w:r>
-    </w:p>
-    <w:p>
-      <w:pPr>
-        <w:numPr>
-          <w:ilvl w:val="1"/>
-          <w:numId w:val="15"/>
-        </w:numPr>
-        <w:spacing w:after="0" w:line="240" w:lineRule="auto"/>
-        <w:ind w:left="1440" w:hanging="360"/>
-        <w:textAlignment w:val="baseline"/>
-        <w:rPr>
-          <w:rFonts w:ascii="Arial" w:eastAsia="Times New Roman" w:hAnsi="Arial" w:cs="Arial"/>
-          <w:color w:val="000000"/>
-          <w:kern w:val="0"/>
-          <w14:ligatures w14:val="none"/>
-        </w:rPr>
-      </w:pPr>
-      <w:proofErr w:type="gramStart"/>
-      <w:r>
-        <w:rPr>
-          <w:rFonts w:ascii="Arial" w:eastAsia="Times New Roman" w:hAnsi="Arial" w:cs="Arial"/>
-          <w:color w:val="000000"/>
-          <w:kern w:val="0"/>
-          <w14:ligatures w14:val="none"/>
-        </w:rPr>
-        <w:t>The questions</w:t>
-      </w:r>
-      <w:proofErr w:type="gramEnd"/>
-      <w:r>
-        <w:rPr>
-          <w:rFonts w:ascii="Arial" w:eastAsia="Times New Roman" w:hAnsi="Arial" w:cs="Arial"/>
-          <w:color w:val="000000"/>
-          <w:kern w:val="0"/>
-          <w14:ligatures w14:val="none"/>
-        </w:rPr>
-        <w:t xml:space="preserve"> from Part 1</w:t>
-      </w:r>
-    </w:p>
-    <w:p>
-      <w:pPr>
-        <w:numPr>
-          <w:ilvl w:val="1"/>
-          <w:numId w:val="16"/>
-        </w:numPr>
-        <w:spacing w:after="0" w:line="240" w:lineRule="auto"/>
-        <w:ind w:left="1440" w:hanging="360"/>
-        <w:textAlignment w:val="baseline"/>
-        <w:rPr>
-          <w:rFonts w:ascii="Arial" w:eastAsia="Times New Roman" w:hAnsi="Arial" w:cs="Arial"/>
-          <w:color w:val="000000"/>
-          <w:kern w:val="0"/>
-          <w14:ligatures w14:val="none"/>
-        </w:rPr>
-      </w:pPr>
-      <w:r>
-        <w:rPr>
-          <w:rFonts w:ascii="Arial" w:eastAsia="Times New Roman" w:hAnsi="Arial" w:cs="Arial"/>
-          <w:color w:val="000000"/>
-          <w:kern w:val="0"/>
-          <w14:ligatures w14:val="none"/>
-        </w:rPr>
-        <w:t>Your reflection from Part 2</w:t>
-      </w:r>
-    </w:p>
-    <w:p>
-      <w:pPr>
-        <w:numPr>
-          <w:ilvl w:val="1"/>
-          <w:numId w:val="17"/>
-        </w:numPr>
-        <w:spacing w:after="0" w:line="240" w:lineRule="auto"/>
-        <w:ind w:left="1440" w:hanging="360"/>
-        <w:textAlignment w:val="baseline"/>
-        <w:rPr>
-          <w:rFonts w:ascii="Arial" w:eastAsia="Times New Roman" w:hAnsi="Arial" w:cs="Arial"/>
-          <w:color w:val="000000"/>
-          <w:kern w:val="0"/>
-          <w14:ligatures w14:val="none"/>
-        </w:rPr>
-      </w:pPr>
-      <w:r>
-        <w:rPr>
-          <w:rFonts w:ascii="Arial" w:eastAsia="Times New Roman" w:hAnsi="Arial" w:cs="Arial"/>
-          <w:color w:val="000000"/>
-          <w:kern w:val="0"/>
-          <w14:ligatures w14:val="none"/>
-        </w:rPr>
-        <w:t>Your reflection from Part 3</w:t>
-      </w:r>
-    </w:p>
-    <w:p>
-      <w:pPr>
-        <w:spacing w:after="0" w:line="240" w:lineRule="auto"/>
-        <w:rPr>
-          <w:rFonts w:ascii="Times New Roman" w:eastAsia="Times New Roman" w:hAnsi="Times New Roman" w:cs="Times New Roman"/>
-          <w:kern w:val="0"/>
-          <w:sz w:val="24"/>
-          <w:szCs w:val="24"/>
-          <w14:ligatures w14:val="none"/>
-        </w:rPr>
-      </w:pPr>
-    </w:p>
-    <w:p>
-      <w:pPr>
-        <w:spacing w:after="0" w:line="240" w:lineRule="auto"/>
-        <w:rPr>
-          <w:rFonts w:ascii="Times New Roman" w:eastAsia="Times New Roman" w:hAnsi="Times New Roman" w:cs="Times New Roman"/>
-          <w:kern w:val="0"/>
-          <w:sz w:val="24"/>
-          <w:szCs w:val="24"/>
-          <w14:ligatures w14:val="none"/>
-        </w:rPr>
-      </w:pPr>
-      <w:r>
         <w:rPr>
           <w:rFonts w:ascii="Arial" w:eastAsia="Times New Roman" w:hAnsi="Arial" w:cs="Arial"/>
           <w:b/>
@@ -1444,16 +4716,100 @@
           <w:kern w:val="0"/>
           <w14:ligatures w14:val="none"/>
         </w:rPr>
-        <w:t>Submit one PDF with Parts 1-3 to the “Module 7 Assignment Reflection Submission” Assignment link. Please document your word count for each section within the PDF.</w:t>
-      </w:r>
+      </w:pPr>
     </w:p>
     <w:p>
-      <w:r>
-        <w:br w:type="page"/>
-      </w:r>
+      <w:pPr>
+        <w:spacing w:after="0" w:line="240" w:lineRule="auto"/>
+        <w:rPr>
+          <w:rFonts w:ascii="Arial" w:eastAsia="Times New Roman" w:hAnsi="Arial" w:cs="Arial"/>
+          <w:b/>
+          <w:bCs/>
+          <w:i/>
+          <w:iCs/>
+          <w:color w:val="000000"/>
+          <w:kern w:val="0"/>
+          <w14:ligatures w14:val="none"/>
+        </w:rPr>
+      </w:pPr>
     </w:p>
     <w:p>
       <w:pPr>
+        <w:spacing w:after="0" w:line="240" w:lineRule="auto"/>
+      </w:pPr>
+      <w:r>
+        <w:rPr>
+          <w:rFonts w:ascii="Arial" w:eastAsia="Times New Roman" w:hAnsi="Arial" w:cs="Arial"/>
+          <w:color w:val="000000"/>
+          <w:kern w:val="0"/>
+          <w14:ligatures w14:val="none"/>
+        </w:rPr>
+        <w:t>Word Counts</w:t>
+      </w:r>
+      <w:r>
+        <w:rPr>
+          <w:rFonts w:ascii="Arial" w:eastAsia="Times New Roman" w:hAnsi="Arial" w:cs="Arial"/>
+          <w:color w:val="000000"/>
+          <w:kern w:val="0"/>
+          <w14:ligatures w14:val="none"/>
+        </w:rPr>
+        <w:br/>
+      </w:r>
+      <w:r>
+        <w:rPr>
+          <w:rFonts w:ascii="Arial" w:eastAsia="Times New Roman" w:hAnsi="Arial" w:cs="Arial"/>
+          <w:color w:val="000000"/>
+          <w:kern w:val="0"/>
+          <w14:ligatures w14:val="none"/>
+        </w:rPr>
+        <w:br/>
+      </w:r>
+      <w:r>
+        <w:t>Part 1: 290</w:t>
+      </w:r>
+      <w:r>
+        <w:br/>
+        <w:t xml:space="preserve">Part </w:t>
+      </w:r>
+      <w:r>
+        <w:t>2</w:t>
+      </w:r>
+      <w:r>
+        <w:t xml:space="preserve">: </w:t>
+      </w:r>
+      <w:r>
+        <w:t>3</w:t>
+      </w:r>
+      <w:r>
+        <w:t>77</w:t>
+      </w:r>
+      <w:r>
+        <w:br/>
+        <w:t xml:space="preserve">Part </w:t>
+      </w:r>
+      <w:r>
+        <w:t>3</w:t>
+      </w:r>
+      <w:r>
+        <w:t xml:space="preserve">: </w:t>
+      </w:r>
+      <w:r>
+        <w:t>3</w:t>
+      </w:r>
+      <w:r>
+        <w:t>93</w:t>
+      </w:r>
+      <w:r>
+        <w:br/>
+      </w:r>
+    </w:p>
+    <w:p>
+      <w:r>
+        <w:br w:type="page"/>
+      </w:r>
+    </w:p>
+    <w:p>
+      <w:pPr>
         <w:jc w:val="center"/>
       </w:pPr>
       <w:r>
@@ -1476,6 +4832,9 @@
     </w:p>
     <w:p>
       <w:r>
+        <w:rPr>
+          <w:noProof/>
+        </w:rPr>
         <w:drawing>
           <wp:inline distT="0" distB="0" distL="0" distR="0" wp14:anchorId="5DDE232A" wp14:editId="1867268A">
             <wp:extent cx="5943600" cy="2922905"/>
@@ -1521,6 +4880,9 @@
     </w:p>
     <w:p>
       <w:r>
+        <w:rPr>
+          <w:noProof/>
+        </w:rPr>
         <w:drawing>
           <wp:inline distT="0" distB="0" distL="0" distR="0" wp14:anchorId="2390F743" wp14:editId="0A13A75C">
             <wp:extent cx="5943600" cy="2908300"/>
@@ -1567,17 +4929,14 @@
     <w:p>
       <w:r>
         <w:lastRenderedPageBreak/>
-        <w:t xml:space="preserve">Question </w:t>
-      </w:r>
-      <w:r>
-        <w:t>3</w:t>
-      </w:r>
-      <w:r>
-        <w:t xml:space="preserve"> AI Response</w:t>
+        <w:t>Question 3 AI Response</w:t>
       </w:r>
     </w:p>
     <w:p>
       <w:r>
+        <w:rPr>
+          <w:noProof/>
+        </w:rPr>
         <w:drawing>
           <wp:inline distT="0" distB="0" distL="0" distR="0" wp14:anchorId="3127EB61" wp14:editId="0291A03D">
             <wp:extent cx="5943600" cy="2931795"/>
@@ -1617,17 +4976,14 @@
     </w:p>
     <w:p>
       <w:r>
-        <w:t xml:space="preserve">Question </w:t>
-      </w:r>
-      <w:r>
-        <w:t>4</w:t>
-      </w:r>
-      <w:r>
-        <w:t xml:space="preserve"> AI Response</w:t>
+        <w:t>Question 4 AI Response</w:t>
       </w:r>
     </w:p>
     <w:p>
       <w:r>
+        <w:rPr>
+          <w:noProof/>
+        </w:rPr>
         <w:drawing>
           <wp:inline distT="0" distB="0" distL="0" distR="0" wp14:anchorId="3F0E10C3" wp14:editId="21708526">
             <wp:extent cx="5943600" cy="2910840"/>
@@ -1674,13 +5030,7 @@
     <w:p>
       <w:r>
         <w:lastRenderedPageBreak/>
-        <w:t xml:space="preserve">Question </w:t>
-      </w:r>
-      <w:r>
-        <w:t>5</w:t>
-      </w:r>
-      <w:r>
-        <w:t xml:space="preserve"> AI Response</w:t>
+        <w:t>Question 5 AI Response</w:t>
       </w:r>
       <w:r>
         <w:t xml:space="preserve"> - </w:t>
@@ -1691,6 +5041,9 @@
     </w:p>
     <w:p>
       <w:r>
+        <w:rPr>
+          <w:noProof/>
+        </w:rPr>
         <w:drawing>
           <wp:inline distT="0" distB="0" distL="0" distR="0" wp14:anchorId="146DE1C1" wp14:editId="760D6E13">
             <wp:extent cx="5943600" cy="2893060"/>
@@ -1737,12 +5090,12 @@
         <w:t xml:space="preserve"> – </w:t>
       </w:r>
       <w:r>
-        <w:t>Unl</w:t>
-      </w:r>
-      <w:r>
-        <w:t>imited words</w:t>
-      </w:r>
-      <w:r>
+        <w:t>Unlimited words</w:t>
+      </w:r>
+      <w:r>
+        <w:rPr>
+          <w:noProof/>
+        </w:rPr>
         <w:drawing>
           <wp:inline distT="0" distB="0" distL="0" distR="0" wp14:anchorId="261A9591" wp14:editId="0A084A00">
             <wp:extent cx="5943600" cy="2894965"/>
@@ -1786,6 +5139,9 @@
         <w:t xml:space="preserve"> </w:t>
       </w:r>
       <w:r>
+        <w:rPr>
+          <w:noProof/>
+        </w:rPr>
         <w:lastRenderedPageBreak/>
         <w:drawing>
           <wp:inline distT="0" distB="0" distL="0" distR="0" wp14:anchorId="66AD445C" wp14:editId="164F5A33">
@@ -2069,6 +5425,95 @@
 <file path=word/numbering.xml><?xml version="1.0" encoding="utf-8"?>
 <w:numbering xmlns:wpc="http://schemas.microsoft.com/office/word/2010/wordprocessingCanvas" xmlns:cx="http://schemas.microsoft.com/office/drawing/2014/chartex" xmlns:cx1="http://schemas.microsoft.com/office/drawing/2015/9/8/chartex" xmlns:cx2="http://schemas.microsoft.com/office/drawing/2015/10/21/chartex" xmlns:cx3="http://schemas.microsoft.com/office/drawing/2016/5/9/chartex" xmlns:cx4="http://schemas.microsoft.com/office/drawing/2016/5/10/chartex" xmlns:cx5="http://schemas.microsoft.com/office/drawing/2016/5/11/chartex" xmlns:cx6="http://schemas.microsoft.com/office/drawing/2016/5/12/chartex" xmlns:cx7="http://schemas.microsoft.com/office/drawing/2016/5/13/chartex" xmlns:cx8="http://schemas.microsoft.com/office/drawing/2016/5/14/chartex" xmlns:mc="http://schemas.openxmlformats.org/markup-compatibility/2006" xmlns:aink="http://schemas.microsoft.com/office/drawing/2016/ink" xmlns:am3d="http://schemas.microsoft.com/office/drawing/2017/model3d" xmlns:o="urn:schemas-microsoft-com:office:office" xmlns:oel="http://schemas.microsoft.com/office/2019/extlst" xmlns:r="http://schemas.openxmlformats.org/officeDocument/2006/relationships" xmlns:m="http://schemas.openxmlformats.org/officeDocument/2006/math" xmlns:v="urn:schemas-microsoft-com:vml" xmlns:wp14="http://schemas.microsoft.com/office/word/2010/wordprocessingDrawing" xmlns:wp="http://schemas.openxmlformats.org/drawingml/2006/wordprocessingDrawing" xmlns:w10="urn:schemas-microsoft-com:office:word" xmlns:w="http://schemas.openxmlformats.org/wordprocessingml/2006/main" xmlns:w14="http://schemas.microsoft.com/office/word/2010/wordml" xmlns:w15="http://schemas.microsoft.com/office/word/2012/wordml" xmlns:w16cex="http://schemas.microsoft.com/office/word/2018/wordml/cex" xmlns:w16cid="http://schemas.microsoft.com/office/word/2016/wordml/cid" xmlns:w16="http://schemas.microsoft.com/office/word/2018/wordml" xmlns:w16du="http://schemas.microsoft.com/office/word/2023/wordml/word16du" xmlns:w16sdtdh="http://schemas.microsoft.com/office/word/2020/wordml/sdtdatahash" xmlns:w16sdtfl="http://schemas.microsoft.com/office/word/2024/wordml/sdtformatlock" xmlns:w16se="http://schemas.microsoft.com/office/word/2015/wordml/symex" xmlns:wpg="http://schemas.microsoft.com/office/word/2010/wordprocessingGroup" xmlns:wpi="http://schemas.microsoft.com/office/word/2010/wordprocessingInk" xmlns:wne="http://schemas.microsoft.com/office/word/2006/wordml" xmlns:wps="http://schemas.microsoft.com/office/word/2010/wordprocessingShape" mc:Ignorable="w14 w15 w16se w16cid w16 w16cex w16sdtdh w16sdtfl w16du wp14">
   <w:abstractNum w:abstractNumId="0" w15:restartNumberingAfterBreak="0">
+    <w:nsid w:val="083F0204"/>
+    <w:multiLevelType w:val="hybridMultilevel"/>
+    <w:tmpl w:val="C6C6398A"/>
+    <w:lvl w:ilvl="0" w:tplc="0409000F">
+      <w:start w:val="1"/>
+      <w:numFmt w:val="decimal"/>
+      <w:lvlText w:val="%1."/>
+      <w:lvlJc w:val="left"/>
+      <w:pPr>
+        <w:ind w:left="720" w:hanging="360"/>
+      </w:pPr>
+      <w:rPr>
+        <w:rFonts w:hint="default"/>
+      </w:rPr>
+    </w:lvl>
+    <w:lvl w:ilvl="1" w:tplc="04090019" w:tentative="1">
+      <w:start w:val="1"/>
+      <w:numFmt w:val="lowerLetter"/>
+      <w:lvlText w:val="%2."/>
+      <w:lvlJc w:val="left"/>
+      <w:pPr>
+        <w:ind w:left="1440" w:hanging="360"/>
+      </w:pPr>
+    </w:lvl>
+    <w:lvl w:ilvl="2" w:tplc="0409001B" w:tentative="1">
+      <w:start w:val="1"/>
+      <w:numFmt w:val="lowerRoman"/>
+      <w:lvlText w:val="%3."/>
+      <w:lvlJc w:val="right"/>
+      <w:pPr>
+        <w:ind w:left="2160" w:hanging="180"/>
+      </w:pPr>
+    </w:lvl>
+    <w:lvl w:ilvl="3" w:tplc="0409000F" w:tentative="1">
+      <w:start w:val="1"/>
+      <w:numFmt w:val="decimal"/>
+      <w:lvlText w:val="%4."/>
+      <w:lvlJc w:val="left"/>
+      <w:pPr>
+        <w:ind w:left="2880" w:hanging="360"/>
+      </w:pPr>
+    </w:lvl>
+    <w:lvl w:ilvl="4" w:tplc="04090019" w:tentative="1">
+      <w:start w:val="1"/>
+      <w:numFmt w:val="lowerLetter"/>
+      <w:lvlText w:val="%5."/>
+      <w:lvlJc w:val="left"/>
+      <w:pPr>
+        <w:ind w:left="3600" w:hanging="360"/>
+      </w:pPr>
+    </w:lvl>
+    <w:lvl w:ilvl="5" w:tplc="0409001B" w:tentative="1">
+      <w:start w:val="1"/>
+      <w:numFmt w:val="lowerRoman"/>
+      <w:lvlText w:val="%6."/>
+      <w:lvlJc w:val="right"/>
+      <w:pPr>
+        <w:ind w:left="4320" w:hanging="180"/>
+      </w:pPr>
+    </w:lvl>
+    <w:lvl w:ilvl="6" w:tplc="0409000F" w:tentative="1">
+      <w:start w:val="1"/>
+      <w:numFmt w:val="decimal"/>
+      <w:lvlText w:val="%7."/>
+      <w:lvlJc w:val="left"/>
+      <w:pPr>
+        <w:ind w:left="5040" w:hanging="360"/>
+      </w:pPr>
+    </w:lvl>
+    <w:lvl w:ilvl="7" w:tplc="04090019" w:tentative="1">
+      <w:start w:val="1"/>
+      <w:numFmt w:val="lowerLetter"/>
+      <w:lvlText w:val="%8."/>
+      <w:lvlJc w:val="left"/>
+      <w:pPr>
+        <w:ind w:left="5760" w:hanging="360"/>
+      </w:pPr>
+    </w:lvl>
+    <w:lvl w:ilvl="8" w:tplc="0409001B" w:tentative="1">
+      <w:start w:val="1"/>
+      <w:numFmt w:val="lowerRoman"/>
+      <w:lvlText w:val="%9."/>
+      <w:lvlJc w:val="right"/>
+      <w:pPr>
+        <w:ind w:left="6480" w:hanging="180"/>
+      </w:pPr>
+    </w:lvl>
+  </w:abstractNum>
+  <w:abstractNum w:abstractNumId="1" w15:restartNumberingAfterBreak="0">
     <w:nsid w:val="0D4A10F9"/>
     <w:multiLevelType w:val="hybridMultilevel"/>
     <w:tmpl w:val="1E249B7C"/>
@@ -2181,7 +5626,7 @@
       </w:rPr>
     </w:lvl>
   </w:abstractNum>
-  <w:abstractNum w:abstractNumId="1" w15:restartNumberingAfterBreak="0">
+  <w:abstractNum w:abstractNumId="2" w15:restartNumberingAfterBreak="0">
     <w:nsid w:val="1458242D"/>
     <w:multiLevelType w:val="hybridMultilevel"/>
     <w:tmpl w:val="92ECE51A"/>
@@ -2270,7 +5715,7 @@
       </w:pPr>
     </w:lvl>
   </w:abstractNum>
-  <w:abstractNum w:abstractNumId="2" w15:restartNumberingAfterBreak="0">
+  <w:abstractNum w:abstractNumId="3" w15:restartNumberingAfterBreak="0">
     <w:nsid w:val="166C5AA0"/>
     <w:multiLevelType w:val="multilevel"/>
     <w:tmpl w:val="D9147486"/>
@@ -2419,7 +5864,156 @@
       </w:rPr>
     </w:lvl>
   </w:abstractNum>
-  <w:abstractNum w:abstractNumId="3" w15:restartNumberingAfterBreak="0">
+  <w:abstractNum w:abstractNumId="4" w15:restartNumberingAfterBreak="0">
+    <w:nsid w:val="1CB04959"/>
+    <w:multiLevelType w:val="multilevel"/>
+    <w:tmpl w:val="3E30349C"/>
+    <w:lvl w:ilvl="0">
+      <w:start w:val="1"/>
+      <w:numFmt w:val="bullet"/>
+      <w:lvlText w:val=""/>
+      <w:lvlJc w:val="left"/>
+      <w:pPr>
+        <w:tabs>
+          <w:tab w:val="num" w:pos="720"/>
+        </w:tabs>
+        <w:ind w:left="720" w:hanging="360"/>
+      </w:pPr>
+      <w:rPr>
+        <w:rFonts w:ascii="Symbol" w:hAnsi="Symbol" w:hint="default"/>
+        <w:sz w:val="20"/>
+      </w:rPr>
+    </w:lvl>
+    <w:lvl w:ilvl="1" w:tentative="1">
+      <w:start w:val="1"/>
+      <w:numFmt w:val="bullet"/>
+      <w:lvlText w:val="o"/>
+      <w:lvlJc w:val="left"/>
+      <w:pPr>
+        <w:tabs>
+          <w:tab w:val="num" w:pos="1440"/>
+        </w:tabs>
+        <w:ind w:left="1440" w:hanging="360"/>
+      </w:pPr>
+      <w:rPr>
+        <w:rFonts w:ascii="Courier New" w:hAnsi="Courier New" w:hint="default"/>
+        <w:sz w:val="20"/>
+      </w:rPr>
+    </w:lvl>
+    <w:lvl w:ilvl="2" w:tentative="1">
+      <w:start w:val="1"/>
+      <w:numFmt w:val="bullet"/>
+      <w:lvlText w:val=""/>
+      <w:lvlJc w:val="left"/>
+      <w:pPr>
+        <w:tabs>
+          <w:tab w:val="num" w:pos="2160"/>
+        </w:tabs>
+        <w:ind w:left="2160" w:hanging="360"/>
+      </w:pPr>
+      <w:rPr>
+        <w:rFonts w:ascii="Wingdings" w:hAnsi="Wingdings" w:hint="default"/>
+        <w:sz w:val="20"/>
+      </w:rPr>
+    </w:lvl>
+    <w:lvl w:ilvl="3" w:tentative="1">
+      <w:start w:val="1"/>
+      <w:numFmt w:val="bullet"/>
+      <w:lvlText w:val=""/>
+      <w:lvlJc w:val="left"/>
+      <w:pPr>
+        <w:tabs>
+          <w:tab w:val="num" w:pos="2880"/>
+        </w:tabs>
+        <w:ind w:left="2880" w:hanging="360"/>
+      </w:pPr>
+      <w:rPr>
+        <w:rFonts w:ascii="Wingdings" w:hAnsi="Wingdings" w:hint="default"/>
+        <w:sz w:val="20"/>
+      </w:rPr>
+    </w:lvl>
+    <w:lvl w:ilvl="4" w:tentative="1">
+      <w:start w:val="1"/>
+      <w:numFmt w:val="bullet"/>
+      <w:lvlText w:val=""/>
+      <w:lvlJc w:val="left"/>
+      <w:pPr>
+        <w:tabs>
+          <w:tab w:val="num" w:pos="3600"/>
+        </w:tabs>
+        <w:ind w:left="3600" w:hanging="360"/>
+      </w:pPr>
+      <w:rPr>
+        <w:rFonts w:ascii="Wingdings" w:hAnsi="Wingdings" w:hint="default"/>
+        <w:sz w:val="20"/>
+      </w:rPr>
+    </w:lvl>
+    <w:lvl w:ilvl="5" w:tentative="1">
+      <w:start w:val="1"/>
+      <w:numFmt w:val="bullet"/>
+      <w:lvlText w:val=""/>
+      <w:lvlJc w:val="left"/>
+      <w:pPr>
+        <w:tabs>
+          <w:tab w:val="num" w:pos="4320"/>
+        </w:tabs>
+        <w:ind w:left="4320" w:hanging="360"/>
+      </w:pPr>
+      <w:rPr>
+        <w:rFonts w:ascii="Wingdings" w:hAnsi="Wingdings" w:hint="default"/>
+        <w:sz w:val="20"/>
+      </w:rPr>
+    </w:lvl>
+    <w:lvl w:ilvl="6" w:tentative="1">
+      <w:start w:val="1"/>
+      <w:numFmt w:val="bullet"/>
+      <w:lvlText w:val=""/>
+      <w:lvlJc w:val="left"/>
+      <w:pPr>
+        <w:tabs>
+          <w:tab w:val="num" w:pos="5040"/>
+        </w:tabs>
+        <w:ind w:left="5040" w:hanging="360"/>
+      </w:pPr>
+      <w:rPr>
+        <w:rFonts w:ascii="Wingdings" w:hAnsi="Wingdings" w:hint="default"/>
+        <w:sz w:val="20"/>
+      </w:rPr>
+    </w:lvl>
+    <w:lvl w:ilvl="7" w:tentative="1">
+      <w:start w:val="1"/>
+      <w:numFmt w:val="bullet"/>
+      <w:lvlText w:val=""/>
+      <w:lvlJc w:val="left"/>
+      <w:pPr>
+        <w:tabs>
+          <w:tab w:val="num" w:pos="5760"/>
+        </w:tabs>
+        <w:ind w:left="5760" w:hanging="360"/>
+      </w:pPr>
+      <w:rPr>
+        <w:rFonts w:ascii="Wingdings" w:hAnsi="Wingdings" w:hint="default"/>
+        <w:sz w:val="20"/>
+      </w:rPr>
+    </w:lvl>
+    <w:lvl w:ilvl="8" w:tentative="1">
+      <w:start w:val="1"/>
+      <w:numFmt w:val="bullet"/>
+      <w:lvlText w:val=""/>
+      <w:lvlJc w:val="left"/>
+      <w:pPr>
+        <w:tabs>
+          <w:tab w:val="num" w:pos="6480"/>
+        </w:tabs>
+        <w:ind w:left="6480" w:hanging="360"/>
+      </w:pPr>
+      <w:rPr>
+        <w:rFonts w:ascii="Wingdings" w:hAnsi="Wingdings" w:hint="default"/>
+        <w:sz w:val="20"/>
+      </w:rPr>
+    </w:lvl>
+  </w:abstractNum>
+  <w:abstractNum w:abstractNumId="5" w15:restartNumberingAfterBreak="0">
     <w:nsid w:val="335E6DAA"/>
     <w:multiLevelType w:val="multilevel"/>
     <w:tmpl w:val="D40A0CAA"/>
@@ -2532,7 +6126,7 @@
       </w:pPr>
     </w:lvl>
   </w:abstractNum>
-  <w:abstractNum w:abstractNumId="4" w15:restartNumberingAfterBreak="0">
+  <w:abstractNum w:abstractNumId="6" w15:restartNumberingAfterBreak="0">
     <w:nsid w:val="382F2E56"/>
     <w:multiLevelType w:val="hybridMultilevel"/>
     <w:tmpl w:val="8D822848"/>
@@ -2645,7 +6239,7 @@
       </w:rPr>
     </w:lvl>
   </w:abstractNum>
-  <w:abstractNum w:abstractNumId="5" w15:restartNumberingAfterBreak="0">
+  <w:abstractNum w:abstractNumId="7" w15:restartNumberingAfterBreak="0">
     <w:nsid w:val="48DF6664"/>
     <w:multiLevelType w:val="hybridMultilevel"/>
     <w:tmpl w:val="D0667124"/>
@@ -2758,7 +6352,7 @@
       </w:rPr>
     </w:lvl>
   </w:abstractNum>
-  <w:abstractNum w:abstractNumId="6" w15:restartNumberingAfterBreak="0">
+  <w:abstractNum w:abstractNumId="8" w15:restartNumberingAfterBreak="0">
     <w:nsid w:val="539E2187"/>
     <w:multiLevelType w:val="hybridMultilevel"/>
     <w:tmpl w:val="7A349C8E"/>
@@ -2871,7 +6465,7 @@
       </w:rPr>
     </w:lvl>
   </w:abstractNum>
-  <w:abstractNum w:abstractNumId="7" w15:restartNumberingAfterBreak="0">
+  <w:abstractNum w:abstractNumId="9" w15:restartNumberingAfterBreak="0">
     <w:nsid w:val="541C0E28"/>
     <w:multiLevelType w:val="multilevel"/>
     <w:tmpl w:val="A43AEEE0"/>
@@ -3020,7 +6614,7 @@
       </w:rPr>
     </w:lvl>
   </w:abstractNum>
-  <w:abstractNum w:abstractNumId="8" w15:restartNumberingAfterBreak="0">
+  <w:abstractNum w:abstractNumId="10" w15:restartNumberingAfterBreak="0">
     <w:nsid w:val="55463418"/>
     <w:multiLevelType w:val="hybridMultilevel"/>
     <w:tmpl w:val="AD50530C"/>
@@ -3133,7 +6727,7 @@
       </w:rPr>
     </w:lvl>
   </w:abstractNum>
-  <w:abstractNum w:abstractNumId="9" w15:restartNumberingAfterBreak="0">
+  <w:abstractNum w:abstractNumId="11" w15:restartNumberingAfterBreak="0">
     <w:nsid w:val="5C56262A"/>
     <w:multiLevelType w:val="hybridMultilevel"/>
     <w:tmpl w:val="76C2886C"/>
@@ -3246,7 +6840,7 @@
       </w:rPr>
     </w:lvl>
   </w:abstractNum>
-  <w:abstractNum w:abstractNumId="10" w15:restartNumberingAfterBreak="0">
+  <w:abstractNum w:abstractNumId="12" w15:restartNumberingAfterBreak="0">
     <w:nsid w:val="5D194AC2"/>
     <w:multiLevelType w:val="hybridMultilevel"/>
     <w:tmpl w:val="6E8446D0"/>
@@ -3359,7 +6953,156 @@
       </w:rPr>
     </w:lvl>
   </w:abstractNum>
-  <w:abstractNum w:abstractNumId="11" w15:restartNumberingAfterBreak="0">
+  <w:abstractNum w:abstractNumId="13" w15:restartNumberingAfterBreak="0">
+    <w:nsid w:val="62314FFB"/>
+    <w:multiLevelType w:val="multilevel"/>
+    <w:tmpl w:val="43823C86"/>
+    <w:lvl w:ilvl="0">
+      <w:start w:val="1"/>
+      <w:numFmt w:val="bullet"/>
+      <w:lvlText w:val=""/>
+      <w:lvlJc w:val="left"/>
+      <w:pPr>
+        <w:tabs>
+          <w:tab w:val="num" w:pos="720"/>
+        </w:tabs>
+        <w:ind w:left="720" w:hanging="360"/>
+      </w:pPr>
+      <w:rPr>
+        <w:rFonts w:ascii="Symbol" w:hAnsi="Symbol" w:hint="default"/>
+        <w:sz w:val="20"/>
+      </w:rPr>
+    </w:lvl>
+    <w:lvl w:ilvl="1" w:tentative="1">
+      <w:start w:val="1"/>
+      <w:numFmt w:val="bullet"/>
+      <w:lvlText w:val="o"/>
+      <w:lvlJc w:val="left"/>
+      <w:pPr>
+        <w:tabs>
+          <w:tab w:val="num" w:pos="1440"/>
+        </w:tabs>
+        <w:ind w:left="1440" w:hanging="360"/>
+      </w:pPr>
+      <w:rPr>
+        <w:rFonts w:ascii="Courier New" w:hAnsi="Courier New" w:hint="default"/>
+        <w:sz w:val="20"/>
+      </w:rPr>
+    </w:lvl>
+    <w:lvl w:ilvl="2" w:tentative="1">
+      <w:start w:val="1"/>
+      <w:numFmt w:val="bullet"/>
+      <w:lvlText w:val=""/>
+      <w:lvlJc w:val="left"/>
+      <w:pPr>
+        <w:tabs>
+          <w:tab w:val="num" w:pos="2160"/>
+        </w:tabs>
+        <w:ind w:left="2160" w:hanging="360"/>
+      </w:pPr>
+      <w:rPr>
+        <w:rFonts w:ascii="Wingdings" w:hAnsi="Wingdings" w:hint="default"/>
+        <w:sz w:val="20"/>
+      </w:rPr>
+    </w:lvl>
+    <w:lvl w:ilvl="3" w:tentative="1">
+      <w:start w:val="1"/>
+      <w:numFmt w:val="bullet"/>
+      <w:lvlText w:val=""/>
+      <w:lvlJc w:val="left"/>
+      <w:pPr>
+        <w:tabs>
+          <w:tab w:val="num" w:pos="2880"/>
+        </w:tabs>
+        <w:ind w:left="2880" w:hanging="360"/>
+      </w:pPr>
+      <w:rPr>
+        <w:rFonts w:ascii="Wingdings" w:hAnsi="Wingdings" w:hint="default"/>
+        <w:sz w:val="20"/>
+      </w:rPr>
+    </w:lvl>
+    <w:lvl w:ilvl="4" w:tentative="1">
+      <w:start w:val="1"/>
+      <w:numFmt w:val="bullet"/>
+      <w:lvlText w:val=""/>
+      <w:lvlJc w:val="left"/>
+      <w:pPr>
+        <w:tabs>
+          <w:tab w:val="num" w:pos="3600"/>
+        </w:tabs>
+        <w:ind w:left="3600" w:hanging="360"/>
+      </w:pPr>
+      <w:rPr>
+        <w:rFonts w:ascii="Wingdings" w:hAnsi="Wingdings" w:hint="default"/>
+        <w:sz w:val="20"/>
+      </w:rPr>
+    </w:lvl>
+    <w:lvl w:ilvl="5" w:tentative="1">
+      <w:start w:val="1"/>
+      <w:numFmt w:val="bullet"/>
+      <w:lvlText w:val=""/>
+      <w:lvlJc w:val="left"/>
+      <w:pPr>
+        <w:tabs>
+          <w:tab w:val="num" w:pos="4320"/>
+        </w:tabs>
+        <w:ind w:left="4320" w:hanging="360"/>
+      </w:pPr>
+      <w:rPr>
+        <w:rFonts w:ascii="Wingdings" w:hAnsi="Wingdings" w:hint="default"/>
+        <w:sz w:val="20"/>
+      </w:rPr>
+    </w:lvl>
+    <w:lvl w:ilvl="6" w:tentative="1">
+      <w:start w:val="1"/>
+      <w:numFmt w:val="bullet"/>
+      <w:lvlText w:val=""/>
+      <w:lvlJc w:val="left"/>
+      <w:pPr>
+        <w:tabs>
+          <w:tab w:val="num" w:pos="5040"/>
+        </w:tabs>
+        <w:ind w:left="5040" w:hanging="360"/>
+      </w:pPr>
+      <w:rPr>
+        <w:rFonts w:ascii="Wingdings" w:hAnsi="Wingdings" w:hint="default"/>
+        <w:sz w:val="20"/>
+      </w:rPr>
+    </w:lvl>
+    <w:lvl w:ilvl="7" w:tentative="1">
+      <w:start w:val="1"/>
+      <w:numFmt w:val="bullet"/>
+      <w:lvlText w:val=""/>
+      <w:lvlJc w:val="left"/>
+      <w:pPr>
+        <w:tabs>
+          <w:tab w:val="num" w:pos="5760"/>
+        </w:tabs>
+        <w:ind w:left="5760" w:hanging="360"/>
+      </w:pPr>
+      <w:rPr>
+        <w:rFonts w:ascii="Wingdings" w:hAnsi="Wingdings" w:hint="default"/>
+        <w:sz w:val="20"/>
+      </w:rPr>
+    </w:lvl>
+    <w:lvl w:ilvl="8" w:tentative="1">
+      <w:start w:val="1"/>
+      <w:numFmt w:val="bullet"/>
+      <w:lvlText w:val=""/>
+      <w:lvlJc w:val="left"/>
+      <w:pPr>
+        <w:tabs>
+          <w:tab w:val="num" w:pos="6480"/>
+        </w:tabs>
+        <w:ind w:left="6480" w:hanging="360"/>
+      </w:pPr>
+      <w:rPr>
+        <w:rFonts w:ascii="Wingdings" w:hAnsi="Wingdings" w:hint="default"/>
+        <w:sz w:val="20"/>
+      </w:rPr>
+    </w:lvl>
+  </w:abstractNum>
+  <w:abstractNum w:abstractNumId="14" w15:restartNumberingAfterBreak="0">
     <w:nsid w:val="68106C35"/>
     <w:multiLevelType w:val="hybridMultilevel"/>
     <w:tmpl w:val="5E5A2402"/>
@@ -3472,7 +7215,246 @@
       </w:rPr>
     </w:lvl>
   </w:abstractNum>
-  <w:abstractNum w:abstractNumId="12" w15:restartNumberingAfterBreak="0">
+  <w:abstractNum w:abstractNumId="15" w15:restartNumberingAfterBreak="0">
+    <w:nsid w:val="6B282F1E"/>
+    <w:multiLevelType w:val="multilevel"/>
+    <w:tmpl w:val="8788CFDC"/>
+    <w:lvl w:ilvl="0">
+      <w:start w:val="1"/>
+      <w:numFmt w:val="bullet"/>
+      <w:lvlText w:val=""/>
+      <w:lvlJc w:val="left"/>
+      <w:pPr>
+        <w:tabs>
+          <w:tab w:val="num" w:pos="720"/>
+        </w:tabs>
+        <w:ind w:left="720" w:hanging="360"/>
+      </w:pPr>
+      <w:rPr>
+        <w:rFonts w:ascii="Symbol" w:hAnsi="Symbol" w:hint="default"/>
+        <w:sz w:val="20"/>
+      </w:rPr>
+    </w:lvl>
+    <w:lvl w:ilvl="1" w:tentative="1">
+      <w:start w:val="1"/>
+      <w:numFmt w:val="bullet"/>
+      <w:lvlText w:val="o"/>
+      <w:lvlJc w:val="left"/>
+      <w:pPr>
+        <w:tabs>
+          <w:tab w:val="num" w:pos="1440"/>
+        </w:tabs>
+        <w:ind w:left="1440" w:hanging="360"/>
+      </w:pPr>
+      <w:rPr>
+        <w:rFonts w:ascii="Courier New" w:hAnsi="Courier New" w:hint="default"/>
+        <w:sz w:val="20"/>
+      </w:rPr>
+    </w:lvl>
+    <w:lvl w:ilvl="2" w:tentative="1">
+      <w:start w:val="1"/>
+      <w:numFmt w:val="bullet"/>
+      <w:lvlText w:val=""/>
+      <w:lvlJc w:val="left"/>
+      <w:pPr>
+        <w:tabs>
+          <w:tab w:val="num" w:pos="2160"/>
+        </w:tabs>
+        <w:ind w:left="2160" w:hanging="360"/>
+      </w:pPr>
+      <w:rPr>
+        <w:rFonts w:ascii="Wingdings" w:hAnsi="Wingdings" w:hint="default"/>
+        <w:sz w:val="20"/>
+      </w:rPr>
+    </w:lvl>
+    <w:lvl w:ilvl="3" w:tentative="1">
+      <w:start w:val="1"/>
+      <w:numFmt w:val="bullet"/>
+      <w:lvlText w:val=""/>
+      <w:lvlJc w:val="left"/>
+      <w:pPr>
+        <w:tabs>
+          <w:tab w:val="num" w:pos="2880"/>
+        </w:tabs>
+        <w:ind w:left="2880" w:hanging="360"/>
+      </w:pPr>
+      <w:rPr>
+        <w:rFonts w:ascii="Wingdings" w:hAnsi="Wingdings" w:hint="default"/>
+        <w:sz w:val="20"/>
+      </w:rPr>
+    </w:lvl>
+    <w:lvl w:ilvl="4" w:tentative="1">
+      <w:start w:val="1"/>
+      <w:numFmt w:val="bullet"/>
+      <w:lvlText w:val=""/>
+      <w:lvlJc w:val="left"/>
+      <w:pPr>
+        <w:tabs>
+          <w:tab w:val="num" w:pos="3600"/>
+        </w:tabs>
+        <w:ind w:left="3600" w:hanging="360"/>
+      </w:pPr>
+      <w:rPr>
+        <w:rFonts w:ascii="Wingdings" w:hAnsi="Wingdings" w:hint="default"/>
+        <w:sz w:val="20"/>
+      </w:rPr>
+    </w:lvl>
+    <w:lvl w:ilvl="5" w:tentative="1">
+      <w:start w:val="1"/>
+      <w:numFmt w:val="bullet"/>
+      <w:lvlText w:val=""/>
+      <w:lvlJc w:val="left"/>
+      <w:pPr>
+        <w:tabs>
+          <w:tab w:val="num" w:pos="4320"/>
+        </w:tabs>
+        <w:ind w:left="4320" w:hanging="360"/>
+      </w:pPr>
+      <w:rPr>
+        <w:rFonts w:ascii="Wingdings" w:hAnsi="Wingdings" w:hint="default"/>
+        <w:sz w:val="20"/>
+      </w:rPr>
+    </w:lvl>
+    <w:lvl w:ilvl="6" w:tentative="1">
+      <w:start w:val="1"/>
+      <w:numFmt w:val="bullet"/>
+      <w:lvlText w:val=""/>
+      <w:lvlJc w:val="left"/>
+      <w:pPr>
+        <w:tabs>
+          <w:tab w:val="num" w:pos="5040"/>
+        </w:tabs>
+        <w:ind w:left="5040" w:hanging="360"/>
+      </w:pPr>
+      <w:rPr>
+        <w:rFonts w:ascii="Wingdings" w:hAnsi="Wingdings" w:hint="default"/>
+        <w:sz w:val="20"/>
+      </w:rPr>
+    </w:lvl>
+    <w:lvl w:ilvl="7" w:tentative="1">
+      <w:start w:val="1"/>
+      <w:numFmt w:val="bullet"/>
+      <w:lvlText w:val=""/>
+      <w:lvlJc w:val="left"/>
+      <w:pPr>
+        <w:tabs>
+          <w:tab w:val="num" w:pos="5760"/>
+        </w:tabs>
+        <w:ind w:left="5760" w:hanging="360"/>
+      </w:pPr>
+      <w:rPr>
+        <w:rFonts w:ascii="Wingdings" w:hAnsi="Wingdings" w:hint="default"/>
+        <w:sz w:val="20"/>
+      </w:rPr>
+    </w:lvl>
+    <w:lvl w:ilvl="8" w:tentative="1">
+      <w:start w:val="1"/>
+      <w:numFmt w:val="bullet"/>
+      <w:lvlText w:val=""/>
+      <w:lvlJc w:val="left"/>
+      <w:pPr>
+        <w:tabs>
+          <w:tab w:val="num" w:pos="6480"/>
+        </w:tabs>
+        <w:ind w:left="6480" w:hanging="360"/>
+      </w:pPr>
+      <w:rPr>
+        <w:rFonts w:ascii="Wingdings" w:hAnsi="Wingdings" w:hint="default"/>
+        <w:sz w:val="20"/>
+      </w:rPr>
+    </w:lvl>
+  </w:abstractNum>
+  <w:abstractNum w:abstractNumId="16" w15:restartNumberingAfterBreak="0">
+    <w:nsid w:val="76B30467"/>
+    <w:multiLevelType w:val="hybridMultilevel"/>
+    <w:tmpl w:val="30B62B10"/>
+    <w:lvl w:ilvl="0" w:tplc="8A404ED8">
+      <w:start w:val="1"/>
+      <w:numFmt w:val="decimal"/>
+      <w:lvlText w:val="%1."/>
+      <w:lvlJc w:val="left"/>
+      <w:pPr>
+        <w:ind w:left="1080" w:hanging="360"/>
+      </w:pPr>
+      <w:rPr>
+        <w:rFonts w:hint="default"/>
+        <w:b w:val="0"/>
+      </w:rPr>
+    </w:lvl>
+    <w:lvl w:ilvl="1" w:tplc="04090019" w:tentative="1">
+      <w:start w:val="1"/>
+      <w:numFmt w:val="lowerLetter"/>
+      <w:lvlText w:val="%2."/>
+      <w:lvlJc w:val="left"/>
+      <w:pPr>
+        <w:ind w:left="1800" w:hanging="360"/>
+      </w:pPr>
+    </w:lvl>
+    <w:lvl w:ilvl="2" w:tplc="0409001B" w:tentative="1">
+      <w:start w:val="1"/>
+      <w:numFmt w:val="lowerRoman"/>
+      <w:lvlText w:val="%3."/>
+      <w:lvlJc w:val="right"/>
+      <w:pPr>
+        <w:ind w:left="2520" w:hanging="180"/>
+      </w:pPr>
+    </w:lvl>
+    <w:lvl w:ilvl="3" w:tplc="0409000F" w:tentative="1">
+      <w:start w:val="1"/>
+      <w:numFmt w:val="decimal"/>
+      <w:lvlText w:val="%4."/>
+      <w:lvlJc w:val="left"/>
+      <w:pPr>
+        <w:ind w:left="3240" w:hanging="360"/>
+      </w:pPr>
+    </w:lvl>
+    <w:lvl w:ilvl="4" w:tplc="04090019" w:tentative="1">
+      <w:start w:val="1"/>
+      <w:numFmt w:val="lowerLetter"/>
+      <w:lvlText w:val="%5."/>
+      <w:lvlJc w:val="left"/>
+      <w:pPr>
+        <w:ind w:left="3960" w:hanging="360"/>
+      </w:pPr>
+    </w:lvl>
+    <w:lvl w:ilvl="5" w:tplc="0409001B" w:tentative="1">
+      <w:start w:val="1"/>
+      <w:numFmt w:val="lowerRoman"/>
+      <w:lvlText w:val="%6."/>
+      <w:lvlJc w:val="right"/>
+      <w:pPr>
+        <w:ind w:left="4680" w:hanging="180"/>
+      </w:pPr>
+    </w:lvl>
+    <w:lvl w:ilvl="6" w:tplc="0409000F" w:tentative="1">
+      <w:start w:val="1"/>
+      <w:numFmt w:val="decimal"/>
+      <w:lvlText w:val="%7."/>
+      <w:lvlJc w:val="left"/>
+      <w:pPr>
+        <w:ind w:left="5400" w:hanging="360"/>
+      </w:pPr>
+    </w:lvl>
+    <w:lvl w:ilvl="7" w:tplc="04090019" w:tentative="1">
+      <w:start w:val="1"/>
+      <w:numFmt w:val="lowerLetter"/>
+      <w:lvlText w:val="%8."/>
+      <w:lvlJc w:val="left"/>
+      <w:pPr>
+        <w:ind w:left="6120" w:hanging="360"/>
+      </w:pPr>
+    </w:lvl>
+    <w:lvl w:ilvl="8" w:tplc="0409001B" w:tentative="1">
+      <w:start w:val="1"/>
+      <w:numFmt w:val="lowerRoman"/>
+      <w:lvlText w:val="%9."/>
+      <w:lvlJc w:val="right"/>
+      <w:pPr>
+        <w:ind w:left="6840" w:hanging="180"/>
+      </w:pPr>
+    </w:lvl>
+  </w:abstractNum>
+  <w:abstractNum w:abstractNumId="17" w15:restartNumberingAfterBreak="0">
     <w:nsid w:val="787E4018"/>
     <w:multiLevelType w:val="hybridMultilevel"/>
     <w:tmpl w:val="A66CF6B0"/>
@@ -3585,7 +7567,7 @@
       </w:rPr>
     </w:lvl>
   </w:abstractNum>
-  <w:abstractNum w:abstractNumId="13" w15:restartNumberingAfterBreak="0">
+  <w:abstractNum w:abstractNumId="18" w15:restartNumberingAfterBreak="0">
     <w:nsid w:val="7C7B5D5A"/>
     <w:multiLevelType w:val="multilevel"/>
     <w:tmpl w:val="0F800E16"/>
@@ -3734,7 +7716,7 @@
       </w:rPr>
     </w:lvl>
   </w:abstractNum>
-  <w:abstractNum w:abstractNumId="14" w15:restartNumberingAfterBreak="0">
+  <w:abstractNum w:abstractNumId="19" w15:restartNumberingAfterBreak="0">
     <w:nsid w:val="7D5F0650"/>
     <w:multiLevelType w:val="hybridMultilevel"/>
     <w:tmpl w:val="1B249FB2"/>
@@ -3848,49 +7830,49 @@
     </w:lvl>
   </w:abstractNum>
   <w:num w:numId="1" w16cid:durableId="302194284">
+    <w:abstractNumId w:val="2"/>
+  </w:num>
+  <w:num w:numId="2" w16cid:durableId="1632861841">
+    <w:abstractNumId w:val="8"/>
+  </w:num>
+  <w:num w:numId="3" w16cid:durableId="892498404">
+    <w:abstractNumId w:val="19"/>
+  </w:num>
+  <w:num w:numId="4" w16cid:durableId="975142219">
+    <w:abstractNumId w:val="17"/>
+  </w:num>
+  <w:num w:numId="5" w16cid:durableId="1923491126">
+    <w:abstractNumId w:val="7"/>
+  </w:num>
+  <w:num w:numId="6" w16cid:durableId="1990089926">
+    <w:abstractNumId w:val="10"/>
+  </w:num>
+  <w:num w:numId="7" w16cid:durableId="988170777">
+    <w:abstractNumId w:val="11"/>
+  </w:num>
+  <w:num w:numId="8" w16cid:durableId="313067613">
     <w:abstractNumId w:val="1"/>
   </w:num>
-  <w:num w:numId="2" w16cid:durableId="1632861841">
+  <w:num w:numId="9" w16cid:durableId="877665506">
     <w:abstractNumId w:val="6"/>
   </w:num>
-  <w:num w:numId="3" w16cid:durableId="892498404">
+  <w:num w:numId="10" w16cid:durableId="454107797">
     <w:abstractNumId w:val="14"/>
   </w:num>
-  <w:num w:numId="4" w16cid:durableId="975142219">
-    <w:abstractNumId w:val="12"/>
+  <w:num w:numId="11" w16cid:durableId="1323461796">
+    <w:abstractNumId w:val="18"/>
   </w:num>
-  <w:num w:numId="5" w16cid:durableId="1923491126">
+  <w:num w:numId="12" w16cid:durableId="1382709837">
+    <w:abstractNumId w:val="3"/>
+  </w:num>
+  <w:num w:numId="13" w16cid:durableId="1214847964">
+    <w:abstractNumId w:val="9"/>
+  </w:num>
+  <w:num w:numId="14" w16cid:durableId="264114160">
     <w:abstractNumId w:val="5"/>
   </w:num>
-  <w:num w:numId="6" w16cid:durableId="1990089926">
-    <w:abstractNumId w:val="8"/>
-  </w:num>
-  <w:num w:numId="7" w16cid:durableId="988170777">
-    <w:abstractNumId w:val="9"/>
-  </w:num>
-  <w:num w:numId="8" w16cid:durableId="313067613">
-    <w:abstractNumId w:val="0"/>
-  </w:num>
-  <w:num w:numId="9" w16cid:durableId="877665506">
-    <w:abstractNumId w:val="4"/>
-  </w:num>
-  <w:num w:numId="10" w16cid:durableId="454107797">
-    <w:abstractNumId w:val="11"/>
-  </w:num>
-  <w:num w:numId="11" w16cid:durableId="1323461796">
-    <w:abstractNumId w:val="13"/>
-  </w:num>
-  <w:num w:numId="12" w16cid:durableId="1382709837">
-    <w:abstractNumId w:val="2"/>
-  </w:num>
-  <w:num w:numId="13" w16cid:durableId="1214847964">
-    <w:abstractNumId w:val="7"/>
-  </w:num>
-  <w:num w:numId="14" w16cid:durableId="264114160">
-    <w:abstractNumId w:val="3"/>
-  </w:num>
   <w:num w:numId="15" w16cid:durableId="2106993760">
-    <w:abstractNumId w:val="3"/>
+    <w:abstractNumId w:val="5"/>
     <w:lvlOverride w:ilvl="1">
       <w:lvl w:ilvl="1">
         <w:numFmt w:val="lowerLetter"/>
@@ -3900,7 +7882,7 @@
     </w:lvlOverride>
   </w:num>
   <w:num w:numId="16" w16cid:durableId="819422322">
-    <w:abstractNumId w:val="3"/>
+    <w:abstractNumId w:val="5"/>
     <w:lvlOverride w:ilvl="1">
       <w:lvl w:ilvl="1">
         <w:numFmt w:val="lowerLetter"/>
@@ -3910,7 +7892,7 @@
     </w:lvlOverride>
   </w:num>
   <w:num w:numId="17" w16cid:durableId="1160997479">
-    <w:abstractNumId w:val="3"/>
+    <w:abstractNumId w:val="5"/>
     <w:lvlOverride w:ilvl="1">
       <w:lvl w:ilvl="1">
         <w:numFmt w:val="lowerLetter"/>
@@ -3920,7 +7902,22 @@
     </w:lvlOverride>
   </w:num>
   <w:num w:numId="18" w16cid:durableId="1071268620">
-    <w:abstractNumId w:val="10"/>
+    <w:abstractNumId w:val="12"/>
+  </w:num>
+  <w:num w:numId="19" w16cid:durableId="347290902">
+    <w:abstractNumId w:val="16"/>
+  </w:num>
+  <w:num w:numId="20" w16cid:durableId="622808581">
+    <w:abstractNumId w:val="0"/>
+  </w:num>
+  <w:num w:numId="21" w16cid:durableId="1233126842">
+    <w:abstractNumId w:val="4"/>
+  </w:num>
+  <w:num w:numId="22" w16cid:durableId="1813868289">
+    <w:abstractNumId w:val="15"/>
+  </w:num>
+  <w:num w:numId="23" w16cid:durableId="897087501">
+    <w:abstractNumId w:val="13"/>
   </w:num>
   <w:numIdMacAtCleanup w:val="10"/>
 </w:numbering>
